--- a/작업일지/8주차.docx
+++ b/작업일지/8주차.docx
@@ -1,6 +1,6 @@
 
 <file path=word/document.xml><?xml version="1.0" encoding="utf-8"?>
-<w:document xmlns:wpc="http://schemas.microsoft.com/office/word/2010/wordprocessingCanvas" xmlns:cx="http://schemas.microsoft.com/office/drawing/2014/chartex" xmlns:cx1="http://schemas.microsoft.com/office/drawing/2015/9/8/chartex" xmlns:cx2="http://schemas.microsoft.com/office/drawing/2015/10/21/chartex" xmlns:cx3="http://schemas.microsoft.com/office/drawing/2016/5/9/chartex" xmlns:cx4="http://schemas.microsoft.com/office/drawing/2016/5/10/chartex" xmlns:cx5="http://schemas.microsoft.com/office/drawing/2016/5/11/chartex" xmlns:cx6="http://schemas.microsoft.com/office/drawing/2016/5/12/chartex" xmlns:cx7="http://schemas.microsoft.com/office/drawing/2016/5/13/chartex" xmlns:cx8="http://schemas.microsoft.com/office/drawing/2016/5/14/chartex" xmlns:mc="http://schemas.openxmlformats.org/markup-compatibility/2006" xmlns:aink="http://schemas.microsoft.com/office/drawing/2016/ink" xmlns:am3d="http://schemas.microsoft.com/office/drawing/2017/model3d" xmlns:o="urn:schemas-microsoft-com:office:office" xmlns:oel="http://schemas.microsoft.com/office/2019/extlst" xmlns:r="http://schemas.openxmlformats.org/officeDocument/2006/relationships" xmlns:m="http://schemas.openxmlformats.org/officeDocument/2006/math" xmlns:v="urn:schemas-microsoft-com:vml" xmlns:wp14="http://schemas.microsoft.com/office/word/2010/wordprocessingDrawing" xmlns:wp="http://schemas.openxmlformats.org/drawingml/2006/wordprocessingDrawing" xmlns:w10="urn:schemas-microsoft-com:office:word" xmlns:w="http://schemas.openxmlformats.org/wordprocessingml/2006/main" xmlns:w14="http://schemas.microsoft.com/office/word/2010/wordml" xmlns:w15="http://schemas.microsoft.com/office/word/2012/wordml" xmlns:w16cex="http://schemas.microsoft.com/office/word/2018/wordml/cex" xmlns:w16cid="http://schemas.microsoft.com/office/word/2016/wordml/cid" xmlns:w16="http://schemas.microsoft.com/office/word/2018/wordml" xmlns:w16du="http://schemas.microsoft.com/office/word/2023/wordml/word16du" xmlns:w16sdtdh="http://schemas.microsoft.com/office/word/2020/wordml/sdtdatahash" xmlns:w16sdtfl="http://schemas.microsoft.com/office/word/2024/wordml/sdtformatlock" xmlns:w16se="http://schemas.microsoft.com/office/word/2015/wordml/symex" xmlns:wpg="http://schemas.microsoft.com/office/word/2010/wordprocessingGroup" xmlns:wpi="http://schemas.microsoft.com/office/word/2010/wordprocessingInk" xmlns:wne="http://schemas.microsoft.com/office/word/2006/wordml" xmlns:wps="http://schemas.microsoft.com/office/word/2010/wordprocessingShape" mc:Ignorable="w14 w15 w16se w16cid w16 w16cex w16sdtdh w16sdtfl w16du wp14">
+<w:document xmlns:wpc="http://schemas.microsoft.com/office/word/2010/wordprocessingCanvas" xmlns:cx="http://schemas.microsoft.com/office/drawing/2014/chartex" xmlns:cx1="http://schemas.microsoft.com/office/drawing/2015/9/8/chartex" xmlns:cx2="http://schemas.microsoft.com/office/drawing/2015/10/21/chartex" xmlns:cx3="http://schemas.microsoft.com/office/drawing/2016/5/9/chartex" xmlns:cx4="http://schemas.microsoft.com/office/drawing/2016/5/10/chartex" xmlns:cx5="http://schemas.microsoft.com/office/drawing/2016/5/11/chartex" xmlns:cx6="http://schemas.microsoft.com/office/drawing/2016/5/12/chartex" xmlns:cx7="http://schemas.microsoft.com/office/drawing/2016/5/13/chartex" xmlns:cx8="http://schemas.microsoft.com/office/drawing/2016/5/14/chartex" xmlns:mc="http://schemas.openxmlformats.org/markup-compatibility/2006" xmlns:aink="http://schemas.microsoft.com/office/drawing/2016/ink" xmlns:am3d="http://schemas.microsoft.com/office/drawing/2017/model3d" xmlns:o="urn:schemas-microsoft-com:office:office" xmlns:r="http://schemas.openxmlformats.org/officeDocument/2006/relationships" xmlns:m="http://schemas.openxmlformats.org/officeDocument/2006/math" xmlns:v="urn:schemas-microsoft-com:vml" xmlns:wp14="http://schemas.microsoft.com/office/word/2010/wordprocessingDrawing" xmlns:wp="http://schemas.openxmlformats.org/drawingml/2006/wordprocessingDrawing" xmlns:w10="urn:schemas-microsoft-com:office:word" xmlns:w="http://schemas.openxmlformats.org/wordprocessingml/2006/main" xmlns:w14="http://schemas.microsoft.com/office/word/2010/wordml" xmlns:w15="http://schemas.microsoft.com/office/word/2012/wordml" xmlns:w16cid="http://schemas.microsoft.com/office/word/2016/wordml/cid" xmlns:w16se="http://schemas.microsoft.com/office/word/2015/wordml/symex" xmlns:wpg="http://schemas.microsoft.com/office/word/2010/wordprocessingGroup" xmlns:wpi="http://schemas.microsoft.com/office/word/2010/wordprocessingInk" xmlns:wne="http://schemas.microsoft.com/office/word/2006/wordml" xmlns:wps="http://schemas.microsoft.com/office/word/2010/wordprocessingShape" mc:Ignorable="w14 w15 w16se w16cid wp14">
   <w:body>
     <w:tbl>
       <w:tblPr>
@@ -223,7 +223,6 @@
             <w:pPr>
               <w:jc w:val="center"/>
               <w:rPr>
-                <w:rFonts w:hint="eastAsia"/>
                 <w:b/>
               </w:rPr>
             </w:pPr>
@@ -350,6 +349,87 @@
                 <w:bCs/>
               </w:rPr>
             </w:pPr>
+            <w:r>
+              <w:rPr>
+                <w:rFonts w:hint="eastAsia"/>
+                <w:b/>
+                <w:bCs/>
+              </w:rPr>
+              <w:t>U</w:t>
+            </w:r>
+            <w:r>
+              <w:rPr>
+                <w:b/>
+                <w:bCs/>
+              </w:rPr>
+              <w:t>nreal Editor</w:t>
+            </w:r>
+            <w:r>
+              <w:rPr>
+                <w:rFonts w:hint="eastAsia"/>
+                <w:b/>
+                <w:bCs/>
+              </w:rPr>
+              <w:t xml:space="preserve">를 이용한 </w:t>
+            </w:r>
+            <w:r>
+              <w:rPr>
+                <w:b/>
+                <w:bCs/>
+              </w:rPr>
+              <w:t xml:space="preserve">JSON </w:t>
+            </w:r>
+            <w:r>
+              <w:rPr>
+                <w:rFonts w:hint="eastAsia"/>
+                <w:b/>
+                <w:bCs/>
+              </w:rPr>
+              <w:t xml:space="preserve">파일의 </w:t>
+            </w:r>
+            <w:proofErr w:type="spellStart"/>
+            <w:r>
+              <w:rPr>
+                <w:rFonts w:hint="eastAsia"/>
+                <w:b/>
+                <w:bCs/>
+              </w:rPr>
+              <w:t>메쉬들에게</w:t>
+            </w:r>
+            <w:proofErr w:type="spellEnd"/>
+            <w:r>
+              <w:rPr>
+                <w:rFonts w:hint="eastAsia"/>
+                <w:b/>
+                <w:bCs/>
+              </w:rPr>
+              <w:t xml:space="preserve"> 필요한</w:t>
+            </w:r>
+            <w:r>
+              <w:rPr>
+                <w:rFonts w:hint="eastAsia"/>
+                <w:b/>
+                <w:bCs/>
+              </w:rPr>
+              <w:t xml:space="preserve"> </w:t>
+            </w:r>
+            <w:proofErr w:type="spellStart"/>
+            <w:r>
+              <w:rPr>
+                <w:b/>
+                <w:bCs/>
+              </w:rPr>
+              <w:t>dds</w:t>
+            </w:r>
+            <w:proofErr w:type="spellEnd"/>
+            <w:r>
+              <w:rPr>
+                <w:rFonts w:hint="eastAsia"/>
+                <w:b/>
+                <w:bCs/>
+              </w:rPr>
+              <w:t>파일 생성</w:t>
+            </w:r>
           </w:p>
         </w:tc>
       </w:tr>
@@ -380,12 +460,793 @@
     </w:p>
     <w:p>
       <w:pPr>
+        <w:widowControl/>
+        <w:wordWrap/>
+        <w:autoSpaceDE/>
+        <w:autoSpaceDN/>
+        <w:spacing w:before="100" w:beforeAutospacing="1" w:after="100" w:afterAutospacing="1" w:line="240" w:lineRule="auto"/>
+        <w:jc w:val="left"/>
+        <w:rPr>
+          <w:rFonts w:ascii="굴림" w:eastAsia="굴림" w:hAnsi="굴림" w:cs="굴림"/>
+          <w:kern w:val="0"/>
+          <w:sz w:val="24"/>
+          <w:szCs w:val="24"/>
+        </w:rPr>
+      </w:pPr>
+      <w:r>
+        <w:rPr>
+          <w:rFonts w:ascii="굴림" w:eastAsia="굴림" w:hAnsi="굴림" w:cs="굴림"/>
+          <w:kern w:val="0"/>
+          <w:sz w:val="24"/>
+          <w:szCs w:val="24"/>
+        </w:rPr>
+        <w:tab/>
+        <w:t xml:space="preserve">Texture 코드 </w:t>
+      </w:r>
+      <w:proofErr w:type="spellStart"/>
+      <w:r>
+        <w:rPr>
+          <w:rFonts w:ascii="굴림" w:eastAsia="굴림" w:hAnsi="굴림" w:cs="굴림"/>
+          <w:kern w:val="0"/>
+          <w:sz w:val="24"/>
+          <w:szCs w:val="24"/>
+        </w:rPr>
+        <w:t>dds</w:t>
+      </w:r>
+      <w:proofErr w:type="spellEnd"/>
+      <w:r>
+        <w:rPr>
+          <w:rFonts w:ascii="굴림" w:eastAsia="굴림" w:hAnsi="굴림" w:cs="굴림"/>
+          <w:kern w:val="0"/>
+          <w:sz w:val="24"/>
+          <w:szCs w:val="24"/>
+        </w:rPr>
+        <w:t xml:space="preserve">를 뽑도록 바꿈 </w:t>
+      </w:r>
+      <w:proofErr w:type="spellStart"/>
+      <w:r>
+        <w:rPr>
+          <w:rFonts w:ascii="굴림" w:eastAsia="굴림" w:hAnsi="굴림" w:cs="굴림"/>
+          <w:kern w:val="0"/>
+          <w:sz w:val="24"/>
+          <w:szCs w:val="24"/>
+        </w:rPr>
+        <w:t>dds</w:t>
+      </w:r>
+      <w:proofErr w:type="spellEnd"/>
+      <w:r>
+        <w:rPr>
+          <w:rFonts w:ascii="굴림" w:eastAsia="굴림" w:hAnsi="굴림" w:cs="굴림"/>
+          <w:kern w:val="0"/>
+          <w:sz w:val="24"/>
+          <w:szCs w:val="24"/>
+        </w:rPr>
+        <w:t xml:space="preserve">가 Textures 폴더에 </w:t>
+      </w:r>
+      <w:proofErr w:type="spellStart"/>
+      <w:r>
+        <w:rPr>
+          <w:rFonts w:ascii="굴림" w:eastAsia="굴림" w:hAnsi="굴림" w:cs="굴림"/>
+          <w:kern w:val="0"/>
+          <w:sz w:val="24"/>
+          <w:szCs w:val="24"/>
+        </w:rPr>
+        <w:t>들어갈거임</w:t>
+      </w:r>
+      <w:proofErr w:type="spellEnd"/>
+    </w:p>
+    <w:p>
+      <w:pPr>
+        <w:widowControl/>
+        <w:wordWrap/>
+        <w:autoSpaceDE/>
+        <w:autoSpaceDN/>
+        <w:spacing w:before="100" w:beforeAutospacing="1" w:after="100" w:afterAutospacing="1" w:line="240" w:lineRule="auto"/>
+        <w:ind w:left="800"/>
+        <w:jc w:val="left"/>
+        <w:rPr>
+          <w:rFonts w:ascii="굴림" w:eastAsia="굴림" w:hAnsi="굴림" w:cs="굴림"/>
+          <w:kern w:val="0"/>
+          <w:sz w:val="24"/>
+          <w:szCs w:val="24"/>
+        </w:rPr>
+      </w:pPr>
+      <w:r>
+        <w:rPr>
+          <w:rFonts w:ascii="굴림" w:eastAsia="굴림" w:hAnsi="굴림" w:cs="굴림"/>
+          <w:kern w:val="0"/>
+          <w:sz w:val="24"/>
+          <w:szCs w:val="24"/>
+        </w:rPr>
+        <w:t xml:space="preserve">다만, 해상도가 너무 높아 </w:t>
+      </w:r>
+      <w:proofErr w:type="spellStart"/>
+      <w:r>
+        <w:rPr>
+          <w:rFonts w:ascii="굴림" w:eastAsia="굴림" w:hAnsi="굴림" w:cs="굴림"/>
+          <w:kern w:val="0"/>
+          <w:sz w:val="24"/>
+          <w:szCs w:val="24"/>
+        </w:rPr>
+        <w:t>dds</w:t>
+      </w:r>
+      <w:proofErr w:type="spellEnd"/>
+      <w:r>
+        <w:rPr>
+          <w:rFonts w:ascii="굴림" w:eastAsia="굴림" w:hAnsi="굴림" w:cs="굴림"/>
+          <w:kern w:val="0"/>
+          <w:sz w:val="24"/>
+          <w:szCs w:val="24"/>
+        </w:rPr>
+        <w:t xml:space="preserve">가 1gb가 넘게 나와 각 asset의 해상도를 1024/1024로 고정하도록 설정해주고 </w:t>
+      </w:r>
+      <w:r>
+        <w:rPr>
+          <w:rFonts w:ascii="굴림" w:eastAsia="굴림" w:hAnsi="굴림" w:cs="굴림"/>
+          <w:b/>
+          <w:bCs/>
+          <w:kern w:val="0"/>
+          <w:sz w:val="24"/>
+          <w:szCs w:val="24"/>
+        </w:rPr>
+        <w:t>NVIDIA Texture Tools</w:t>
+      </w:r>
+      <w:r>
+        <w:rPr>
+          <w:rFonts w:ascii="굴림" w:eastAsia="굴림" w:hAnsi="굴림" w:cs="굴림"/>
+          <w:kern w:val="0"/>
+          <w:sz w:val="24"/>
+          <w:szCs w:val="24"/>
+        </w:rPr>
+        <w:t xml:space="preserve">을 이용해서 60개의 </w:t>
+      </w:r>
+      <w:proofErr w:type="spellStart"/>
+      <w:r>
+        <w:rPr>
+          <w:rFonts w:ascii="굴림" w:eastAsia="굴림" w:hAnsi="굴림" w:cs="굴림"/>
+          <w:kern w:val="0"/>
+          <w:sz w:val="24"/>
+          <w:szCs w:val="24"/>
+        </w:rPr>
+        <w:t>dds</w:t>
+      </w:r>
+      <w:proofErr w:type="spellEnd"/>
+      <w:r>
+        <w:rPr>
+          <w:rFonts w:ascii="굴림" w:eastAsia="굴림" w:hAnsi="굴림" w:cs="굴림"/>
+          <w:kern w:val="0"/>
+          <w:sz w:val="24"/>
+          <w:szCs w:val="24"/>
+        </w:rPr>
+        <w:t>를 484mb로 줄임</w:t>
+      </w:r>
+    </w:p>
+    <w:p>
+      <w:pPr>
+        <w:pStyle w:val="a8"/>
+        <w:jc w:val="left"/>
+        <w:rPr>
+          <w:rFonts w:ascii="굴림" w:eastAsia="굴림" w:hAnsi="굴림" w:cs="굴림"/>
+          <w:kern w:val="0"/>
+        </w:rPr>
+      </w:pPr>
+      <w:r>
         <w:rPr>
           <w:b/>
           <w:bCs/>
           <w:sz w:val="22"/>
         </w:rPr>
-      </w:pPr>
+        <w:tab/>
+      </w:r>
+    </w:p>
+    <w:p>
+      <w:pPr>
+        <w:widowControl/>
+        <w:numPr>
+          <w:ilvl w:val="1"/>
+          <w:numId w:val="2"/>
+        </w:numPr>
+        <w:wordWrap/>
+        <w:autoSpaceDE/>
+        <w:autoSpaceDN/>
+        <w:spacing w:before="100" w:beforeAutospacing="1" w:after="100" w:afterAutospacing="1" w:line="240" w:lineRule="auto"/>
+        <w:ind w:left="1440" w:hanging="360"/>
+        <w:jc w:val="left"/>
+        <w:rPr>
+          <w:rFonts w:ascii="굴림" w:eastAsia="굴림" w:hAnsi="굴림" w:cs="굴림"/>
+          <w:kern w:val="0"/>
+          <w:sz w:val="24"/>
+          <w:szCs w:val="24"/>
+        </w:rPr>
+      </w:pPr>
+      <w:r>
+        <w:rPr>
+          <w:rFonts w:ascii="굴림" w:eastAsia="굴림" w:hAnsi="굴림" w:cs="굴림"/>
+          <w:b/>
+          <w:bCs/>
+          <w:kern w:val="0"/>
+          <w:sz w:val="24"/>
+          <w:szCs w:val="24"/>
+        </w:rPr>
+        <w:t>NVIDIA Texture Tools (</w:t>
+      </w:r>
+      <w:r>
+        <w:rPr>
+          <w:rFonts w:ascii="Courier New" w:eastAsia="굴림" w:hAnsi="Courier New" w:cs="굴림"/>
+          <w:b/>
+          <w:bCs/>
+          <w:kern w:val="0"/>
+          <w:sz w:val="24"/>
+          <w:szCs w:val="24"/>
+        </w:rPr>
+        <w:t>nvcompress.exe</w:t>
+      </w:r>
+      <w:r>
+        <w:rPr>
+          <w:rFonts w:ascii="굴림" w:eastAsia="굴림" w:hAnsi="굴림" w:cs="굴림"/>
+          <w:b/>
+          <w:bCs/>
+          <w:kern w:val="0"/>
+          <w:sz w:val="24"/>
+          <w:szCs w:val="24"/>
+        </w:rPr>
+        <w:t>)</w:t>
+      </w:r>
+      <w:r>
+        <w:rPr>
+          <w:rFonts w:ascii="굴림" w:eastAsia="굴림" w:hAnsi="굴림" w:cs="굴림"/>
+          <w:kern w:val="0"/>
+          <w:sz w:val="24"/>
+          <w:szCs w:val="24"/>
+        </w:rPr>
+        <w:t xml:space="preserve"> 라는 외부 커맨드라인 툴을 사용.</w:t>
+      </w:r>
+    </w:p>
+    <w:p>
+      <w:pPr>
+        <w:widowControl/>
+        <w:numPr>
+          <w:ilvl w:val="1"/>
+          <w:numId w:val="2"/>
+        </w:numPr>
+        <w:wordWrap/>
+        <w:autoSpaceDE/>
+        <w:autoSpaceDN/>
+        <w:spacing w:before="100" w:beforeAutospacing="1" w:after="100" w:afterAutospacing="1" w:line="240" w:lineRule="auto"/>
+        <w:ind w:left="1440" w:hanging="360"/>
+        <w:jc w:val="left"/>
+        <w:rPr>
+          <w:rFonts w:ascii="굴림" w:eastAsia="굴림" w:hAnsi="굴림" w:cs="굴림"/>
+          <w:kern w:val="0"/>
+          <w:sz w:val="24"/>
+          <w:szCs w:val="24"/>
+        </w:rPr>
+      </w:pPr>
+      <w:r>
+        <w:rPr>
+          <w:rFonts w:ascii="굴림" w:eastAsia="굴림" w:hAnsi="굴림" w:cs="굴림"/>
+          <w:kern w:val="0"/>
+          <w:sz w:val="24"/>
+          <w:szCs w:val="24"/>
+        </w:rPr>
+        <w:t>텍스처 종류별 최적 압축 포맷 학습:</w:t>
+      </w:r>
+    </w:p>
+    <w:p>
+      <w:pPr>
+        <w:widowControl/>
+        <w:numPr>
+          <w:ilvl w:val="2"/>
+          <w:numId w:val="2"/>
+        </w:numPr>
+        <w:wordWrap/>
+        <w:autoSpaceDE/>
+        <w:autoSpaceDN/>
+        <w:spacing w:before="100" w:beforeAutospacing="1" w:after="100" w:afterAutospacing="1" w:line="240" w:lineRule="auto"/>
+        <w:jc w:val="left"/>
+        <w:rPr>
+          <w:rFonts w:ascii="굴림" w:eastAsia="굴림" w:hAnsi="굴림" w:cs="굴림"/>
+          <w:kern w:val="0"/>
+          <w:sz w:val="24"/>
+          <w:szCs w:val="24"/>
+        </w:rPr>
+      </w:pPr>
+      <w:r>
+        <w:rPr>
+          <w:rFonts w:ascii="굴림" w:eastAsia="굴림" w:hAnsi="굴림" w:cs="굴림"/>
+          <w:b/>
+          <w:bCs/>
+          <w:kern w:val="0"/>
+          <w:sz w:val="24"/>
+          <w:szCs w:val="24"/>
+        </w:rPr>
+        <w:t>BC1 (DXT1):</w:t>
+      </w:r>
+      <w:r>
+        <w:rPr>
+          <w:rFonts w:ascii="굴림" w:eastAsia="굴림" w:hAnsi="굴림" w:cs="굴림"/>
+          <w:kern w:val="0"/>
+          <w:sz w:val="24"/>
+          <w:szCs w:val="24"/>
+        </w:rPr>
+        <w:t xml:space="preserve"> 알파 채널 없는 텍스처 (가장 높은 압축률)</w:t>
+      </w:r>
+    </w:p>
+    <w:p>
+      <w:pPr>
+        <w:widowControl/>
+        <w:numPr>
+          <w:ilvl w:val="2"/>
+          <w:numId w:val="2"/>
+        </w:numPr>
+        <w:wordWrap/>
+        <w:autoSpaceDE/>
+        <w:autoSpaceDN/>
+        <w:spacing w:before="100" w:beforeAutospacing="1" w:after="100" w:afterAutospacing="1" w:line="240" w:lineRule="auto"/>
+        <w:jc w:val="left"/>
+        <w:rPr>
+          <w:rFonts w:ascii="굴림" w:eastAsia="굴림" w:hAnsi="굴림" w:cs="굴림"/>
+          <w:kern w:val="0"/>
+          <w:sz w:val="24"/>
+          <w:szCs w:val="24"/>
+        </w:rPr>
+      </w:pPr>
+      <w:r>
+        <w:rPr>
+          <w:rFonts w:ascii="굴림" w:eastAsia="굴림" w:hAnsi="굴림" w:cs="굴림"/>
+          <w:b/>
+          <w:bCs/>
+          <w:kern w:val="0"/>
+          <w:sz w:val="24"/>
+          <w:szCs w:val="24"/>
+        </w:rPr>
+        <w:t>BC3 (DXT5):</w:t>
+      </w:r>
+      <w:r>
+        <w:rPr>
+          <w:rFonts w:ascii="굴림" w:eastAsia="굴림" w:hAnsi="굴림" w:cs="굴림"/>
+          <w:kern w:val="0"/>
+          <w:sz w:val="24"/>
+          <w:szCs w:val="24"/>
+        </w:rPr>
+        <w:t xml:space="preserve"> 알파 채널 있는 텍스처</w:t>
+      </w:r>
+    </w:p>
+    <w:p>
+      <w:pPr>
+        <w:widowControl/>
+        <w:numPr>
+          <w:ilvl w:val="2"/>
+          <w:numId w:val="2"/>
+        </w:numPr>
+        <w:wordWrap/>
+        <w:autoSpaceDE/>
+        <w:autoSpaceDN/>
+        <w:spacing w:before="100" w:beforeAutospacing="1" w:after="100" w:afterAutospacing="1" w:line="240" w:lineRule="auto"/>
+        <w:jc w:val="left"/>
+        <w:rPr>
+          <w:rFonts w:ascii="굴림" w:eastAsia="굴림" w:hAnsi="굴림" w:cs="굴림"/>
+          <w:kern w:val="0"/>
+          <w:sz w:val="24"/>
+          <w:szCs w:val="24"/>
+        </w:rPr>
+      </w:pPr>
+      <w:r>
+        <w:rPr>
+          <w:rFonts w:ascii="굴림" w:eastAsia="굴림" w:hAnsi="굴림" w:cs="굴림"/>
+          <w:b/>
+          <w:bCs/>
+          <w:kern w:val="0"/>
+          <w:sz w:val="24"/>
+          <w:szCs w:val="24"/>
+        </w:rPr>
+        <w:t>BC5 (3Dc+):</w:t>
+      </w:r>
+      <w:r>
+        <w:rPr>
+          <w:rFonts w:ascii="굴림" w:eastAsia="굴림" w:hAnsi="굴림" w:cs="굴림"/>
+          <w:kern w:val="0"/>
+          <w:sz w:val="24"/>
+          <w:szCs w:val="24"/>
+        </w:rPr>
+        <w:t xml:space="preserve"> </w:t>
+      </w:r>
+      <w:proofErr w:type="spellStart"/>
+      <w:r>
+        <w:rPr>
+          <w:rFonts w:ascii="굴림" w:eastAsia="굴림" w:hAnsi="굴림" w:cs="굴림"/>
+          <w:b/>
+          <w:bCs/>
+          <w:kern w:val="0"/>
+          <w:sz w:val="24"/>
+          <w:szCs w:val="24"/>
+        </w:rPr>
+        <w:t>노멀</w:t>
+      </w:r>
+      <w:proofErr w:type="spellEnd"/>
+      <w:r>
+        <w:rPr>
+          <w:rFonts w:ascii="굴림" w:eastAsia="굴림" w:hAnsi="굴림" w:cs="굴림"/>
+          <w:b/>
+          <w:bCs/>
+          <w:kern w:val="0"/>
+          <w:sz w:val="24"/>
+          <w:szCs w:val="24"/>
+        </w:rPr>
+        <w:t xml:space="preserve"> 맵</w:t>
+      </w:r>
+      <w:r>
+        <w:rPr>
+          <w:rFonts w:ascii="굴림" w:eastAsia="굴림" w:hAnsi="굴림" w:cs="굴림"/>
+          <w:kern w:val="0"/>
+          <w:sz w:val="24"/>
+          <w:szCs w:val="24"/>
+        </w:rPr>
+        <w:t xml:space="preserve"> (2채널 데이터 품질 보존에 최적화, 업계 표준)</w:t>
+      </w:r>
+    </w:p>
+    <w:p>
+      <w:pPr>
+        <w:widowControl/>
+        <w:numPr>
+          <w:ilvl w:val="1"/>
+          <w:numId w:val="2"/>
+        </w:numPr>
+        <w:wordWrap/>
+        <w:autoSpaceDE/>
+        <w:autoSpaceDN/>
+        <w:spacing w:before="100" w:beforeAutospacing="1" w:after="100" w:afterAutospacing="1" w:line="240" w:lineRule="auto"/>
+        <w:ind w:left="1440" w:hanging="360"/>
+        <w:jc w:val="left"/>
+        <w:rPr>
+          <w:rFonts w:ascii="굴림" w:eastAsia="굴림" w:hAnsi="굴림" w:cs="굴림"/>
+          <w:kern w:val="0"/>
+          <w:sz w:val="24"/>
+          <w:szCs w:val="24"/>
+        </w:rPr>
+      </w:pPr>
+      <w:r>
+        <w:rPr>
+          <w:rFonts w:ascii="굴림" w:eastAsia="굴림" w:hAnsi="굴림" w:cs="굴림"/>
+          <w:kern w:val="0"/>
+          <w:sz w:val="24"/>
+          <w:szCs w:val="24"/>
+        </w:rPr>
+        <w:t xml:space="preserve">이 규칙에 따라 모든 파일을 자동으로 처리해주는 </w:t>
+      </w:r>
+      <w:r>
+        <w:rPr>
+          <w:rFonts w:ascii="굴림" w:eastAsia="굴림" w:hAnsi="굴림" w:cs="굴림"/>
+          <w:b/>
+          <w:bCs/>
+          <w:kern w:val="0"/>
+          <w:sz w:val="24"/>
+          <w:szCs w:val="24"/>
+        </w:rPr>
+        <w:t>커스텀 배치 스크립트(</w:t>
+      </w:r>
+      <w:r>
+        <w:rPr>
+          <w:rFonts w:ascii="Courier New" w:eastAsia="굴림" w:hAnsi="Courier New" w:cs="굴림"/>
+          <w:b/>
+          <w:bCs/>
+          <w:kern w:val="0"/>
+          <w:sz w:val="24"/>
+          <w:szCs w:val="24"/>
+        </w:rPr>
+        <w:t>compress_custom.bat</w:t>
+      </w:r>
+      <w:r>
+        <w:rPr>
+          <w:rFonts w:ascii="굴림" w:eastAsia="굴림" w:hAnsi="굴림" w:cs="굴림"/>
+          <w:b/>
+          <w:bCs/>
+          <w:kern w:val="0"/>
+          <w:sz w:val="24"/>
+          <w:szCs w:val="24"/>
+        </w:rPr>
+        <w:t>)를 제작</w:t>
+      </w:r>
+      <w:r>
+        <w:rPr>
+          <w:rFonts w:ascii="굴림" w:eastAsia="굴림" w:hAnsi="굴림" w:cs="굴림"/>
+          <w:kern w:val="0"/>
+          <w:sz w:val="24"/>
+          <w:szCs w:val="24"/>
+        </w:rPr>
+        <w:t>.</w:t>
+      </w:r>
+    </w:p>
+    <w:p>
+      <w:pPr>
+        <w:widowControl/>
+        <w:numPr>
+          <w:ilvl w:val="1"/>
+          <w:numId w:val="2"/>
+        </w:numPr>
+        <w:wordWrap/>
+        <w:autoSpaceDE/>
+        <w:autoSpaceDN/>
+        <w:spacing w:before="100" w:beforeAutospacing="1" w:after="100" w:afterAutospacing="1" w:line="240" w:lineRule="auto"/>
+        <w:ind w:left="1440" w:hanging="360"/>
+        <w:jc w:val="left"/>
+        <w:rPr>
+          <w:rFonts w:ascii="굴림" w:eastAsia="굴림" w:hAnsi="굴림" w:cs="굴림"/>
+          <w:kern w:val="0"/>
+          <w:sz w:val="24"/>
+          <w:szCs w:val="24"/>
+        </w:rPr>
+      </w:pPr>
+    </w:p>
+    <w:p>
+      <w:pPr>
+        <w:ind w:left="800"/>
+        <w:rPr>
+          <w:b/>
+          <w:bCs/>
+          <w:sz w:val="22"/>
+        </w:rPr>
+      </w:pPr>
+    </w:p>
+    <w:p>
+      <w:pPr>
+        <w:ind w:left="800"/>
+        <w:rPr>
+          <w:rFonts w:eastAsiaTheme="minorHAnsi"/>
+          <w:b/>
+          <w:bCs/>
+          <w:szCs w:val="20"/>
+        </w:rPr>
+      </w:pPr>
+      <w:r>
+        <w:rPr>
+          <w:rFonts w:eastAsiaTheme="minorHAnsi" w:hint="eastAsia"/>
+          <w:b/>
+          <w:bCs/>
+          <w:szCs w:val="20"/>
+        </w:rPr>
+        <w:t xml:space="preserve">하지만 </w:t>
+      </w:r>
+      <w:r>
+        <w:rPr>
+          <w:rFonts w:eastAsiaTheme="minorHAnsi"/>
+          <w:szCs w:val="20"/>
+        </w:rPr>
+        <w:t>Nvidia Texture Tool로 압축</w:t>
+      </w:r>
+      <w:r>
+        <w:rPr>
+          <w:rFonts w:eastAsiaTheme="minorHAnsi" w:hint="eastAsia"/>
+          <w:szCs w:val="20"/>
+        </w:rPr>
+        <w:t xml:space="preserve">했을 때 이상한 </w:t>
+      </w:r>
+      <w:proofErr w:type="spellStart"/>
+      <w:r>
+        <w:rPr>
+          <w:rFonts w:eastAsiaTheme="minorHAnsi"/>
+          <w:szCs w:val="20"/>
+        </w:rPr>
+        <w:t>dds</w:t>
+      </w:r>
+      <w:proofErr w:type="spellEnd"/>
+      <w:r>
+        <w:rPr>
+          <w:rFonts w:eastAsiaTheme="minorHAnsi" w:hint="eastAsia"/>
+          <w:szCs w:val="20"/>
+        </w:rPr>
+        <w:t>가 나옴</w:t>
+      </w:r>
+    </w:p>
+    <w:p>
+      <w:pPr>
+        <w:pStyle w:val="a8"/>
+        <w:numPr>
+          <w:ilvl w:val="0"/>
+          <w:numId w:val="3"/>
+        </w:numPr>
+        <w:rPr>
+          <w:rFonts w:asciiTheme="minorHAnsi" w:eastAsiaTheme="minorHAnsi" w:hAnsiTheme="minorHAnsi" w:cs="굴림"/>
+          <w:kern w:val="0"/>
+          <w:sz w:val="20"/>
+          <w:szCs w:val="20"/>
+        </w:rPr>
+      </w:pPr>
+      <w:r>
+        <w:rPr>
+          <w:rFonts w:asciiTheme="minorHAnsi" w:eastAsiaTheme="minorHAnsi" w:hAnsiTheme="minorHAnsi" w:cs="굴림"/>
+          <w:kern w:val="0"/>
+          <w:sz w:val="20"/>
+          <w:szCs w:val="20"/>
+        </w:rPr>
+        <w:t xml:space="preserve">Nvidia Texture Tool로 </w:t>
+      </w:r>
+      <w:proofErr w:type="spellStart"/>
+      <w:r>
+        <w:rPr>
+          <w:rFonts w:asciiTheme="minorHAnsi" w:eastAsiaTheme="minorHAnsi" w:hAnsiTheme="minorHAnsi" w:cs="굴림"/>
+          <w:kern w:val="0"/>
+          <w:sz w:val="20"/>
+          <w:szCs w:val="20"/>
+        </w:rPr>
+        <w:t>dds</w:t>
+      </w:r>
+      <w:proofErr w:type="spellEnd"/>
+      <w:r>
+        <w:rPr>
+          <w:rFonts w:asciiTheme="minorHAnsi" w:eastAsiaTheme="minorHAnsi" w:hAnsiTheme="minorHAnsi" w:cs="굴림"/>
+          <w:kern w:val="0"/>
+          <w:sz w:val="20"/>
+          <w:szCs w:val="20"/>
+        </w:rPr>
+        <w:t xml:space="preserve"> → </w:t>
+      </w:r>
+      <w:proofErr w:type="spellStart"/>
+      <w:r>
+        <w:rPr>
+          <w:rFonts w:asciiTheme="minorHAnsi" w:eastAsiaTheme="minorHAnsi" w:hAnsiTheme="minorHAnsi" w:cs="굴림"/>
+          <w:kern w:val="0"/>
+          <w:sz w:val="20"/>
+          <w:szCs w:val="20"/>
+        </w:rPr>
+        <w:t>dds</w:t>
+      </w:r>
+      <w:proofErr w:type="spellEnd"/>
+      <w:r>
+        <w:rPr>
+          <w:rFonts w:asciiTheme="minorHAnsi" w:eastAsiaTheme="minorHAnsi" w:hAnsiTheme="minorHAnsi" w:cs="굴림"/>
+          <w:kern w:val="0"/>
+          <w:sz w:val="20"/>
+          <w:szCs w:val="20"/>
+        </w:rPr>
+        <w:t>로 변환하는 과정에서 깨짐</w:t>
+      </w:r>
+    </w:p>
+    <w:p>
+      <w:pPr>
+        <w:widowControl/>
+        <w:wordWrap/>
+        <w:autoSpaceDE/>
+        <w:autoSpaceDN/>
+        <w:spacing w:before="100" w:beforeAutospacing="1" w:after="100" w:afterAutospacing="1" w:line="240" w:lineRule="auto"/>
+        <w:jc w:val="left"/>
+        <w:rPr>
+          <w:rFonts w:eastAsiaTheme="minorHAnsi" w:cs="굴림" w:hint="eastAsia"/>
+          <w:kern w:val="0"/>
+          <w:szCs w:val="20"/>
+        </w:rPr>
+      </w:pPr>
+      <w:r>
+        <w:rPr>
+          <w:rFonts w:eastAsiaTheme="minorHAnsi" w:cs="굴림"/>
+          <w:kern w:val="0"/>
+          <w:szCs w:val="20"/>
+        </w:rPr>
+        <w:tab/>
+        <w:t xml:space="preserve">따라서, 이제 뽑을 때 PNG로 뽑아 </w:t>
+      </w:r>
+      <w:proofErr w:type="spellStart"/>
+      <w:r>
+        <w:rPr>
+          <w:rFonts w:eastAsiaTheme="minorHAnsi" w:cs="굴림"/>
+          <w:kern w:val="0"/>
+          <w:szCs w:val="20"/>
+        </w:rPr>
+        <w:t>PNGtoDDS</w:t>
+      </w:r>
+      <w:proofErr w:type="spellEnd"/>
+      <w:r>
+        <w:rPr>
+          <w:rFonts w:eastAsiaTheme="minorHAnsi" w:cs="굴림"/>
+          <w:kern w:val="0"/>
+          <w:szCs w:val="20"/>
+        </w:rPr>
+        <w:t xml:space="preserve"> 폴더에서 변환</w:t>
+      </w:r>
+      <w:r>
+        <w:rPr>
+          <w:rFonts w:eastAsiaTheme="minorHAnsi" w:cs="굴림" w:hint="eastAsia"/>
+          <w:kern w:val="0"/>
+          <w:szCs w:val="20"/>
+        </w:rPr>
+        <w:t xml:space="preserve"> </w:t>
+      </w:r>
+      <w:r>
+        <w:rPr>
+          <w:rFonts w:eastAsiaTheme="minorHAnsi" w:cs="굴림"/>
+          <w:kern w:val="0"/>
+          <w:szCs w:val="20"/>
+        </w:rPr>
+        <w:t>후 클라이언트 Resource폴더로</w:t>
+      </w:r>
+      <w:r>
+        <w:rPr>
+          <w:rFonts w:eastAsiaTheme="minorHAnsi" w:cs="굴림" w:hint="eastAsia"/>
+          <w:kern w:val="0"/>
+          <w:szCs w:val="20"/>
+        </w:rPr>
+        <w:t xml:space="preserve"> </w:t>
+      </w:r>
+      <w:r>
+        <w:rPr>
+          <w:rFonts w:eastAsiaTheme="minorHAnsi" w:cs="굴림"/>
+          <w:kern w:val="0"/>
+          <w:szCs w:val="20"/>
+        </w:rPr>
+        <w:t>옮기기</w:t>
+      </w:r>
+    </w:p>
+    <w:p>
+      <w:pPr>
+        <w:rPr>
+          <w:rFonts w:hint="eastAsia"/>
+          <w:b/>
+          <w:bCs/>
+          <w:sz w:val="22"/>
+        </w:rPr>
+      </w:pPr>
+      <w:r>
+        <w:rPr>
+          <w:b/>
+          <w:bCs/>
+          <w:sz w:val="22"/>
+        </w:rPr>
+        <w:tab/>
+      </w:r>
+      <w:r>
+        <w:rPr>
+          <w:rFonts w:eastAsiaTheme="minorHAnsi" w:cs="굴림"/>
+          <w:kern w:val="0"/>
+          <w:szCs w:val="20"/>
+        </w:rPr>
+        <w:t xml:space="preserve">Json </w:t>
+      </w:r>
+      <w:r>
+        <w:rPr>
+          <w:rFonts w:eastAsiaTheme="minorHAnsi" w:cs="굴림" w:hint="eastAsia"/>
+          <w:kern w:val="0"/>
+          <w:szCs w:val="20"/>
+        </w:rPr>
+        <w:t xml:space="preserve">파일을 뽑을 때 사용된 </w:t>
+      </w:r>
+      <w:proofErr w:type="spellStart"/>
+      <w:r>
+        <w:rPr>
+          <w:rFonts w:eastAsiaTheme="minorHAnsi" w:cs="굴림" w:hint="eastAsia"/>
+          <w:kern w:val="0"/>
+          <w:szCs w:val="20"/>
+        </w:rPr>
+        <w:t>블루프린트에서</w:t>
+      </w:r>
+      <w:proofErr w:type="spellEnd"/>
+      <w:r>
+        <w:rPr>
+          <w:rFonts w:eastAsiaTheme="minorHAnsi" w:cs="굴림" w:hint="eastAsia"/>
+          <w:kern w:val="0"/>
+          <w:szCs w:val="20"/>
+        </w:rPr>
+        <w:t xml:space="preserve"> </w:t>
+      </w:r>
+      <w:proofErr w:type="spellStart"/>
+      <w:r>
+        <w:rPr>
+          <w:rFonts w:eastAsiaTheme="minorHAnsi" w:cs="굴림"/>
+          <w:kern w:val="0"/>
+          <w:szCs w:val="20"/>
+        </w:rPr>
+        <w:t>png</w:t>
+      </w:r>
+      <w:proofErr w:type="spellEnd"/>
+      <w:r>
+        <w:rPr>
+          <w:rFonts w:eastAsiaTheme="minorHAnsi" w:cs="굴림" w:hint="eastAsia"/>
+          <w:kern w:val="0"/>
+          <w:szCs w:val="20"/>
+        </w:rPr>
+        <w:t>파일도 한번에 뽑을 수 있도록 하였음.</w:t>
+      </w:r>
+      <w:bookmarkStart w:id="0" w:name="_GoBack"/>
+      <w:bookmarkEnd w:id="0"/>
     </w:p>
     <w:tbl>
       <w:tblPr>
@@ -555,9 +1416,6 @@
           <w:p>
             <w:pPr>
               <w:jc w:val="center"/>
-              <w:rPr>
-                <w:rFonts w:hint="eastAsia"/>
-              </w:rPr>
             </w:pPr>
             <w:r>
               <w:rPr>
@@ -627,6 +1485,7 @@
                 <w:b/>
                 <w:sz w:val="22"/>
               </w:rPr>
+              <w:lastRenderedPageBreak/>
               <w:t>다음주 할 일</w:t>
             </w:r>
           </w:p>
@@ -643,6 +1502,77 @@
                 <w:szCs w:val="20"/>
               </w:rPr>
             </w:pPr>
+            <w:r>
+              <w:rPr>
+                <w:rFonts w:hint="eastAsia"/>
+                <w:b/>
+                <w:bCs/>
+              </w:rPr>
+              <w:t>U</w:t>
+            </w:r>
+            <w:r>
+              <w:rPr>
+                <w:b/>
+                <w:bCs/>
+              </w:rPr>
+              <w:t>nreal Editor</w:t>
+            </w:r>
+            <w:r>
+              <w:rPr>
+                <w:rFonts w:hint="eastAsia"/>
+                <w:b/>
+                <w:bCs/>
+              </w:rPr>
+              <w:t xml:space="preserve">에서 </w:t>
+            </w:r>
+            <w:r>
+              <w:rPr>
+                <w:b/>
+                <w:bCs/>
+              </w:rPr>
+              <w:t>JSON</w:t>
+            </w:r>
+            <w:r>
+              <w:rPr>
+                <w:rFonts w:hint="eastAsia"/>
+                <w:b/>
+                <w:bCs/>
+              </w:rPr>
+              <w:t xml:space="preserve">과 </w:t>
+            </w:r>
+            <w:proofErr w:type="spellStart"/>
+            <w:r>
+              <w:rPr>
+                <w:rFonts w:hint="eastAsia"/>
+                <w:b/>
+                <w:bCs/>
+              </w:rPr>
+              <w:t>텍스쳐를</w:t>
+            </w:r>
+            <w:proofErr w:type="spellEnd"/>
+            <w:r>
+              <w:rPr>
+                <w:rFonts w:hint="eastAsia"/>
+                <w:b/>
+                <w:bCs/>
+              </w:rPr>
+              <w:t xml:space="preserve"> 뽑을 때 </w:t>
+            </w:r>
+            <w:r>
+              <w:rPr>
+                <w:b/>
+                <w:bCs/>
+              </w:rPr>
+              <w:t>GLTF</w:t>
+            </w:r>
+            <w:r>
+              <w:rPr>
+                <w:rFonts w:hint="eastAsia"/>
+                <w:b/>
+                <w:bCs/>
+              </w:rPr>
+              <w:t>메쉬도 한번에 뽑기</w:t>
+            </w:r>
           </w:p>
         </w:tc>
       </w:tr>
@@ -725,7 +1655,7 @@
 </file>
 
 <file path=word/endnotes.xml><?xml version="1.0" encoding="utf-8"?>
-<w:endnotes xmlns:wpc="http://schemas.microsoft.com/office/word/2010/wordprocessingCanvas" xmlns:cx="http://schemas.microsoft.com/office/drawing/2014/chartex" xmlns:cx1="http://schemas.microsoft.com/office/drawing/2015/9/8/chartex" xmlns:cx2="http://schemas.microsoft.com/office/drawing/2015/10/21/chartex" xmlns:cx3="http://schemas.microsoft.com/office/drawing/2016/5/9/chartex" xmlns:cx4="http://schemas.microsoft.com/office/drawing/2016/5/10/chartex" xmlns:cx5="http://schemas.microsoft.com/office/drawing/2016/5/11/chartex" xmlns:cx6="http://schemas.microsoft.com/office/drawing/2016/5/12/chartex" xmlns:cx7="http://schemas.microsoft.com/office/drawing/2016/5/13/chartex" xmlns:cx8="http://schemas.microsoft.com/office/drawing/2016/5/14/chartex" xmlns:mc="http://schemas.openxmlformats.org/markup-compatibility/2006" xmlns:aink="http://schemas.microsoft.com/office/drawing/2016/ink" xmlns:am3d="http://schemas.microsoft.com/office/drawing/2017/model3d" xmlns:o="urn:schemas-microsoft-com:office:office" xmlns:oel="http://schemas.microsoft.com/office/2019/extlst" xmlns:r="http://schemas.openxmlformats.org/officeDocument/2006/relationships" xmlns:m="http://schemas.openxmlformats.org/officeDocument/2006/math" xmlns:v="urn:schemas-microsoft-com:vml" xmlns:wp14="http://schemas.microsoft.com/office/word/2010/wordprocessingDrawing" xmlns:wp="http://schemas.openxmlformats.org/drawingml/2006/wordprocessingDrawing" xmlns:w10="urn:schemas-microsoft-com:office:word" xmlns:w="http://schemas.openxmlformats.org/wordprocessingml/2006/main" xmlns:w14="http://schemas.microsoft.com/office/word/2010/wordml" xmlns:w15="http://schemas.microsoft.com/office/word/2012/wordml" xmlns:w16cex="http://schemas.microsoft.com/office/word/2018/wordml/cex" xmlns:w16cid="http://schemas.microsoft.com/office/word/2016/wordml/cid" xmlns:w16="http://schemas.microsoft.com/office/word/2018/wordml" xmlns:w16du="http://schemas.microsoft.com/office/word/2023/wordml/word16du" xmlns:w16sdtdh="http://schemas.microsoft.com/office/word/2020/wordml/sdtdatahash" xmlns:w16sdtfl="http://schemas.microsoft.com/office/word/2024/wordml/sdtformatlock" xmlns:w16se="http://schemas.microsoft.com/office/word/2015/wordml/symex" xmlns:wpg="http://schemas.microsoft.com/office/word/2010/wordprocessingGroup" xmlns:wpi="http://schemas.microsoft.com/office/word/2010/wordprocessingInk" xmlns:wne="http://schemas.microsoft.com/office/word/2006/wordml" xmlns:wps="http://schemas.microsoft.com/office/word/2010/wordprocessingShape" mc:Ignorable="w14 w15 w16se w16cid w16 w16cex w16sdtdh w16sdtfl w16du wp14">
+<w:endnotes xmlns:wpc="http://schemas.microsoft.com/office/word/2010/wordprocessingCanvas" xmlns:cx="http://schemas.microsoft.com/office/drawing/2014/chartex" xmlns:cx1="http://schemas.microsoft.com/office/drawing/2015/9/8/chartex" xmlns:cx2="http://schemas.microsoft.com/office/drawing/2015/10/21/chartex" xmlns:cx3="http://schemas.microsoft.com/office/drawing/2016/5/9/chartex" xmlns:cx4="http://schemas.microsoft.com/office/drawing/2016/5/10/chartex" xmlns:cx5="http://schemas.microsoft.com/office/drawing/2016/5/11/chartex" xmlns:cx6="http://schemas.microsoft.com/office/drawing/2016/5/12/chartex" xmlns:cx7="http://schemas.microsoft.com/office/drawing/2016/5/13/chartex" xmlns:cx8="http://schemas.microsoft.com/office/drawing/2016/5/14/chartex" xmlns:mc="http://schemas.openxmlformats.org/markup-compatibility/2006" xmlns:aink="http://schemas.microsoft.com/office/drawing/2016/ink" xmlns:am3d="http://schemas.microsoft.com/office/drawing/2017/model3d" xmlns:o="urn:schemas-microsoft-com:office:office" xmlns:r="http://schemas.openxmlformats.org/officeDocument/2006/relationships" xmlns:m="http://schemas.openxmlformats.org/officeDocument/2006/math" xmlns:v="urn:schemas-microsoft-com:vml" xmlns:wp14="http://schemas.microsoft.com/office/word/2010/wordprocessingDrawing" xmlns:wp="http://schemas.openxmlformats.org/drawingml/2006/wordprocessingDrawing" xmlns:w10="urn:schemas-microsoft-com:office:word" xmlns:w="http://schemas.openxmlformats.org/wordprocessingml/2006/main" xmlns:w14="http://schemas.microsoft.com/office/word/2010/wordml" xmlns:w15="http://schemas.microsoft.com/office/word/2012/wordml" xmlns:w16cid="http://schemas.microsoft.com/office/word/2016/wordml/cid" xmlns:w16se="http://schemas.microsoft.com/office/word/2015/wordml/symex" xmlns:wpg="http://schemas.microsoft.com/office/word/2010/wordprocessingGroup" xmlns:wpi="http://schemas.microsoft.com/office/word/2010/wordprocessingInk" xmlns:wne="http://schemas.microsoft.com/office/word/2006/wordml" xmlns:wps="http://schemas.microsoft.com/office/word/2010/wordprocessingShape" mc:Ignorable="w14 w15 w16se w16cid wp14">
   <w:endnote w:type="separator" w:id="-1">
     <w:p>
       <w:pPr>
@@ -750,7 +1680,7 @@
 </file>
 
 <file path=word/footnotes.xml><?xml version="1.0" encoding="utf-8"?>
-<w:footnotes xmlns:wpc="http://schemas.microsoft.com/office/word/2010/wordprocessingCanvas" xmlns:cx="http://schemas.microsoft.com/office/drawing/2014/chartex" xmlns:cx1="http://schemas.microsoft.com/office/drawing/2015/9/8/chartex" xmlns:cx2="http://schemas.microsoft.com/office/drawing/2015/10/21/chartex" xmlns:cx3="http://schemas.microsoft.com/office/drawing/2016/5/9/chartex" xmlns:cx4="http://schemas.microsoft.com/office/drawing/2016/5/10/chartex" xmlns:cx5="http://schemas.microsoft.com/office/drawing/2016/5/11/chartex" xmlns:cx6="http://schemas.microsoft.com/office/drawing/2016/5/12/chartex" xmlns:cx7="http://schemas.microsoft.com/office/drawing/2016/5/13/chartex" xmlns:cx8="http://schemas.microsoft.com/office/drawing/2016/5/14/chartex" xmlns:mc="http://schemas.openxmlformats.org/markup-compatibility/2006" xmlns:aink="http://schemas.microsoft.com/office/drawing/2016/ink" xmlns:am3d="http://schemas.microsoft.com/office/drawing/2017/model3d" xmlns:o="urn:schemas-microsoft-com:office:office" xmlns:oel="http://schemas.microsoft.com/office/2019/extlst" xmlns:r="http://schemas.openxmlformats.org/officeDocument/2006/relationships" xmlns:m="http://schemas.openxmlformats.org/officeDocument/2006/math" xmlns:v="urn:schemas-microsoft-com:vml" xmlns:wp14="http://schemas.microsoft.com/office/word/2010/wordprocessingDrawing" xmlns:wp="http://schemas.openxmlformats.org/drawingml/2006/wordprocessingDrawing" xmlns:w10="urn:schemas-microsoft-com:office:word" xmlns:w="http://schemas.openxmlformats.org/wordprocessingml/2006/main" xmlns:w14="http://schemas.microsoft.com/office/word/2010/wordml" xmlns:w15="http://schemas.microsoft.com/office/word/2012/wordml" xmlns:w16cex="http://schemas.microsoft.com/office/word/2018/wordml/cex" xmlns:w16cid="http://schemas.microsoft.com/office/word/2016/wordml/cid" xmlns:w16="http://schemas.microsoft.com/office/word/2018/wordml" xmlns:w16du="http://schemas.microsoft.com/office/word/2023/wordml/word16du" xmlns:w16sdtdh="http://schemas.microsoft.com/office/word/2020/wordml/sdtdatahash" xmlns:w16sdtfl="http://schemas.microsoft.com/office/word/2024/wordml/sdtformatlock" xmlns:w16se="http://schemas.microsoft.com/office/word/2015/wordml/symex" xmlns:wpg="http://schemas.microsoft.com/office/word/2010/wordprocessingGroup" xmlns:wpi="http://schemas.microsoft.com/office/word/2010/wordprocessingInk" xmlns:wne="http://schemas.microsoft.com/office/word/2006/wordml" xmlns:wps="http://schemas.microsoft.com/office/word/2010/wordprocessingShape" mc:Ignorable="w14 w15 w16se w16cid w16 w16cex w16sdtdh w16sdtfl w16du wp14">
+<w:footnotes xmlns:wpc="http://schemas.microsoft.com/office/word/2010/wordprocessingCanvas" xmlns:cx="http://schemas.microsoft.com/office/drawing/2014/chartex" xmlns:cx1="http://schemas.microsoft.com/office/drawing/2015/9/8/chartex" xmlns:cx2="http://schemas.microsoft.com/office/drawing/2015/10/21/chartex" xmlns:cx3="http://schemas.microsoft.com/office/drawing/2016/5/9/chartex" xmlns:cx4="http://schemas.microsoft.com/office/drawing/2016/5/10/chartex" xmlns:cx5="http://schemas.microsoft.com/office/drawing/2016/5/11/chartex" xmlns:cx6="http://schemas.microsoft.com/office/drawing/2016/5/12/chartex" xmlns:cx7="http://schemas.microsoft.com/office/drawing/2016/5/13/chartex" xmlns:cx8="http://schemas.microsoft.com/office/drawing/2016/5/14/chartex" xmlns:mc="http://schemas.openxmlformats.org/markup-compatibility/2006" xmlns:aink="http://schemas.microsoft.com/office/drawing/2016/ink" xmlns:am3d="http://schemas.microsoft.com/office/drawing/2017/model3d" xmlns:o="urn:schemas-microsoft-com:office:office" xmlns:r="http://schemas.openxmlformats.org/officeDocument/2006/relationships" xmlns:m="http://schemas.openxmlformats.org/officeDocument/2006/math" xmlns:v="urn:schemas-microsoft-com:vml" xmlns:wp14="http://schemas.microsoft.com/office/word/2010/wordprocessingDrawing" xmlns:wp="http://schemas.openxmlformats.org/drawingml/2006/wordprocessingDrawing" xmlns:w10="urn:schemas-microsoft-com:office:word" xmlns:w="http://schemas.openxmlformats.org/wordprocessingml/2006/main" xmlns:w14="http://schemas.microsoft.com/office/word/2010/wordml" xmlns:w15="http://schemas.microsoft.com/office/word/2012/wordml" xmlns:w16cid="http://schemas.microsoft.com/office/word/2016/wordml/cid" xmlns:w16se="http://schemas.microsoft.com/office/word/2015/wordml/symex" xmlns:wpg="http://schemas.microsoft.com/office/word/2010/wordprocessingGroup" xmlns:wpi="http://schemas.microsoft.com/office/word/2010/wordprocessingInk" xmlns:wne="http://schemas.microsoft.com/office/word/2006/wordml" xmlns:wps="http://schemas.microsoft.com/office/word/2010/wordprocessingShape" mc:Ignorable="w14 w15 w16se w16cid wp14">
   <w:footnote w:type="separator" w:id="-1">
     <w:p>
       <w:pPr>
@@ -774,8 +1704,290 @@
 </w:footnotes>
 </file>
 
+<file path=word/numbering.xml><?xml version="1.0" encoding="utf-8"?>
+<w:numbering xmlns:wpc="http://schemas.microsoft.com/office/word/2010/wordprocessingCanvas" xmlns:cx="http://schemas.microsoft.com/office/drawing/2014/chartex" xmlns:cx1="http://schemas.microsoft.com/office/drawing/2015/9/8/chartex" xmlns:cx2="http://schemas.microsoft.com/office/drawing/2015/10/21/chartex" xmlns:cx3="http://schemas.microsoft.com/office/drawing/2016/5/9/chartex" xmlns:cx4="http://schemas.microsoft.com/office/drawing/2016/5/10/chartex" xmlns:cx5="http://schemas.microsoft.com/office/drawing/2016/5/11/chartex" xmlns:cx6="http://schemas.microsoft.com/office/drawing/2016/5/12/chartex" xmlns:cx7="http://schemas.microsoft.com/office/drawing/2016/5/13/chartex" xmlns:cx8="http://schemas.microsoft.com/office/drawing/2016/5/14/chartex" xmlns:mc="http://schemas.openxmlformats.org/markup-compatibility/2006" xmlns:aink="http://schemas.microsoft.com/office/drawing/2016/ink" xmlns:am3d="http://schemas.microsoft.com/office/drawing/2017/model3d" xmlns:o="urn:schemas-microsoft-com:office:office" xmlns:r="http://schemas.openxmlformats.org/officeDocument/2006/relationships" xmlns:m="http://schemas.openxmlformats.org/officeDocument/2006/math" xmlns:v="urn:schemas-microsoft-com:vml" xmlns:wp14="http://schemas.microsoft.com/office/word/2010/wordprocessingDrawing" xmlns:wp="http://schemas.openxmlformats.org/drawingml/2006/wordprocessingDrawing" xmlns:w10="urn:schemas-microsoft-com:office:word" xmlns:w="http://schemas.openxmlformats.org/wordprocessingml/2006/main" xmlns:w14="http://schemas.microsoft.com/office/word/2010/wordml" xmlns:w15="http://schemas.microsoft.com/office/word/2012/wordml" xmlns:w16cid="http://schemas.microsoft.com/office/word/2016/wordml/cid" xmlns:w16se="http://schemas.microsoft.com/office/word/2015/wordml/symex" xmlns:wpg="http://schemas.microsoft.com/office/word/2010/wordprocessingGroup" xmlns:wpi="http://schemas.microsoft.com/office/word/2010/wordprocessingInk" xmlns:wne="http://schemas.microsoft.com/office/word/2006/wordml" xmlns:wps="http://schemas.microsoft.com/office/word/2010/wordprocessingShape" mc:Ignorable="w14 w15 w16se w16cid wp14">
+  <w:abstractNum w:abstractNumId="0" w15:restartNumberingAfterBreak="0">
+    <w:nsid w:val="005B63A2"/>
+    <w:multiLevelType w:val="hybridMultilevel"/>
+    <w:tmpl w:val="163C45F8"/>
+    <w:lvl w:ilvl="0" w:tplc="8DA694AC">
+      <w:numFmt w:val="bullet"/>
+      <w:lvlText w:val=""/>
+      <w:lvlJc w:val="left"/>
+      <w:pPr>
+        <w:ind w:left="1155" w:hanging="360"/>
+      </w:pPr>
+      <w:rPr>
+        <w:rFonts w:ascii="Wingdings" w:eastAsiaTheme="minorHAnsi" w:hAnsi="Wingdings" w:cs="굴림" w:hint="default"/>
+      </w:rPr>
+    </w:lvl>
+    <w:lvl w:ilvl="1" w:tplc="04090003" w:tentative="1">
+      <w:start w:val="1"/>
+      <w:numFmt w:val="bullet"/>
+      <w:lvlText w:val=""/>
+      <w:lvlJc w:val="left"/>
+      <w:pPr>
+        <w:ind w:left="1595" w:hanging="400"/>
+      </w:pPr>
+      <w:rPr>
+        <w:rFonts w:ascii="Wingdings" w:hAnsi="Wingdings" w:hint="default"/>
+      </w:rPr>
+    </w:lvl>
+    <w:lvl w:ilvl="2" w:tplc="04090005" w:tentative="1">
+      <w:start w:val="1"/>
+      <w:numFmt w:val="bullet"/>
+      <w:lvlText w:val=""/>
+      <w:lvlJc w:val="left"/>
+      <w:pPr>
+        <w:ind w:left="1995" w:hanging="400"/>
+      </w:pPr>
+      <w:rPr>
+        <w:rFonts w:ascii="Wingdings" w:hAnsi="Wingdings" w:hint="default"/>
+      </w:rPr>
+    </w:lvl>
+    <w:lvl w:ilvl="3" w:tplc="04090001" w:tentative="1">
+      <w:start w:val="1"/>
+      <w:numFmt w:val="bullet"/>
+      <w:lvlText w:val=""/>
+      <w:lvlJc w:val="left"/>
+      <w:pPr>
+        <w:ind w:left="2395" w:hanging="400"/>
+      </w:pPr>
+      <w:rPr>
+        <w:rFonts w:ascii="Wingdings" w:hAnsi="Wingdings" w:hint="default"/>
+      </w:rPr>
+    </w:lvl>
+    <w:lvl w:ilvl="4" w:tplc="04090003" w:tentative="1">
+      <w:start w:val="1"/>
+      <w:numFmt w:val="bullet"/>
+      <w:lvlText w:val=""/>
+      <w:lvlJc w:val="left"/>
+      <w:pPr>
+        <w:ind w:left="2795" w:hanging="400"/>
+      </w:pPr>
+      <w:rPr>
+        <w:rFonts w:ascii="Wingdings" w:hAnsi="Wingdings" w:hint="default"/>
+      </w:rPr>
+    </w:lvl>
+    <w:lvl w:ilvl="5" w:tplc="04090005" w:tentative="1">
+      <w:start w:val="1"/>
+      <w:numFmt w:val="bullet"/>
+      <w:lvlText w:val=""/>
+      <w:lvlJc w:val="left"/>
+      <w:pPr>
+        <w:ind w:left="3195" w:hanging="400"/>
+      </w:pPr>
+      <w:rPr>
+        <w:rFonts w:ascii="Wingdings" w:hAnsi="Wingdings" w:hint="default"/>
+      </w:rPr>
+    </w:lvl>
+    <w:lvl w:ilvl="6" w:tplc="04090001" w:tentative="1">
+      <w:start w:val="1"/>
+      <w:numFmt w:val="bullet"/>
+      <w:lvlText w:val=""/>
+      <w:lvlJc w:val="left"/>
+      <w:pPr>
+        <w:ind w:left="3595" w:hanging="400"/>
+      </w:pPr>
+      <w:rPr>
+        <w:rFonts w:ascii="Wingdings" w:hAnsi="Wingdings" w:hint="default"/>
+      </w:rPr>
+    </w:lvl>
+    <w:lvl w:ilvl="7" w:tplc="04090003" w:tentative="1">
+      <w:start w:val="1"/>
+      <w:numFmt w:val="bullet"/>
+      <w:lvlText w:val=""/>
+      <w:lvlJc w:val="left"/>
+      <w:pPr>
+        <w:ind w:left="3995" w:hanging="400"/>
+      </w:pPr>
+      <w:rPr>
+        <w:rFonts w:ascii="Wingdings" w:hAnsi="Wingdings" w:hint="default"/>
+      </w:rPr>
+    </w:lvl>
+    <w:lvl w:ilvl="8" w:tplc="04090005" w:tentative="1">
+      <w:start w:val="1"/>
+      <w:numFmt w:val="bullet"/>
+      <w:lvlText w:val=""/>
+      <w:lvlJc w:val="left"/>
+      <w:pPr>
+        <w:ind w:left="4395" w:hanging="400"/>
+      </w:pPr>
+      <w:rPr>
+        <w:rFonts w:ascii="Wingdings" w:hAnsi="Wingdings" w:hint="default"/>
+      </w:rPr>
+    </w:lvl>
+  </w:abstractNum>
+  <w:abstractNum w:abstractNumId="1" w15:restartNumberingAfterBreak="0">
+    <w:nsid w:val="592B7FA1"/>
+    <w:multiLevelType w:val="multilevel"/>
+    <w:tmpl w:val="36F00206"/>
+    <w:lvl w:ilvl="0">
+      <w:start w:val="1"/>
+      <w:numFmt w:val="bullet"/>
+      <w:lvlText w:val=""/>
+      <w:lvlJc w:val="left"/>
+      <w:pPr>
+        <w:tabs>
+          <w:tab w:val="num" w:pos="720"/>
+        </w:tabs>
+        <w:ind w:left="720" w:hanging="360"/>
+      </w:pPr>
+      <w:rPr>
+        <w:rFonts w:ascii="Symbol" w:hAnsi="Symbol" w:hint="default"/>
+        <w:sz w:val="20"/>
+      </w:rPr>
+    </w:lvl>
+    <w:lvl w:ilvl="1">
+      <w:start w:val="1"/>
+      <w:numFmt w:val="bullet"/>
+      <w:lvlText w:val="o"/>
+      <w:lvlJc w:val="left"/>
+      <w:pPr>
+        <w:tabs>
+          <w:tab w:val="num" w:pos="1440"/>
+        </w:tabs>
+        <w:ind w:left="1440" w:hanging="360"/>
+      </w:pPr>
+      <w:rPr>
+        <w:rFonts w:ascii="Courier New" w:hAnsi="Courier New" w:hint="default"/>
+        <w:sz w:val="20"/>
+      </w:rPr>
+    </w:lvl>
+    <w:lvl w:ilvl="2">
+      <w:start w:val="1"/>
+      <w:numFmt w:val="bullet"/>
+      <w:lvlText w:val=""/>
+      <w:lvlJc w:val="left"/>
+      <w:pPr>
+        <w:tabs>
+          <w:tab w:val="num" w:pos="2160"/>
+        </w:tabs>
+        <w:ind w:left="2160" w:hanging="360"/>
+      </w:pPr>
+      <w:rPr>
+        <w:rFonts w:ascii="Wingdings" w:hAnsi="Wingdings" w:hint="default"/>
+        <w:sz w:val="20"/>
+      </w:rPr>
+    </w:lvl>
+    <w:lvl w:ilvl="3" w:tentative="1">
+      <w:start w:val="1"/>
+      <w:numFmt w:val="bullet"/>
+      <w:lvlText w:val=""/>
+      <w:lvlJc w:val="left"/>
+      <w:pPr>
+        <w:tabs>
+          <w:tab w:val="num" w:pos="2880"/>
+        </w:tabs>
+        <w:ind w:left="2880" w:hanging="360"/>
+      </w:pPr>
+      <w:rPr>
+        <w:rFonts w:ascii="Wingdings" w:hAnsi="Wingdings" w:hint="default"/>
+        <w:sz w:val="20"/>
+      </w:rPr>
+    </w:lvl>
+    <w:lvl w:ilvl="4" w:tentative="1">
+      <w:start w:val="1"/>
+      <w:numFmt w:val="bullet"/>
+      <w:lvlText w:val=""/>
+      <w:lvlJc w:val="left"/>
+      <w:pPr>
+        <w:tabs>
+          <w:tab w:val="num" w:pos="3600"/>
+        </w:tabs>
+        <w:ind w:left="3600" w:hanging="360"/>
+      </w:pPr>
+      <w:rPr>
+        <w:rFonts w:ascii="Wingdings" w:hAnsi="Wingdings" w:hint="default"/>
+        <w:sz w:val="20"/>
+      </w:rPr>
+    </w:lvl>
+    <w:lvl w:ilvl="5" w:tentative="1">
+      <w:start w:val="1"/>
+      <w:numFmt w:val="bullet"/>
+      <w:lvlText w:val=""/>
+      <w:lvlJc w:val="left"/>
+      <w:pPr>
+        <w:tabs>
+          <w:tab w:val="num" w:pos="4320"/>
+        </w:tabs>
+        <w:ind w:left="4320" w:hanging="360"/>
+      </w:pPr>
+      <w:rPr>
+        <w:rFonts w:ascii="Wingdings" w:hAnsi="Wingdings" w:hint="default"/>
+        <w:sz w:val="20"/>
+      </w:rPr>
+    </w:lvl>
+    <w:lvl w:ilvl="6" w:tentative="1">
+      <w:start w:val="1"/>
+      <w:numFmt w:val="bullet"/>
+      <w:lvlText w:val=""/>
+      <w:lvlJc w:val="left"/>
+      <w:pPr>
+        <w:tabs>
+          <w:tab w:val="num" w:pos="5040"/>
+        </w:tabs>
+        <w:ind w:left="5040" w:hanging="360"/>
+      </w:pPr>
+      <w:rPr>
+        <w:rFonts w:ascii="Wingdings" w:hAnsi="Wingdings" w:hint="default"/>
+        <w:sz w:val="20"/>
+      </w:rPr>
+    </w:lvl>
+    <w:lvl w:ilvl="7" w:tentative="1">
+      <w:start w:val="1"/>
+      <w:numFmt w:val="bullet"/>
+      <w:lvlText w:val=""/>
+      <w:lvlJc w:val="left"/>
+      <w:pPr>
+        <w:tabs>
+          <w:tab w:val="num" w:pos="5760"/>
+        </w:tabs>
+        <w:ind w:left="5760" w:hanging="360"/>
+      </w:pPr>
+      <w:rPr>
+        <w:rFonts w:ascii="Wingdings" w:hAnsi="Wingdings" w:hint="default"/>
+        <w:sz w:val="20"/>
+      </w:rPr>
+    </w:lvl>
+    <w:lvl w:ilvl="8" w:tentative="1">
+      <w:start w:val="1"/>
+      <w:numFmt w:val="bullet"/>
+      <w:lvlText w:val=""/>
+      <w:lvlJc w:val="left"/>
+      <w:pPr>
+        <w:tabs>
+          <w:tab w:val="num" w:pos="6480"/>
+        </w:tabs>
+        <w:ind w:left="6480" w:hanging="360"/>
+      </w:pPr>
+      <w:rPr>
+        <w:rFonts w:ascii="Wingdings" w:hAnsi="Wingdings" w:hint="default"/>
+        <w:sz w:val="20"/>
+      </w:rPr>
+    </w:lvl>
+  </w:abstractNum>
+  <w:num w:numId="1">
+    <w:abstractNumId w:val="1"/>
+  </w:num>
+  <w:num w:numId="2">
+    <w:abstractNumId w:val="1"/>
+    <w:lvlOverride w:ilvl="1">
+      <w:lvl w:ilvl="1">
+        <w:numFmt w:val="decimal"/>
+        <w:lvlText w:val="%2."/>
+        <w:lvlJc w:val="left"/>
+      </w:lvl>
+    </w:lvlOverride>
+  </w:num>
+  <w:num w:numId="3">
+    <w:abstractNumId w:val="0"/>
+  </w:num>
+</w:numbering>
+</file>
+
 <file path=word/styles.xml><?xml version="1.0" encoding="utf-8"?>
-<w:styles xmlns:mc="http://schemas.openxmlformats.org/markup-compatibility/2006" xmlns:r="http://schemas.openxmlformats.org/officeDocument/2006/relationships" xmlns:w="http://schemas.openxmlformats.org/wordprocessingml/2006/main" xmlns:w14="http://schemas.microsoft.com/office/word/2010/wordml" xmlns:w15="http://schemas.microsoft.com/office/word/2012/wordml" xmlns:w16cex="http://schemas.microsoft.com/office/word/2018/wordml/cex" xmlns:w16cid="http://schemas.microsoft.com/office/word/2016/wordml/cid" xmlns:w16="http://schemas.microsoft.com/office/word/2018/wordml" xmlns:w16du="http://schemas.microsoft.com/office/word/2023/wordml/word16du" xmlns:w16sdtdh="http://schemas.microsoft.com/office/word/2020/wordml/sdtdatahash" xmlns:w16sdtfl="http://schemas.microsoft.com/office/word/2024/wordml/sdtformatlock" xmlns:w16se="http://schemas.microsoft.com/office/word/2015/wordml/symex" mc:Ignorable="w14 w15 w16se w16cid w16 w16cex w16sdtdh w16sdtfl w16du">
+<w:styles xmlns:mc="http://schemas.openxmlformats.org/markup-compatibility/2006" xmlns:r="http://schemas.openxmlformats.org/officeDocument/2006/relationships" xmlns:w="http://schemas.openxmlformats.org/wordprocessingml/2006/main" xmlns:w14="http://schemas.microsoft.com/office/word/2010/wordml" xmlns:w15="http://schemas.microsoft.com/office/word/2012/wordml" xmlns:w16cid="http://schemas.microsoft.com/office/word/2016/wordml/cid" xmlns:w16se="http://schemas.microsoft.com/office/word/2015/wordml/symex" mc:Ignorable="w14 w15 w16se w16cid">
   <w:docDefaults>
     <w:rPrDefault>
       <w:rPr>
@@ -792,7 +2004,7 @@
       </w:pPr>
     </w:pPrDefault>
   </w:docDefaults>
-  <w:latentStyles w:defLockedState="0" w:defUIPriority="0" w:defSemiHidden="0" w:defUnhideWhenUsed="0" w:defQFormat="0" w:count="376">
+  <w:latentStyles w:defLockedState="0" w:defUIPriority="0" w:defSemiHidden="0" w:defUnhideWhenUsed="0" w:defQFormat="0" w:count="375">
     <w:lsdException w:name="Normal" w:qFormat="1"/>
     <w:lsdException w:name="heading 1" w:uiPriority="9" w:qFormat="1"/>
     <w:lsdException w:name="heading 2" w:semiHidden="1" w:uiPriority="9" w:unhideWhenUsed="1" w:qFormat="1"/>
@@ -880,18 +2092,18 @@
     <w:lsdException w:name="Block Text" w:semiHidden="1" w:unhideWhenUsed="1"/>
     <w:lsdException w:name="Hyperlink" w:semiHidden="1" w:unhideWhenUsed="1"/>
     <w:lsdException w:name="FollowedHyperlink" w:semiHidden="1" w:unhideWhenUsed="1"/>
-    <w:lsdException w:name="Strong" w:qFormat="1"/>
+    <w:lsdException w:name="Strong" w:uiPriority="22" w:qFormat="1"/>
     <w:lsdException w:name="Emphasis" w:qFormat="1"/>
     <w:lsdException w:name="Document Map" w:semiHidden="1" w:unhideWhenUsed="1"/>
     <w:lsdException w:name="Plain Text" w:semiHidden="1" w:unhideWhenUsed="1"/>
     <w:lsdException w:name="E-mail Signature" w:semiHidden="1" w:unhideWhenUsed="1"/>
     <w:lsdException w:name="HTML Top of Form" w:semiHidden="1" w:unhideWhenUsed="1"/>
     <w:lsdException w:name="HTML Bottom of Form" w:semiHidden="1" w:unhideWhenUsed="1"/>
-    <w:lsdException w:name="Normal (Web)" w:semiHidden="1" w:unhideWhenUsed="1"/>
+    <w:lsdException w:name="Normal (Web)" w:semiHidden="1" w:uiPriority="99" w:unhideWhenUsed="1"/>
     <w:lsdException w:name="HTML Acronym" w:semiHidden="1" w:unhideWhenUsed="1"/>
     <w:lsdException w:name="HTML Address" w:semiHidden="1" w:unhideWhenUsed="1"/>
     <w:lsdException w:name="HTML Cite" w:semiHidden="1" w:unhideWhenUsed="1"/>
-    <w:lsdException w:name="HTML Code" w:semiHidden="1" w:unhideWhenUsed="1"/>
+    <w:lsdException w:name="HTML Code" w:semiHidden="1" w:uiPriority="99" w:unhideWhenUsed="1"/>
     <w:lsdException w:name="HTML Definition" w:semiHidden="1" w:unhideWhenUsed="1"/>
     <w:lsdException w:name="HTML Keyboard" w:semiHidden="1" w:unhideWhenUsed="1"/>
     <w:lsdException w:name="HTML Preformatted" w:semiHidden="1" w:unhideWhenUsed="1"/>
@@ -1063,7 +2275,6 @@
     <w:lsdException w:name="Smart Hyperlink" w:semiHidden="1" w:unhideWhenUsed="1"/>
     <w:lsdException w:name="Hashtag" w:semiHidden="1" w:unhideWhenUsed="1"/>
     <w:lsdException w:name="Unresolved Mention" w:semiHidden="1" w:unhideWhenUsed="1"/>
-    <w:lsdException w:name="Smart Link" w:semiHidden="1" w:unhideWhenUsed="1"/>
   </w:latentStyles>
   <w:style w:type="paragraph" w:default="1" w:styleId="a">
     <w:name w:val="Normal"/>
@@ -1074,6 +2285,31 @@
       <w:autoSpaceDE w:val="0"/>
       <w:autoSpaceDN w:val="0"/>
     </w:pPr>
+  </w:style>
+  <w:style w:type="paragraph" w:styleId="3">
+    <w:name w:val="heading 3"/>
+    <w:basedOn w:val="a"/>
+    <w:link w:val="3Char"/>
+    <w:uiPriority w:val="9"/>
+    <w:qFormat/>
+    <w:rsid w:val="00AB591C"/>
+    <w:pPr>
+      <w:widowControl/>
+      <w:wordWrap/>
+      <w:autoSpaceDE/>
+      <w:autoSpaceDN/>
+      <w:spacing w:before="100" w:beforeAutospacing="1" w:after="100" w:afterAutospacing="1" w:line="240" w:lineRule="auto"/>
+      <w:jc w:val="left"/>
+      <w:outlineLvl w:val="2"/>
+    </w:pPr>
+    <w:rPr>
+      <w:rFonts w:ascii="굴림" w:eastAsia="굴림" w:hAnsi="굴림" w:cs="굴림"/>
+      <w:b/>
+      <w:bCs/>
+      <w:kern w:val="0"/>
+      <w:sz w:val="27"/>
+      <w:szCs w:val="27"/>
+    </w:rPr>
   </w:style>
   <w:style w:type="character" w:default="1" w:styleId="a0">
     <w:name w:val="Default Paragraph Font"/>
@@ -1213,12 +2449,28 @@
   <w:style w:type="paragraph" w:styleId="a8">
     <w:name w:val="Normal (Web)"/>
     <w:basedOn w:val="a"/>
+    <w:uiPriority w:val="99"/>
     <w:semiHidden/>
     <w:unhideWhenUsed/>
     <w:rPr>
       <w:rFonts w:ascii="Times New Roman" w:hAnsi="Times New Roman" w:cs="Times New Roman"/>
       <w:sz w:val="24"/>
       <w:szCs w:val="24"/>
+    </w:rPr>
+  </w:style>
+  <w:style w:type="character" w:customStyle="1" w:styleId="3Char">
+    <w:name w:val="제목 3 Char"/>
+    <w:basedOn w:val="a0"/>
+    <w:link w:val="3"/>
+    <w:uiPriority w:val="9"/>
+    <w:rsid w:val="00AB591C"/>
+    <w:rPr>
+      <w:rFonts w:ascii="굴림" w:eastAsia="굴림" w:hAnsi="굴림" w:cs="굴림"/>
+      <w:b/>
+      <w:bCs/>
+      <w:kern w:val="0"/>
+      <w:sz w:val="27"/>
+      <w:szCs w:val="27"/>
     </w:rPr>
   </w:style>
 </w:styles>

--- a/작업일지/8주차.docx
+++ b/작업일지/8주차.docx
@@ -1,6 +1,6 @@
 
 <file path=word/document.xml><?xml version="1.0" encoding="utf-8"?>
-<w:document xmlns:wpc="http://schemas.microsoft.com/office/word/2010/wordprocessingCanvas" xmlns:cx="http://schemas.microsoft.com/office/drawing/2014/chartex" xmlns:cx1="http://schemas.microsoft.com/office/drawing/2015/9/8/chartex" xmlns:cx2="http://schemas.microsoft.com/office/drawing/2015/10/21/chartex" xmlns:cx3="http://schemas.microsoft.com/office/drawing/2016/5/9/chartex" xmlns:cx4="http://schemas.microsoft.com/office/drawing/2016/5/10/chartex" xmlns:cx5="http://schemas.microsoft.com/office/drawing/2016/5/11/chartex" xmlns:cx6="http://schemas.microsoft.com/office/drawing/2016/5/12/chartex" xmlns:cx7="http://schemas.microsoft.com/office/drawing/2016/5/13/chartex" xmlns:cx8="http://schemas.microsoft.com/office/drawing/2016/5/14/chartex" xmlns:mc="http://schemas.openxmlformats.org/markup-compatibility/2006" xmlns:aink="http://schemas.microsoft.com/office/drawing/2016/ink" xmlns:am3d="http://schemas.microsoft.com/office/drawing/2017/model3d" xmlns:o="urn:schemas-microsoft-com:office:office" xmlns:r="http://schemas.openxmlformats.org/officeDocument/2006/relationships" xmlns:m="http://schemas.openxmlformats.org/officeDocument/2006/math" xmlns:v="urn:schemas-microsoft-com:vml" xmlns:wp14="http://schemas.microsoft.com/office/word/2010/wordprocessingDrawing" xmlns:wp="http://schemas.openxmlformats.org/drawingml/2006/wordprocessingDrawing" xmlns:w10="urn:schemas-microsoft-com:office:word" xmlns:w="http://schemas.openxmlformats.org/wordprocessingml/2006/main" xmlns:w14="http://schemas.microsoft.com/office/word/2010/wordml" xmlns:w15="http://schemas.microsoft.com/office/word/2012/wordml" xmlns:w16cid="http://schemas.microsoft.com/office/word/2016/wordml/cid" xmlns:w16se="http://schemas.microsoft.com/office/word/2015/wordml/symex" xmlns:wpg="http://schemas.microsoft.com/office/word/2010/wordprocessingGroup" xmlns:wpi="http://schemas.microsoft.com/office/word/2010/wordprocessingInk" xmlns:wne="http://schemas.microsoft.com/office/word/2006/wordml" xmlns:wps="http://schemas.microsoft.com/office/word/2010/wordprocessingShape" mc:Ignorable="w14 w15 w16se w16cid wp14">
+<w:document xmlns:wpc="http://schemas.microsoft.com/office/word/2010/wordprocessingCanvas" xmlns:cx="http://schemas.microsoft.com/office/drawing/2014/chartex" xmlns:cx1="http://schemas.microsoft.com/office/drawing/2015/9/8/chartex" xmlns:cx2="http://schemas.microsoft.com/office/drawing/2015/10/21/chartex" xmlns:cx3="http://schemas.microsoft.com/office/drawing/2016/5/9/chartex" xmlns:cx4="http://schemas.microsoft.com/office/drawing/2016/5/10/chartex" xmlns:cx5="http://schemas.microsoft.com/office/drawing/2016/5/11/chartex" xmlns:cx6="http://schemas.microsoft.com/office/drawing/2016/5/12/chartex" xmlns:cx7="http://schemas.microsoft.com/office/drawing/2016/5/13/chartex" xmlns:cx8="http://schemas.microsoft.com/office/drawing/2016/5/14/chartex" xmlns:mc="http://schemas.openxmlformats.org/markup-compatibility/2006" xmlns:aink="http://schemas.microsoft.com/office/drawing/2016/ink" xmlns:am3d="http://schemas.microsoft.com/office/drawing/2017/model3d" xmlns:o="urn:schemas-microsoft-com:office:office" xmlns:oel="http://schemas.microsoft.com/office/2019/extlst" xmlns:r="http://schemas.openxmlformats.org/officeDocument/2006/relationships" xmlns:m="http://schemas.openxmlformats.org/officeDocument/2006/math" xmlns:v="urn:schemas-microsoft-com:vml" xmlns:wp14="http://schemas.microsoft.com/office/word/2010/wordprocessingDrawing" xmlns:wp="http://schemas.openxmlformats.org/drawingml/2006/wordprocessingDrawing" xmlns:w10="urn:schemas-microsoft-com:office:word" xmlns:w="http://schemas.openxmlformats.org/wordprocessingml/2006/main" xmlns:w14="http://schemas.microsoft.com/office/word/2010/wordml" xmlns:w15="http://schemas.microsoft.com/office/word/2012/wordml" xmlns:w16cex="http://schemas.microsoft.com/office/word/2018/wordml/cex" xmlns:w16cid="http://schemas.microsoft.com/office/word/2016/wordml/cid" xmlns:w16="http://schemas.microsoft.com/office/word/2018/wordml" xmlns:w16du="http://schemas.microsoft.com/office/word/2023/wordml/word16du" xmlns:w16sdtdh="http://schemas.microsoft.com/office/word/2020/wordml/sdtdatahash" xmlns:w16sdtfl="http://schemas.microsoft.com/office/word/2024/wordml/sdtformatlock" xmlns:w16se="http://schemas.microsoft.com/office/word/2015/wordml/symex" xmlns:wpg="http://schemas.microsoft.com/office/word/2010/wordprocessingGroup" xmlns:wpi="http://schemas.microsoft.com/office/word/2010/wordprocessingInk" xmlns:wne="http://schemas.microsoft.com/office/word/2006/wordml" xmlns:wps="http://schemas.microsoft.com/office/word/2010/wordprocessingShape" mc:Ignorable="w14 w15 w16se w16cid w16 w16cex w16sdtdh w16sdtfl w16du wp14">
   <w:body>
     <w:tbl>
       <w:tblPr>
@@ -431,6 +431,70 @@
               <w:t>파일 생성</w:t>
             </w:r>
           </w:p>
+          <w:p>
+            <w:pPr>
+              <w:jc w:val="left"/>
+              <w:rPr>
+                <w:b/>
+                <w:bCs/>
+              </w:rPr>
+            </w:pPr>
+            <w:proofErr w:type="spellStart"/>
+            <w:r>
+              <w:rPr>
+                <w:rFonts w:hint="eastAsia"/>
+                <w:b/>
+                <w:bCs/>
+              </w:rPr>
+              <w:t>씬전환과</w:t>
+            </w:r>
+            <w:proofErr w:type="spellEnd"/>
+            <w:r>
+              <w:rPr>
+                <w:rFonts w:hint="eastAsia"/>
+                <w:b/>
+                <w:bCs/>
+              </w:rPr>
+              <w:t xml:space="preserve"> 매니저 구현</w:t>
+            </w:r>
+          </w:p>
+          <w:p>
+            <w:pPr>
+              <w:jc w:val="left"/>
+              <w:rPr>
+                <w:b/>
+                <w:bCs/>
+              </w:rPr>
+            </w:pPr>
+            <w:proofErr w:type="spellStart"/>
+            <w:r>
+              <w:rPr>
+                <w:rFonts w:hint="eastAsia"/>
+                <w:b/>
+                <w:bCs/>
+              </w:rPr>
+              <w:t>메쉬</w:t>
+            </w:r>
+            <w:proofErr w:type="spellEnd"/>
+            <w:r>
+              <w:rPr>
+                <w:rFonts w:hint="eastAsia"/>
+                <w:b/>
+                <w:bCs/>
+              </w:rPr>
+              <w:t xml:space="preserve"> 생성 방식 변경</w:t>
+            </w:r>
+          </w:p>
+          <w:p>
+            <w:pPr>
+              <w:jc w:val="left"/>
+              <w:rPr>
+                <w:rFonts w:hint="eastAsia"/>
+                <w:b/>
+                <w:bCs/>
+              </w:rPr>
+            </w:pPr>
+          </w:p>
         </w:tc>
       </w:tr>
     </w:tbl>
@@ -1111,7 +1175,7 @@
         <w:spacing w:before="100" w:beforeAutospacing="1" w:after="100" w:afterAutospacing="1" w:line="240" w:lineRule="auto"/>
         <w:jc w:val="left"/>
         <w:rPr>
-          <w:rFonts w:eastAsiaTheme="minorHAnsi" w:cs="굴림" w:hint="eastAsia"/>
+          <w:rFonts w:eastAsiaTheme="minorHAnsi" w:cs="굴림"/>
           <w:kern w:val="0"/>
           <w:szCs w:val="20"/>
         </w:rPr>
@@ -1179,11 +1243,775 @@
     <w:p>
       <w:pPr>
         <w:rPr>
+          <w:rFonts w:eastAsiaTheme="minorHAnsi" w:cs="굴림"/>
+          <w:kern w:val="0"/>
+          <w:szCs w:val="20"/>
+        </w:rPr>
+      </w:pPr>
+      <w:r>
+        <w:rPr>
+          <w:b/>
+          <w:bCs/>
+          <w:sz w:val="22"/>
+        </w:rPr>
+        <w:tab/>
+      </w:r>
+      <w:r>
+        <w:rPr>
+          <w:rFonts w:eastAsiaTheme="minorHAnsi" w:cs="굴림"/>
+          <w:kern w:val="0"/>
+          <w:szCs w:val="20"/>
+        </w:rPr>
+        <w:t xml:space="preserve">Json </w:t>
+      </w:r>
+      <w:r>
+        <w:rPr>
+          <w:rFonts w:eastAsiaTheme="minorHAnsi" w:cs="굴림" w:hint="eastAsia"/>
+          <w:kern w:val="0"/>
+          <w:szCs w:val="20"/>
+        </w:rPr>
+        <w:t xml:space="preserve">파일을 뽑을 때 사용된 </w:t>
+      </w:r>
+      <w:proofErr w:type="spellStart"/>
+      <w:r>
+        <w:rPr>
+          <w:rFonts w:eastAsiaTheme="minorHAnsi" w:cs="굴림" w:hint="eastAsia"/>
+          <w:kern w:val="0"/>
+          <w:szCs w:val="20"/>
+        </w:rPr>
+        <w:t>블루프린트에서</w:t>
+      </w:r>
+      <w:proofErr w:type="spellEnd"/>
+      <w:r>
+        <w:rPr>
+          <w:rFonts w:eastAsiaTheme="minorHAnsi" w:cs="굴림" w:hint="eastAsia"/>
+          <w:kern w:val="0"/>
+          <w:szCs w:val="20"/>
+        </w:rPr>
+        <w:t xml:space="preserve"> </w:t>
+      </w:r>
+      <w:proofErr w:type="spellStart"/>
+      <w:r>
+        <w:rPr>
+          <w:rFonts w:eastAsiaTheme="minorHAnsi" w:cs="굴림"/>
+          <w:kern w:val="0"/>
+          <w:szCs w:val="20"/>
+        </w:rPr>
+        <w:t>png</w:t>
+      </w:r>
+      <w:proofErr w:type="spellEnd"/>
+      <w:r>
+        <w:rPr>
+          <w:rFonts w:eastAsiaTheme="minorHAnsi" w:cs="굴림" w:hint="eastAsia"/>
+          <w:kern w:val="0"/>
+          <w:szCs w:val="20"/>
+        </w:rPr>
+        <w:t xml:space="preserve">파일도 </w:t>
+      </w:r>
+      <w:proofErr w:type="gramStart"/>
+      <w:r>
+        <w:rPr>
+          <w:rFonts w:eastAsiaTheme="minorHAnsi" w:cs="굴림" w:hint="eastAsia"/>
+          <w:kern w:val="0"/>
+          <w:szCs w:val="20"/>
+        </w:rPr>
+        <w:t>한번에</w:t>
+      </w:r>
+      <w:proofErr w:type="gramEnd"/>
+      <w:r>
+        <w:rPr>
+          <w:rFonts w:eastAsiaTheme="minorHAnsi" w:cs="굴림" w:hint="eastAsia"/>
+          <w:kern w:val="0"/>
+          <w:szCs w:val="20"/>
+        </w:rPr>
+        <w:t xml:space="preserve"> 뽑을 수 있도록 하였음.</w:t>
+      </w:r>
+    </w:p>
+    <w:p>
+      <w:pPr>
+        <w:rPr>
+          <w:b/>
+          <w:bCs/>
+          <w:sz w:val="22"/>
+        </w:rPr>
+      </w:pPr>
+      <w:r>
+        <w:rPr>
+          <w:b/>
+          <w:bCs/>
+          <w:sz w:val="22"/>
+        </w:rPr>
+        <w:tab/>
+        <w:t xml:space="preserve">원래 Box오브젝트 생성에 쓰였던 레거시 </w:t>
+      </w:r>
+      <w:proofErr w:type="spellStart"/>
+      <w:r>
+        <w:rPr>
+          <w:b/>
+          <w:bCs/>
+          <w:sz w:val="22"/>
+        </w:rPr>
+        <w:t>BoxObject</w:t>
+      </w:r>
+      <w:proofErr w:type="spellEnd"/>
+      <w:r>
+        <w:rPr>
+          <w:b/>
+          <w:bCs/>
+          <w:sz w:val="22"/>
+        </w:rPr>
+        <w:t xml:space="preserve">를 삭제하고 오브젝트 </w:t>
+      </w:r>
+      <w:proofErr w:type="spellStart"/>
+      <w:r>
+        <w:rPr>
+          <w:b/>
+          <w:bCs/>
+          <w:sz w:val="22"/>
+        </w:rPr>
+        <w:t>생성후</w:t>
+      </w:r>
+      <w:proofErr w:type="spellEnd"/>
+      <w:r>
+        <w:rPr>
+          <w:b/>
+          <w:bCs/>
+          <w:sz w:val="22"/>
+        </w:rPr>
+        <w:t xml:space="preserve"> Box스크립트를 부착</w:t>
+      </w:r>
+    </w:p>
+    <w:p>
+      <w:pPr>
+        <w:rPr>
+          <w:b/>
+          <w:bCs/>
+          <w:sz w:val="22"/>
+        </w:rPr>
+      </w:pPr>
+      <w:r>
+        <w:rPr>
+          <w:b/>
+          <w:bCs/>
+          <w:sz w:val="22"/>
+        </w:rPr>
+        <w:tab/>
+      </w:r>
+      <w:r>
+        <w:rPr>
+          <w:b/>
+          <w:bCs/>
+          <w:sz w:val="22"/>
+        </w:rPr>
+        <w:br/>
+      </w:r>
+      <w:r>
+        <w:rPr>
+          <w:b/>
+          <w:bCs/>
+          <w:sz w:val="22"/>
+        </w:rPr>
+        <w:tab/>
+        <w:t xml:space="preserve">GPU에 업로드하는 </w:t>
+      </w:r>
+      <w:proofErr w:type="spellStart"/>
+      <w:r>
+        <w:rPr>
+          <w:b/>
+          <w:bCs/>
+          <w:sz w:val="22"/>
+        </w:rPr>
+        <w:t>순서랑</w:t>
+      </w:r>
+      <w:proofErr w:type="spellEnd"/>
+      <w:r>
+        <w:rPr>
+          <w:b/>
+          <w:bCs/>
+          <w:sz w:val="22"/>
+        </w:rPr>
+        <w:t xml:space="preserve"> 타이밍이 어긋나는 경우가 </w:t>
+      </w:r>
+      <w:proofErr w:type="spellStart"/>
+      <w:r>
+        <w:rPr>
+          <w:b/>
+          <w:bCs/>
+          <w:sz w:val="22"/>
+        </w:rPr>
+        <w:t>생길게</w:t>
+      </w:r>
+      <w:proofErr w:type="spellEnd"/>
+      <w:r>
+        <w:rPr>
+          <w:b/>
+          <w:bCs/>
+          <w:sz w:val="22"/>
+        </w:rPr>
+        <w:t xml:space="preserve"> 뻔해서 일단 지금 현재 업로드하는 리소스 매니저의 함수를 Mesh의 역할을 먼저 제대로 구현 </w:t>
+      </w:r>
+      <w:proofErr w:type="spellStart"/>
+      <w:r>
+        <w:rPr>
+          <w:b/>
+          <w:bCs/>
+          <w:sz w:val="22"/>
+        </w:rPr>
+        <w:t>한뒤에</w:t>
+      </w:r>
+      <w:proofErr w:type="spellEnd"/>
+      <w:r>
+        <w:rPr>
+          <w:b/>
+          <w:bCs/>
+          <w:sz w:val="22"/>
+        </w:rPr>
+        <w:t xml:space="preserve"> 호출하기위해서 TODO주석을 </w:t>
+      </w:r>
+      <w:proofErr w:type="spellStart"/>
+      <w:r>
+        <w:rPr>
+          <w:b/>
+          <w:bCs/>
+          <w:sz w:val="22"/>
+        </w:rPr>
+        <w:t>달아둠</w:t>
+      </w:r>
+      <w:proofErr w:type="spellEnd"/>
+    </w:p>
+    <w:p>
+      <w:pPr>
+        <w:rPr>
+          <w:b/>
+          <w:bCs/>
+          <w:sz w:val="22"/>
+        </w:rPr>
+      </w:pPr>
+      <w:r>
+        <w:rPr>
+          <w:b/>
+          <w:bCs/>
+          <w:sz w:val="22"/>
+        </w:rPr>
+        <w:lastRenderedPageBreak/>
+        <w:tab/>
+      </w:r>
+      <w:r>
+        <w:rPr>
+          <w:b/>
+          <w:bCs/>
+          <w:sz w:val="22"/>
+        </w:rPr>
+        <w:br/>
+      </w:r>
+      <w:r>
+        <w:rPr>
+          <w:b/>
+          <w:bCs/>
+          <w:sz w:val="22"/>
+        </w:rPr>
+        <w:tab/>
+      </w:r>
+      <w:proofErr w:type="spellStart"/>
+      <w:r>
+        <w:rPr>
+          <w:b/>
+          <w:bCs/>
+          <w:sz w:val="22"/>
+        </w:rPr>
+        <w:t>여러곳에서</w:t>
+      </w:r>
+      <w:proofErr w:type="spellEnd"/>
+      <w:r>
+        <w:rPr>
+          <w:b/>
+          <w:bCs/>
+          <w:sz w:val="22"/>
+        </w:rPr>
+        <w:t xml:space="preserve"> 초기화중인 매니저들을 한곳에 모아서 초기화 진행</w:t>
+      </w:r>
+    </w:p>
+    <w:p>
+      <w:pPr>
+        <w:rPr>
+          <w:b/>
+          <w:bCs/>
+          <w:sz w:val="22"/>
+        </w:rPr>
+      </w:pPr>
+      <w:r>
+        <w:rPr>
+          <w:b/>
+          <w:bCs/>
+          <w:sz w:val="22"/>
+        </w:rPr>
+        <w:tab/>
+      </w:r>
+      <w:proofErr w:type="spellStart"/>
+      <w:r>
+        <w:rPr>
+          <w:b/>
+          <w:bCs/>
+          <w:sz w:val="22"/>
+        </w:rPr>
+        <w:t>AnimateObject</w:t>
+      </w:r>
+      <w:proofErr w:type="spellEnd"/>
+      <w:r>
+        <w:rPr>
+          <w:b/>
+          <w:bCs/>
+          <w:sz w:val="22"/>
+        </w:rPr>
+        <w:t xml:space="preserve">함수를 </w:t>
+      </w:r>
+      <w:proofErr w:type="spellStart"/>
+      <w:r>
+        <w:rPr>
+          <w:b/>
+          <w:bCs/>
+          <w:sz w:val="22"/>
+        </w:rPr>
+        <w:t>update_object</w:t>
+      </w:r>
+      <w:proofErr w:type="spellEnd"/>
+      <w:r>
+        <w:rPr>
+          <w:b/>
+          <w:bCs/>
+          <w:sz w:val="22"/>
+        </w:rPr>
+        <w:t>로 변경</w:t>
+      </w:r>
+    </w:p>
+    <w:p>
+      <w:pPr>
+        <w:rPr>
+          <w:b/>
+          <w:bCs/>
+          <w:sz w:val="22"/>
+        </w:rPr>
+      </w:pPr>
+      <w:r>
+        <w:rPr>
+          <w:b/>
+          <w:bCs/>
+          <w:sz w:val="22"/>
+        </w:rPr>
+        <w:tab/>
+      </w:r>
+      <w:r>
+        <w:rPr>
+          <w:b/>
+          <w:bCs/>
+          <w:sz w:val="22"/>
+        </w:rPr>
+        <w:br/>
+      </w:r>
+      <w:r>
+        <w:rPr>
+          <w:b/>
+          <w:bCs/>
+          <w:sz w:val="22"/>
+        </w:rPr>
+        <w:tab/>
+        <w:t xml:space="preserve">현재 </w:t>
+      </w:r>
+      <w:proofErr w:type="spellStart"/>
+      <w:r>
+        <w:rPr>
+          <w:b/>
+          <w:bCs/>
+          <w:sz w:val="22"/>
+        </w:rPr>
+        <w:t>쉐이더를</w:t>
+      </w:r>
+      <w:proofErr w:type="spellEnd"/>
+      <w:r>
+        <w:rPr>
+          <w:b/>
+          <w:bCs/>
+          <w:sz w:val="22"/>
+        </w:rPr>
+        <w:t xml:space="preserve"> </w:t>
+      </w:r>
+      <w:proofErr w:type="gramStart"/>
+      <w:r>
+        <w:rPr>
+          <w:b/>
+          <w:bCs/>
+          <w:sz w:val="22"/>
+        </w:rPr>
+        <w:t>상속 받는</w:t>
+      </w:r>
+      <w:proofErr w:type="gramEnd"/>
+      <w:r>
+        <w:rPr>
+          <w:b/>
+          <w:bCs/>
+          <w:sz w:val="22"/>
+        </w:rPr>
+        <w:t xml:space="preserve"> 여러 </w:t>
+      </w:r>
+      <w:proofErr w:type="spellStart"/>
+      <w:r>
+        <w:rPr>
+          <w:b/>
+          <w:bCs/>
+          <w:sz w:val="22"/>
+        </w:rPr>
+        <w:t>쉐이더</w:t>
+      </w:r>
+      <w:proofErr w:type="spellEnd"/>
+      <w:r>
+        <w:rPr>
+          <w:b/>
+          <w:bCs/>
+          <w:sz w:val="22"/>
+        </w:rPr>
+        <w:t xml:space="preserve"> 클래스를 사용해서 PSO를 만들고 처리하는데 이걸 실제로 생성하는 책임을 Renderer에게 전가함</w:t>
+      </w:r>
+    </w:p>
+    <w:p>
+      <w:pPr>
+        <w:ind w:left="800"/>
+        <w:rPr>
+          <w:b/>
+          <w:bCs/>
+          <w:sz w:val="22"/>
+        </w:rPr>
+      </w:pPr>
+      <w:r>
+        <w:rPr>
+          <w:b/>
+          <w:bCs/>
+          <w:sz w:val="22"/>
+        </w:rPr>
+        <w:t xml:space="preserve">shader클래스의 원형을 변경하여서 원래 PSO만들때 </w:t>
+      </w:r>
+      <w:proofErr w:type="spellStart"/>
+      <w:r>
+        <w:rPr>
+          <w:b/>
+          <w:bCs/>
+          <w:sz w:val="22"/>
+        </w:rPr>
+        <w:t>썻던</w:t>
+      </w:r>
+      <w:proofErr w:type="spellEnd"/>
+      <w:r>
+        <w:rPr>
+          <w:b/>
+          <w:bCs/>
+          <w:sz w:val="22"/>
+        </w:rPr>
+        <w:t xml:space="preserve"> 함수들을 </w:t>
+      </w:r>
+      <w:proofErr w:type="gramStart"/>
+      <w:r>
+        <w:rPr>
+          <w:b/>
+          <w:bCs/>
+          <w:sz w:val="22"/>
+        </w:rPr>
+        <w:t>조금 씩</w:t>
+      </w:r>
+      <w:proofErr w:type="gramEnd"/>
+      <w:r>
+        <w:rPr>
+          <w:b/>
+          <w:bCs/>
+          <w:sz w:val="22"/>
+        </w:rPr>
+        <w:t xml:space="preserve"> 변경하고 코드 컨벤션에 맞춰서 재작성</w:t>
+      </w:r>
+    </w:p>
+    <w:p>
+      <w:pPr>
+        <w:ind w:left="800"/>
+        <w:rPr>
+          <w:b/>
+          <w:bCs/>
+          <w:sz w:val="22"/>
+        </w:rPr>
+      </w:pPr>
+      <w:proofErr w:type="spellStart"/>
+      <w:r>
+        <w:rPr>
+          <w:b/>
+          <w:bCs/>
+          <w:sz w:val="22"/>
+        </w:rPr>
+        <w:t>씬의</w:t>
+      </w:r>
+      <w:proofErr w:type="spellEnd"/>
+      <w:r>
+        <w:rPr>
+          <w:b/>
+          <w:bCs/>
+          <w:sz w:val="22"/>
+        </w:rPr>
+        <w:t xml:space="preserve"> 릴리즈 함수도 릴리즈 업로드 버퍼로 변경</w:t>
+      </w:r>
+    </w:p>
+    <w:p>
+      <w:pPr>
+        <w:ind w:left="800"/>
+        <w:rPr>
+          <w:b/>
+          <w:bCs/>
+          <w:sz w:val="22"/>
+        </w:rPr>
+      </w:pPr>
+      <w:r>
+        <w:rPr>
+          <w:b/>
+          <w:bCs/>
+          <w:sz w:val="22"/>
+        </w:rPr>
+        <w:t>input매니저와 resource매니저 초기화 추가</w:t>
+      </w:r>
+    </w:p>
+    <w:p>
+      <w:pPr>
+        <w:ind w:left="800"/>
+        <w:rPr>
+          <w:b/>
+          <w:bCs/>
+          <w:sz w:val="22"/>
+        </w:rPr>
+      </w:pPr>
+      <w:r>
+        <w:rPr>
+          <w:b/>
+          <w:bCs/>
+          <w:sz w:val="22"/>
+        </w:rPr>
+        <w:t xml:space="preserve">기존 </w:t>
+      </w:r>
+      <w:proofErr w:type="spellStart"/>
+      <w:r>
+        <w:rPr>
+          <w:b/>
+          <w:bCs/>
+          <w:sz w:val="22"/>
+        </w:rPr>
+        <w:t>씬매니저는</w:t>
+      </w:r>
+      <w:proofErr w:type="spellEnd"/>
+      <w:r>
+        <w:rPr>
+          <w:b/>
+          <w:bCs/>
+          <w:sz w:val="22"/>
+        </w:rPr>
+        <w:t xml:space="preserve"> 열거형을 주면 그것에 맞는 </w:t>
+      </w:r>
+      <w:proofErr w:type="spellStart"/>
+      <w:r>
+        <w:rPr>
+          <w:b/>
+          <w:bCs/>
+          <w:sz w:val="22"/>
+        </w:rPr>
+        <w:t>씬을</w:t>
+      </w:r>
+      <w:proofErr w:type="spellEnd"/>
+      <w:r>
+        <w:rPr>
+          <w:b/>
+          <w:bCs/>
+          <w:sz w:val="22"/>
+        </w:rPr>
+        <w:t xml:space="preserve"> 생성하고 바꾸는 것이었다. 그런데 </w:t>
+      </w:r>
+      <w:proofErr w:type="spellStart"/>
+      <w:r>
+        <w:rPr>
+          <w:b/>
+          <w:bCs/>
+          <w:sz w:val="22"/>
+        </w:rPr>
+        <w:t>씬이</w:t>
+      </w:r>
+      <w:proofErr w:type="spellEnd"/>
+      <w:r>
+        <w:rPr>
+          <w:b/>
+          <w:bCs/>
+          <w:sz w:val="22"/>
+        </w:rPr>
+        <w:t xml:space="preserve"> 많아지면 그것에 맞춰서 열거형을 하나씩 </w:t>
+      </w:r>
+      <w:proofErr w:type="spellStart"/>
+      <w:proofErr w:type="gramStart"/>
+      <w:r>
+        <w:rPr>
+          <w:b/>
+          <w:bCs/>
+          <w:sz w:val="22"/>
+        </w:rPr>
+        <w:t>만들어야하는게</w:t>
+      </w:r>
+      <w:proofErr w:type="spellEnd"/>
+      <w:proofErr w:type="gramEnd"/>
+      <w:r>
+        <w:rPr>
+          <w:b/>
+          <w:bCs/>
+          <w:sz w:val="22"/>
+        </w:rPr>
+        <w:t xml:space="preserve"> 귀찮으니 template코드로 </w:t>
+      </w:r>
+      <w:proofErr w:type="spellStart"/>
+      <w:r>
+        <w:rPr>
+          <w:b/>
+          <w:bCs/>
+          <w:sz w:val="22"/>
+        </w:rPr>
+        <w:t>씬을</w:t>
+      </w:r>
+      <w:proofErr w:type="spellEnd"/>
+      <w:r>
+        <w:rPr>
+          <w:b/>
+          <w:bCs/>
+          <w:sz w:val="22"/>
+        </w:rPr>
+        <w:t xml:space="preserve"> 생성하는</w:t>
+      </w:r>
+      <w:r>
+        <w:rPr>
           <w:rFonts w:hint="eastAsia"/>
           <w:b/>
           <w:bCs/>
           <w:sz w:val="22"/>
         </w:rPr>
+        <w:t xml:space="preserve"> </w:t>
+      </w:r>
+      <w:r>
+        <w:rPr>
+          <w:b/>
+          <w:bCs/>
+          <w:sz w:val="22"/>
+        </w:rPr>
+        <w:t>것으로 변경</w:t>
+      </w:r>
+    </w:p>
+    <w:p>
+      <w:pPr>
+        <w:rPr>
+          <w:b/>
+          <w:bCs/>
+          <w:sz w:val="22"/>
+        </w:rPr>
+      </w:pPr>
+      <w:r>
+        <w:rPr>
+          <w:b/>
+          <w:bCs/>
+          <w:sz w:val="22"/>
+        </w:rPr>
+        <w:t xml:space="preserve">기존 scene에서 </w:t>
+      </w:r>
+      <w:proofErr w:type="gramStart"/>
+      <w:r>
+        <w:rPr>
+          <w:b/>
+          <w:bCs/>
+          <w:sz w:val="22"/>
+        </w:rPr>
+        <w:t>update ,</w:t>
+      </w:r>
+      <w:proofErr w:type="gramEnd"/>
+      <w:r>
+        <w:rPr>
+          <w:b/>
+          <w:bCs/>
+          <w:sz w:val="22"/>
+        </w:rPr>
+        <w:t xml:space="preserve"> render를 부르던 역할이 각각 오브젝트 매니저, </w:t>
+      </w:r>
+      <w:proofErr w:type="spellStart"/>
+      <w:r>
+        <w:rPr>
+          <w:b/>
+          <w:bCs/>
+          <w:sz w:val="22"/>
+        </w:rPr>
+        <w:t>렌더러로</w:t>
+      </w:r>
+      <w:proofErr w:type="spellEnd"/>
+      <w:r>
+        <w:rPr>
+          <w:b/>
+          <w:bCs/>
+          <w:sz w:val="22"/>
+        </w:rPr>
+        <w:t xml:space="preserve"> 옮겨 갔으므로 기존의 그 함수를 부르던 매니저 함수들도 삭제</w:t>
+      </w:r>
+    </w:p>
+    <w:p>
+      <w:pPr>
+        <w:rPr>
+          <w:b/>
+          <w:bCs/>
+          <w:sz w:val="22"/>
+        </w:rPr>
+      </w:pPr>
+      <w:r>
+        <w:rPr>
+          <w:b/>
+          <w:bCs/>
+          <w:sz w:val="22"/>
+        </w:rPr>
+        <w:t xml:space="preserve">리소스 매니저에서 리소스 매니저만 가지고 있는 </w:t>
+      </w:r>
+      <w:proofErr w:type="spellStart"/>
+      <w:r>
+        <w:rPr>
+          <w:b/>
+          <w:bCs/>
+          <w:sz w:val="22"/>
+        </w:rPr>
+        <w:t>메쉬들을</w:t>
+      </w:r>
+      <w:proofErr w:type="spellEnd"/>
+      <w:r>
+        <w:rPr>
+          <w:b/>
+          <w:bCs/>
+          <w:sz w:val="22"/>
+        </w:rPr>
+        <w:t xml:space="preserve"> 해제 </w:t>
+      </w:r>
+      <w:proofErr w:type="spellStart"/>
+      <w:r>
+        <w:rPr>
+          <w:b/>
+          <w:bCs/>
+          <w:sz w:val="22"/>
+        </w:rPr>
+        <w:t>하므로서</w:t>
+      </w:r>
+      <w:proofErr w:type="spellEnd"/>
+      <w:r>
+        <w:rPr>
+          <w:b/>
+          <w:bCs/>
+          <w:sz w:val="22"/>
+        </w:rPr>
+        <w:t xml:space="preserve"> 메모리 낭비 막는 코드 추가</w:t>
+      </w:r>
+    </w:p>
+    <w:p>
+      <w:pPr>
+        <w:rPr>
+          <w:b/>
+          <w:bCs/>
+          <w:sz w:val="22"/>
+        </w:rPr>
       </w:pPr>
       <w:r>
         <w:rPr>
@@ -1192,61 +2020,1774 @@
           <w:sz w:val="22"/>
         </w:rPr>
         <w:tab/>
-      </w:r>
-      <w:r>
+        <w:t>Object에 영속성 flag를 추가</w:t>
+      </w:r>
+    </w:p>
+    <w:p>
+      <w:pPr>
+        <w:rPr>
+          <w:b/>
+          <w:bCs/>
+          <w:sz w:val="22"/>
+        </w:rPr>
+      </w:pPr>
+      <w:r>
+        <w:rPr>
+          <w:b/>
+          <w:bCs/>
+          <w:sz w:val="22"/>
+        </w:rPr>
+        <w:tab/>
+      </w:r>
+      <w:proofErr w:type="spellStart"/>
+      <w:r>
+        <w:rPr>
+          <w:b/>
+          <w:bCs/>
+          <w:sz w:val="22"/>
+        </w:rPr>
+        <w:t>씬전환시</w:t>
+      </w:r>
+      <w:proofErr w:type="spellEnd"/>
+      <w:r>
+        <w:rPr>
+          <w:b/>
+          <w:bCs/>
+          <w:sz w:val="22"/>
+        </w:rPr>
+        <w:t xml:space="preserve"> 살아 있을 수 있는 오브젝트와 죽는 오브젝트를 flag를 통해서 </w:t>
+      </w:r>
+      <w:proofErr w:type="spellStart"/>
+      <w:r>
+        <w:rPr>
+          <w:b/>
+          <w:bCs/>
+          <w:sz w:val="22"/>
+        </w:rPr>
+        <w:t>알수</w:t>
+      </w:r>
+      <w:proofErr w:type="spellEnd"/>
+      <w:r>
+        <w:rPr>
+          <w:b/>
+          <w:bCs/>
+          <w:sz w:val="22"/>
+        </w:rPr>
+        <w:t xml:space="preserve"> 있다.</w:t>
+      </w:r>
+    </w:p>
+    <w:p>
+      <w:pPr>
+        <w:rPr>
+          <w:b/>
+          <w:bCs/>
+          <w:sz w:val="22"/>
+        </w:rPr>
+      </w:pPr>
+      <w:r>
+        <w:rPr>
+          <w:b/>
+          <w:bCs/>
+          <w:sz w:val="22"/>
+        </w:rPr>
+        <w:tab/>
+        <w:t>비주얼 스튜디오 필터를 이용하여 파일들을 역할에 맞게 분리</w:t>
+      </w:r>
+    </w:p>
+    <w:p>
+      <w:pPr>
+        <w:rPr>
+          <w:b/>
+          <w:bCs/>
+          <w:sz w:val="22"/>
+        </w:rPr>
+      </w:pPr>
+      <w:r>
+        <w:rPr>
+          <w:b/>
+          <w:bCs/>
+          <w:sz w:val="22"/>
+        </w:rPr>
+        <w:tab/>
+      </w:r>
+      <w:proofErr w:type="spellStart"/>
+      <w:r>
+        <w:rPr>
+          <w:b/>
+          <w:bCs/>
+          <w:sz w:val="22"/>
+        </w:rPr>
+        <w:t>CreateSubresource</w:t>
+      </w:r>
+      <w:proofErr w:type="spellEnd"/>
+      <w:r>
+        <w:rPr>
+          <w:b/>
+          <w:bCs/>
+          <w:sz w:val="22"/>
+        </w:rPr>
+        <w:t xml:space="preserve">를 추가하여 </w:t>
+      </w:r>
+      <w:proofErr w:type="spellStart"/>
+      <w:r>
+        <w:rPr>
+          <w:b/>
+          <w:bCs/>
+          <w:sz w:val="22"/>
+        </w:rPr>
+        <w:t>subresource</w:t>
+      </w:r>
+      <w:proofErr w:type="spellEnd"/>
+      <w:r>
+        <w:rPr>
+          <w:b/>
+          <w:bCs/>
+          <w:sz w:val="22"/>
+        </w:rPr>
+        <w:t>생성하기 쉽게 추가</w:t>
+      </w:r>
+    </w:p>
+    <w:p>
+      <w:pPr>
+        <w:rPr>
+          <w:b/>
+          <w:bCs/>
+          <w:sz w:val="22"/>
+        </w:rPr>
+      </w:pPr>
+      <w:r>
+        <w:rPr>
+          <w:b/>
+          <w:bCs/>
+          <w:sz w:val="22"/>
+        </w:rPr>
+        <w:tab/>
+      </w:r>
+    </w:p>
+    <w:p>
+      <w:pPr>
+        <w:rPr>
+          <w:b/>
+          <w:bCs/>
+          <w:sz w:val="22"/>
+        </w:rPr>
+      </w:pPr>
+      <w:r>
+        <w:rPr>
+          <w:b/>
+          <w:bCs/>
+          <w:sz w:val="22"/>
+        </w:rPr>
+        <w:t xml:space="preserve">1. Mesh </w:t>
+      </w:r>
+      <w:proofErr w:type="spellStart"/>
+      <w:r>
+        <w:rPr>
+          <w:b/>
+          <w:bCs/>
+          <w:sz w:val="22"/>
+        </w:rPr>
+        <w:t>리팩토링</w:t>
+      </w:r>
+      <w:proofErr w:type="spellEnd"/>
+      <w:r>
+        <w:rPr>
+          <w:b/>
+          <w:bCs/>
+          <w:sz w:val="22"/>
+        </w:rPr>
+        <w:t xml:space="preserve"> 및 GPU 최적화</w:t>
+      </w:r>
+    </w:p>
+    <w:p>
+      <w:pPr>
+        <w:numPr>
+          <w:ilvl w:val="0"/>
+          <w:numId w:val="4"/>
+        </w:numPr>
+        <w:rPr>
+          <w:b/>
+          <w:bCs/>
+          <w:sz w:val="22"/>
+        </w:rPr>
+      </w:pPr>
+      <w:r>
+        <w:rPr>
+          <w:b/>
+          <w:bCs/>
+          <w:sz w:val="22"/>
+        </w:rPr>
+        <w:t>GPU 중복 업로드 방지: Mesh 클래스에 _</w:t>
+      </w:r>
+      <w:proofErr w:type="spellStart"/>
+      <w:r>
+        <w:rPr>
+          <w:b/>
+          <w:bCs/>
+          <w:sz w:val="22"/>
+        </w:rPr>
+        <w:t>isUpload</w:t>
+      </w:r>
+      <w:proofErr w:type="spellEnd"/>
+      <w:r>
+        <w:rPr>
+          <w:b/>
+          <w:bCs/>
+          <w:sz w:val="22"/>
+        </w:rPr>
+        <w:t xml:space="preserve"> (업로드 여부) 플래그와 _stride (데이터 크기)를 추가했습니다. 생성자와 소멸자에서 이 플래그를 확인하여, 이미 </w:t>
+      </w:r>
+      <w:proofErr w:type="spellStart"/>
+      <w:r>
+        <w:rPr>
+          <w:b/>
+          <w:bCs/>
+          <w:sz w:val="22"/>
+        </w:rPr>
+        <w:t>업로드된</w:t>
+      </w:r>
+      <w:proofErr w:type="spellEnd"/>
+      <w:r>
+        <w:rPr>
+          <w:b/>
+          <w:bCs/>
+          <w:sz w:val="22"/>
+        </w:rPr>
+        <w:t xml:space="preserve"> </w:t>
+      </w:r>
+      <w:proofErr w:type="spellStart"/>
+      <w:r>
+        <w:rPr>
+          <w:b/>
+          <w:bCs/>
+          <w:sz w:val="22"/>
+        </w:rPr>
+        <w:t>메쉬는</w:t>
+      </w:r>
+      <w:proofErr w:type="spellEnd"/>
+      <w:r>
+        <w:rPr>
+          <w:b/>
+          <w:bCs/>
+          <w:sz w:val="22"/>
+        </w:rPr>
+        <w:t xml:space="preserve"> GPU에 다시 업로드하지 않도록 최적화했습니다.</w:t>
+      </w:r>
+    </w:p>
+    <w:p>
+      <w:pPr>
+        <w:numPr>
+          <w:ilvl w:val="0"/>
+          <w:numId w:val="4"/>
+        </w:numPr>
+        <w:rPr>
+          <w:b/>
+          <w:bCs/>
+          <w:sz w:val="22"/>
+        </w:rPr>
+      </w:pPr>
+      <w:r>
+        <w:rPr>
+          <w:b/>
+          <w:bCs/>
+          <w:sz w:val="22"/>
+        </w:rPr>
+        <w:t xml:space="preserve">리소스 생성 로직: 업로드가 필요한 경우에만 </w:t>
+      </w:r>
+      <w:proofErr w:type="spellStart"/>
+      <w:r>
+        <w:rPr>
+          <w:b/>
+          <w:bCs/>
+          <w:sz w:val="22"/>
+        </w:rPr>
+        <w:t>UploadBuffer</w:t>
+      </w:r>
+      <w:proofErr w:type="spellEnd"/>
+      <w:r>
+        <w:rPr>
+          <w:b/>
+          <w:bCs/>
+          <w:sz w:val="22"/>
+        </w:rPr>
+        <w:t xml:space="preserve">와 </w:t>
+      </w:r>
+      <w:proofErr w:type="spellStart"/>
+      <w:r>
+        <w:rPr>
+          <w:b/>
+          <w:bCs/>
+          <w:sz w:val="22"/>
+        </w:rPr>
+        <w:t>DefaultHeap</w:t>
+      </w:r>
+      <w:proofErr w:type="spellEnd"/>
+      <w:r>
+        <w:rPr>
+          <w:b/>
+          <w:bCs/>
+          <w:sz w:val="22"/>
+        </w:rPr>
+        <w:t xml:space="preserve"> 리소스를 생성하여 </w:t>
+      </w:r>
+      <w:proofErr w:type="spellStart"/>
+      <w:r>
+        <w:rPr>
+          <w:b/>
+          <w:bCs/>
+          <w:sz w:val="22"/>
+        </w:rPr>
+        <w:t>메쉬</w:t>
+      </w:r>
+      <w:proofErr w:type="spellEnd"/>
+      <w:r>
+        <w:rPr>
+          <w:b/>
+          <w:bCs/>
+          <w:sz w:val="22"/>
+        </w:rPr>
+        <w:t xml:space="preserve"> 데이터를 GPU로 전송합니다.</w:t>
+      </w:r>
+    </w:p>
+    <w:p>
+      <w:pPr>
+        <w:numPr>
+          <w:ilvl w:val="0"/>
+          <w:numId w:val="4"/>
+        </w:numPr>
+        <w:rPr>
+          <w:b/>
+          <w:bCs/>
+          <w:sz w:val="22"/>
+        </w:rPr>
+      </w:pPr>
+      <w:r>
+        <w:rPr>
+          <w:b/>
+          <w:bCs/>
+          <w:sz w:val="22"/>
+        </w:rPr>
+        <w:t xml:space="preserve">정점 데이터 통합: </w:t>
+      </w:r>
+      <w:proofErr w:type="spellStart"/>
+      <w:r>
+        <w:rPr>
+          <w:b/>
+          <w:bCs/>
+          <w:sz w:val="22"/>
+        </w:rPr>
+        <w:t>Mesh.h</w:t>
+      </w:r>
+      <w:proofErr w:type="spellEnd"/>
+      <w:r>
+        <w:rPr>
+          <w:b/>
+          <w:bCs/>
+          <w:sz w:val="22"/>
+        </w:rPr>
+        <w:t xml:space="preserve"> 헤더를 수정하여 다양한 정점 데이터 구조를 통합 관리합니다. 모든 정점 클래스가 Vertex를 상속하도록 하여, Vertex 포인터의 가변 배열(e.g., </w:t>
+      </w:r>
+      <w:proofErr w:type="gramStart"/>
+      <w:r>
+        <w:rPr>
+          <w:b/>
+          <w:bCs/>
+          <w:sz w:val="22"/>
+        </w:rPr>
+        <w:t>std::</w:t>
+      </w:r>
+      <w:proofErr w:type="gramEnd"/>
+      <w:r>
+        <w:rPr>
+          <w:b/>
+          <w:bCs/>
+          <w:sz w:val="22"/>
+        </w:rPr>
+        <w:t xml:space="preserve">vector&lt;Vertex*&gt;)로 모든 </w:t>
+      </w:r>
+      <w:proofErr w:type="spellStart"/>
+      <w:r>
+        <w:rPr>
+          <w:b/>
+          <w:bCs/>
+          <w:sz w:val="22"/>
+        </w:rPr>
+        <w:t>메쉬</w:t>
+      </w:r>
+      <w:proofErr w:type="spellEnd"/>
+      <w:r>
+        <w:rPr>
+          <w:b/>
+          <w:bCs/>
+          <w:sz w:val="22"/>
+        </w:rPr>
+        <w:t xml:space="preserve"> 데이터를 관리할 수 있게 했습니다.</w:t>
+      </w:r>
+    </w:p>
+    <w:p>
+      <w:pPr>
+        <w:numPr>
+          <w:ilvl w:val="0"/>
+          <w:numId w:val="4"/>
+        </w:numPr>
+        <w:rPr>
+          <w:b/>
+          <w:bCs/>
+          <w:sz w:val="22"/>
+        </w:rPr>
+      </w:pPr>
+      <w:r>
+        <w:rPr>
+          <w:b/>
+          <w:bCs/>
+          <w:sz w:val="22"/>
+        </w:rPr>
+        <w:lastRenderedPageBreak/>
+        <w:t xml:space="preserve">확장성 확보: </w:t>
+      </w:r>
+      <w:proofErr w:type="spellStart"/>
+      <w:r>
+        <w:rPr>
+          <w:b/>
+          <w:bCs/>
+          <w:sz w:val="22"/>
+        </w:rPr>
+        <w:t>upload_to_gpu</w:t>
+      </w:r>
+      <w:proofErr w:type="spellEnd"/>
+      <w:r>
+        <w:rPr>
+          <w:b/>
+          <w:bCs/>
+          <w:sz w:val="22"/>
+        </w:rPr>
+        <w:t xml:space="preserve"> 함수를 virtual (가상 함수)로 변경하여, 향후 다양한 </w:t>
+      </w:r>
+      <w:proofErr w:type="spellStart"/>
+      <w:r>
+        <w:rPr>
+          <w:b/>
+          <w:bCs/>
+          <w:sz w:val="22"/>
+        </w:rPr>
+        <w:t>메쉬</w:t>
+      </w:r>
+      <w:proofErr w:type="spellEnd"/>
+      <w:r>
+        <w:rPr>
+          <w:b/>
+          <w:bCs/>
+          <w:sz w:val="22"/>
+        </w:rPr>
+        <w:t xml:space="preserve"> 타입에서 필요에 따라 업로드 로직을 재정의(override)할 수 있도록 설계했습니다.</w:t>
+      </w:r>
+    </w:p>
+    <w:p>
+      <w:pPr>
+        <w:rPr>
+          <w:b/>
+          <w:bCs/>
+          <w:sz w:val="22"/>
+        </w:rPr>
+      </w:pPr>
+      <w:r>
+        <w:rPr>
+          <w:b/>
+          <w:bCs/>
+          <w:sz w:val="22"/>
+        </w:rPr>
+        <w:t>2. 네트워킹 및 플레이어 동기화</w:t>
+      </w:r>
+    </w:p>
+    <w:p>
+      <w:pPr>
+        <w:numPr>
+          <w:ilvl w:val="0"/>
+          <w:numId w:val="5"/>
+        </w:numPr>
+        <w:rPr>
+          <w:b/>
+          <w:bCs/>
+          <w:sz w:val="22"/>
+        </w:rPr>
+      </w:pPr>
+      <w:r>
+        <w:rPr>
+          <w:b/>
+          <w:bCs/>
+          <w:sz w:val="22"/>
+        </w:rPr>
+        <w:t xml:space="preserve">패킷 </w:t>
+      </w:r>
+      <w:proofErr w:type="spellStart"/>
+      <w:r>
+        <w:rPr>
+          <w:b/>
+          <w:bCs/>
+          <w:sz w:val="22"/>
+        </w:rPr>
+        <w:t>핸들러</w:t>
+      </w:r>
+      <w:proofErr w:type="spellEnd"/>
+      <w:r>
+        <w:rPr>
+          <w:b/>
+          <w:bCs/>
+          <w:sz w:val="22"/>
+        </w:rPr>
+        <w:t xml:space="preserve"> 개선:</w:t>
+      </w:r>
+    </w:p>
+    <w:p>
+      <w:pPr>
+        <w:numPr>
+          <w:ilvl w:val="1"/>
+          <w:numId w:val="5"/>
+        </w:numPr>
+        <w:rPr>
+          <w:b/>
+          <w:bCs/>
+          <w:sz w:val="22"/>
+        </w:rPr>
+      </w:pPr>
+      <w:r>
+        <w:rPr>
+          <w:b/>
+          <w:bCs/>
+          <w:sz w:val="22"/>
+        </w:rPr>
+        <w:t xml:space="preserve">HANDLE_S2C_MOVE: </w:t>
+      </w:r>
+      <w:proofErr w:type="spellStart"/>
+      <w:r>
+        <w:rPr>
+          <w:b/>
+          <w:bCs/>
+          <w:sz w:val="22"/>
+        </w:rPr>
+        <w:t>MainPlayer</w:t>
+      </w:r>
+      <w:proofErr w:type="spellEnd"/>
+      <w:r>
+        <w:rPr>
+          <w:b/>
+          <w:bCs/>
+          <w:sz w:val="22"/>
+        </w:rPr>
+        <w:t>를 찾는 방식을 변경하고, 적 플레이어의 위치 동기화 로직을 개선했습니다.</w:t>
+      </w:r>
+    </w:p>
+    <w:p>
+      <w:pPr>
+        <w:numPr>
+          <w:ilvl w:val="1"/>
+          <w:numId w:val="5"/>
+        </w:numPr>
+        <w:rPr>
+          <w:b/>
+          <w:bCs/>
+          <w:sz w:val="22"/>
+        </w:rPr>
+      </w:pPr>
+      <w:r>
+        <w:rPr>
+          <w:b/>
+          <w:bCs/>
+          <w:sz w:val="22"/>
+        </w:rPr>
+        <w:t>HANDLE_S2C_</w:t>
+      </w:r>
+      <w:proofErr w:type="gramStart"/>
+      <w:r>
+        <w:rPr>
+          <w:b/>
+          <w:bCs/>
+          <w:sz w:val="22"/>
+        </w:rPr>
+        <w:t>LEAVE /</w:t>
+      </w:r>
+      <w:proofErr w:type="gramEnd"/>
+      <w:r>
+        <w:rPr>
+          <w:b/>
+          <w:bCs/>
+          <w:sz w:val="22"/>
+        </w:rPr>
+        <w:t xml:space="preserve"> ATTACK: 적 플레이어를 찾는 방식을 변경하고, HP 설정 로직을 추가했습니다.</w:t>
+      </w:r>
+    </w:p>
+    <w:p>
+      <w:pPr>
+        <w:numPr>
+          <w:ilvl w:val="0"/>
+          <w:numId w:val="5"/>
+        </w:numPr>
+        <w:rPr>
+          <w:b/>
+          <w:bCs/>
+          <w:sz w:val="22"/>
+        </w:rPr>
+      </w:pPr>
+      <w:r>
+        <w:rPr>
+          <w:b/>
+          <w:bCs/>
+          <w:sz w:val="22"/>
+        </w:rPr>
+        <w:t xml:space="preserve">플레이어 생성: </w:t>
+      </w:r>
+      <w:proofErr w:type="spellStart"/>
+      <w:r>
+        <w:rPr>
+          <w:b/>
+          <w:bCs/>
+          <w:sz w:val="22"/>
+        </w:rPr>
+        <w:t>ClientPacketManager</w:t>
+      </w:r>
+      <w:proofErr w:type="spellEnd"/>
+      <w:r>
+        <w:rPr>
+          <w:b/>
+          <w:bCs/>
+          <w:sz w:val="22"/>
+        </w:rPr>
+        <w:t>에 플레이어 이름으로 게임 오브젝트를 생성하고 HP를 설정하는 로직을 추가했습니다.</w:t>
+      </w:r>
+    </w:p>
+    <w:p>
+      <w:pPr>
+        <w:numPr>
+          <w:ilvl w:val="0"/>
+          <w:numId w:val="5"/>
+        </w:numPr>
+        <w:rPr>
+          <w:b/>
+          <w:bCs/>
+          <w:sz w:val="22"/>
+        </w:rPr>
+      </w:pPr>
+      <w:proofErr w:type="spellStart"/>
+      <w:r>
+        <w:rPr>
+          <w:b/>
+          <w:bCs/>
+          <w:sz w:val="22"/>
+        </w:rPr>
+        <w:t>OtherPlayer</w:t>
+      </w:r>
+      <w:proofErr w:type="spellEnd"/>
+      <w:r>
+        <w:rPr>
+          <w:b/>
+          <w:bCs/>
+          <w:sz w:val="22"/>
+        </w:rPr>
+        <w:t xml:space="preserve"> (타 플레이어) 스크립트:</w:t>
+      </w:r>
+    </w:p>
+    <w:p>
+      <w:pPr>
+        <w:numPr>
+          <w:ilvl w:val="1"/>
+          <w:numId w:val="5"/>
+        </w:numPr>
+        <w:rPr>
+          <w:b/>
+          <w:bCs/>
+          <w:sz w:val="22"/>
+        </w:rPr>
+      </w:pPr>
+      <w:proofErr w:type="spellStart"/>
+      <w:r>
+        <w:rPr>
+          <w:b/>
+          <w:bCs/>
+          <w:sz w:val="22"/>
+        </w:rPr>
+        <w:t>on_sync_position</w:t>
+      </w:r>
+      <w:proofErr w:type="spellEnd"/>
+      <w:r>
+        <w:rPr>
+          <w:b/>
+          <w:bCs/>
+          <w:sz w:val="22"/>
+        </w:rPr>
+        <w:t xml:space="preserve"> 함수를 추가하여 위치 동기화 로직을 별도로 관리합니다.</w:t>
+      </w:r>
+    </w:p>
+    <w:p>
+      <w:pPr>
+        <w:numPr>
+          <w:ilvl w:val="1"/>
+          <w:numId w:val="5"/>
+        </w:numPr>
+        <w:rPr>
+          <w:b/>
+          <w:bCs/>
+          <w:sz w:val="22"/>
+        </w:rPr>
+      </w:pPr>
+      <w:r>
+        <w:rPr>
+          <w:b/>
+          <w:bCs/>
+          <w:sz w:val="22"/>
+        </w:rPr>
+        <w:t xml:space="preserve">awake 함수에서 </w:t>
+      </w:r>
+      <w:proofErr w:type="spellStart"/>
+      <w:r>
+        <w:rPr>
+          <w:b/>
+          <w:bCs/>
+          <w:sz w:val="22"/>
+        </w:rPr>
+        <w:t>RenderComponent</w:t>
+      </w:r>
+      <w:proofErr w:type="spellEnd"/>
+      <w:r>
+        <w:rPr>
+          <w:b/>
+          <w:bCs/>
+          <w:sz w:val="22"/>
+        </w:rPr>
+        <w:t>를 초기화하도록 변경했습니다.</w:t>
+      </w:r>
+    </w:p>
+    <w:p>
+      <w:pPr>
+        <w:numPr>
+          <w:ilvl w:val="1"/>
+          <w:numId w:val="5"/>
+        </w:numPr>
+        <w:rPr>
+          <w:b/>
+          <w:bCs/>
+          <w:sz w:val="22"/>
+        </w:rPr>
+      </w:pPr>
+      <w:proofErr w:type="spellStart"/>
+      <w:r>
+        <w:rPr>
+          <w:b/>
+          <w:bCs/>
+          <w:sz w:val="22"/>
+        </w:rPr>
+        <w:t>SetHP</w:t>
+      </w:r>
+      <w:proofErr w:type="spellEnd"/>
+      <w:r>
+        <w:rPr>
+          <w:b/>
+          <w:bCs/>
+          <w:sz w:val="22"/>
+        </w:rPr>
+        <w:t xml:space="preserve">, </w:t>
+      </w:r>
+      <w:proofErr w:type="spellStart"/>
+      <w:r>
+        <w:rPr>
+          <w:b/>
+          <w:bCs/>
+          <w:sz w:val="22"/>
+        </w:rPr>
+        <w:t>SetID</w:t>
+      </w:r>
+      <w:proofErr w:type="spellEnd"/>
+      <w:r>
+        <w:rPr>
+          <w:b/>
+          <w:bCs/>
+          <w:sz w:val="22"/>
+        </w:rPr>
+        <w:t xml:space="preserve"> 함수를 추가하고, update 함수를 virtual로 변경했습니다.</w:t>
+      </w:r>
+    </w:p>
+    <w:p>
+      <w:pPr>
+        <w:rPr>
+          <w:b/>
+          <w:bCs/>
+          <w:sz w:val="22"/>
+        </w:rPr>
+      </w:pPr>
+      <w:r>
+        <w:rPr>
+          <w:b/>
+          <w:bCs/>
+          <w:sz w:val="22"/>
+        </w:rPr>
+        <w:t>3. 오브젝트(Object) 관리 및 기타</w:t>
+      </w:r>
+    </w:p>
+    <w:p>
+      <w:pPr>
+        <w:numPr>
+          <w:ilvl w:val="0"/>
+          <w:numId w:val="6"/>
+        </w:numPr>
+        <w:rPr>
+          <w:b/>
+          <w:bCs/>
+          <w:sz w:val="22"/>
+        </w:rPr>
+      </w:pPr>
+      <w:r>
+        <w:rPr>
+          <w:b/>
+          <w:bCs/>
+          <w:sz w:val="22"/>
+        </w:rPr>
+        <w:t>Object 관리:</w:t>
+      </w:r>
+    </w:p>
+    <w:p>
+      <w:pPr>
+        <w:numPr>
+          <w:ilvl w:val="1"/>
+          <w:numId w:val="6"/>
+        </w:numPr>
+        <w:rPr>
+          <w:b/>
+          <w:bCs/>
+          <w:sz w:val="22"/>
+        </w:rPr>
+      </w:pPr>
+      <w:proofErr w:type="spellStart"/>
+      <w:r>
+        <w:rPr>
+          <w:b/>
+          <w:bCs/>
+          <w:sz w:val="22"/>
+        </w:rPr>
+        <w:t>Object.h</w:t>
+      </w:r>
+      <w:proofErr w:type="spellEnd"/>
+      <w:r>
+        <w:rPr>
+          <w:b/>
+          <w:bCs/>
+          <w:sz w:val="22"/>
+        </w:rPr>
+        <w:t xml:space="preserve">: 영속성 플래그(persistence flag)의 Getter/Setter를 추가하고, </w:t>
+      </w:r>
+      <w:proofErr w:type="spellStart"/>
+      <w:r>
+        <w:rPr>
+          <w:b/>
+          <w:bCs/>
+          <w:sz w:val="22"/>
+        </w:rPr>
+        <w:t>set_destroyed</w:t>
+      </w:r>
+      <w:proofErr w:type="spellEnd"/>
+      <w:r>
+        <w:rPr>
+          <w:b/>
+          <w:bCs/>
+          <w:sz w:val="22"/>
+        </w:rPr>
+        <w:t xml:space="preserve"> 함수의 접근 지정자를 수정했습니다.</w:t>
+      </w:r>
+    </w:p>
+    <w:p>
+      <w:pPr>
+        <w:numPr>
+          <w:ilvl w:val="1"/>
+          <w:numId w:val="6"/>
+        </w:numPr>
+        <w:rPr>
+          <w:b/>
+          <w:bCs/>
+          <w:sz w:val="22"/>
+        </w:rPr>
+      </w:pPr>
+      <w:r>
+        <w:rPr>
+          <w:b/>
+          <w:bCs/>
+          <w:sz w:val="22"/>
+        </w:rPr>
+        <w:t>Object.cpp: destroy 함수에 즉시 파괴가 아닌 delay 기능이 필요함을 주석으로 언급했습니다.</w:t>
+      </w:r>
+    </w:p>
+    <w:p>
+      <w:pPr>
+        <w:numPr>
+          <w:ilvl w:val="0"/>
+          <w:numId w:val="6"/>
+        </w:numPr>
+        <w:rPr>
+          <w:b/>
+          <w:bCs/>
+          <w:sz w:val="22"/>
+        </w:rPr>
+      </w:pPr>
+      <w:r>
+        <w:rPr>
+          <w:b/>
+          <w:bCs/>
+          <w:sz w:val="22"/>
+        </w:rPr>
+        <w:t>기타 수정:</w:t>
+      </w:r>
+    </w:p>
+    <w:p>
+      <w:pPr>
+        <w:numPr>
+          <w:ilvl w:val="1"/>
+          <w:numId w:val="6"/>
+        </w:numPr>
+        <w:rPr>
+          <w:b/>
+          <w:bCs/>
+          <w:sz w:val="22"/>
+        </w:rPr>
+      </w:pPr>
+      <w:proofErr w:type="spellStart"/>
+      <w:r>
+        <w:rPr>
+          <w:b/>
+          <w:bCs/>
+          <w:sz w:val="22"/>
+        </w:rPr>
+        <w:t>MainPlayerScript</w:t>
+      </w:r>
+      <w:proofErr w:type="spellEnd"/>
+      <w:r>
+        <w:rPr>
+          <w:b/>
+          <w:bCs/>
+          <w:sz w:val="22"/>
+        </w:rPr>
+        <w:t xml:space="preserve">: 참조하는 </w:t>
+      </w:r>
+      <w:proofErr w:type="spellStart"/>
+      <w:r>
+        <w:rPr>
+          <w:b/>
+          <w:bCs/>
+          <w:sz w:val="22"/>
+        </w:rPr>
+        <w:t>메쉬</w:t>
+      </w:r>
+      <w:proofErr w:type="spellEnd"/>
+      <w:r>
+        <w:rPr>
+          <w:b/>
+          <w:bCs/>
+          <w:sz w:val="22"/>
+        </w:rPr>
+        <w:t xml:space="preserve"> 파일을 새로운 파일로 수정했습니다.</w:t>
+      </w:r>
+    </w:p>
+    <w:p>
+      <w:pPr>
+        <w:numPr>
+          <w:ilvl w:val="1"/>
+          <w:numId w:val="6"/>
+        </w:numPr>
+        <w:rPr>
+          <w:b/>
+          <w:bCs/>
+          <w:sz w:val="22"/>
+        </w:rPr>
+      </w:pPr>
+      <w:proofErr w:type="spellStart"/>
+      <w:r>
+        <w:rPr>
+          <w:b/>
+          <w:bCs/>
+          <w:sz w:val="22"/>
+        </w:rPr>
+        <w:t>Chess_Scene</w:t>
+      </w:r>
+      <w:proofErr w:type="spellEnd"/>
+      <w:r>
+        <w:rPr>
+          <w:b/>
+          <w:bCs/>
+          <w:sz w:val="22"/>
+        </w:rPr>
+        <w:t xml:space="preserve">: </w:t>
+      </w:r>
+      <w:proofErr w:type="spellStart"/>
+      <w:r>
+        <w:rPr>
+          <w:b/>
+          <w:bCs/>
+          <w:sz w:val="22"/>
+        </w:rPr>
+        <w:t>DirectionalLight</w:t>
+      </w:r>
+      <w:proofErr w:type="spellEnd"/>
+      <w:r>
+        <w:rPr>
+          <w:b/>
+          <w:bCs/>
+          <w:sz w:val="22"/>
+        </w:rPr>
+        <w:t xml:space="preserve"> 관련 코드를 임시 주석 처리했습니다.</w:t>
+      </w:r>
+    </w:p>
+    <w:p>
+      <w:pPr>
+        <w:pStyle w:val="a3"/>
+        <w:widowControl/>
+        <w:numPr>
+          <w:ilvl w:val="0"/>
+          <w:numId w:val="6"/>
+        </w:numPr>
+        <w:wordWrap/>
+        <w:autoSpaceDE/>
+        <w:autoSpaceDN/>
+        <w:spacing w:before="100" w:beforeAutospacing="1" w:after="100" w:afterAutospacing="1" w:line="240" w:lineRule="auto"/>
+        <w:ind w:leftChars="0"/>
+        <w:jc w:val="left"/>
         <w:rPr>
           <w:rFonts w:eastAsiaTheme="minorHAnsi" w:cs="굴림"/>
-          <w:kern w:val="0"/>
-          <w:szCs w:val="20"/>
-        </w:rPr>
-        <w:t xml:space="preserve">Json </w:t>
-      </w:r>
-      <w:r>
-        <w:rPr>
-          <w:rFonts w:eastAsiaTheme="minorHAnsi" w:cs="굴림" w:hint="eastAsia"/>
-          <w:kern w:val="0"/>
-          <w:szCs w:val="20"/>
-        </w:rPr>
-        <w:t xml:space="preserve">파일을 뽑을 때 사용된 </w:t>
-      </w:r>
-      <w:proofErr w:type="spellStart"/>
-      <w:r>
-        <w:rPr>
-          <w:rFonts w:eastAsiaTheme="minorHAnsi" w:cs="굴림" w:hint="eastAsia"/>
-          <w:kern w:val="0"/>
-          <w:szCs w:val="20"/>
-        </w:rPr>
-        <w:t>블루프린트에서</w:t>
-      </w:r>
-      <w:proofErr w:type="spellEnd"/>
-      <w:r>
-        <w:rPr>
-          <w:rFonts w:eastAsiaTheme="minorHAnsi" w:cs="굴림" w:hint="eastAsia"/>
-          <w:kern w:val="0"/>
-          <w:szCs w:val="20"/>
+          <w:b/>
+          <w:bCs/>
+          <w:kern w:val="0"/>
+          <w:sz w:val="24"/>
+          <w:szCs w:val="24"/>
+        </w:rPr>
+      </w:pPr>
+      <w:r>
+        <w:rPr>
+          <w:rFonts w:ascii="굴림" w:eastAsia="굴림" w:hAnsi="굴림" w:cs="굴림"/>
+          <w:kern w:val="0"/>
+          <w:sz w:val="24"/>
+          <w:szCs w:val="24"/>
+        </w:rPr>
+        <w:tab/>
+      </w:r>
+      <w:r>
+        <w:rPr>
+          <w:rFonts w:eastAsiaTheme="minorHAnsi" w:cs="굴림"/>
+          <w:b/>
+          <w:bCs/>
+          <w:kern w:val="0"/>
+          <w:sz w:val="24"/>
+          <w:szCs w:val="24"/>
+        </w:rPr>
+        <w:t xml:space="preserve">클라이언트 </w:t>
+      </w:r>
+      <w:proofErr w:type="spellStart"/>
+      <w:r>
+        <w:rPr>
+          <w:rFonts w:eastAsiaTheme="minorHAnsi" w:cs="굴림"/>
+          <w:b/>
+          <w:bCs/>
+          <w:kern w:val="0"/>
+          <w:sz w:val="24"/>
+          <w:szCs w:val="24"/>
+        </w:rPr>
+        <w:t>패킷처리부에서</w:t>
+      </w:r>
+      <w:proofErr w:type="spellEnd"/>
+      <w:r>
+        <w:rPr>
+          <w:rFonts w:eastAsiaTheme="minorHAnsi" w:cs="굴림"/>
+          <w:b/>
+          <w:bCs/>
+          <w:kern w:val="0"/>
+          <w:sz w:val="24"/>
+          <w:szCs w:val="24"/>
+        </w:rPr>
+        <w:t xml:space="preserve"> 현재 레거시 코드로 오브젝트 </w:t>
+      </w:r>
+      <w:proofErr w:type="spellStart"/>
+      <w:r>
+        <w:rPr>
+          <w:rFonts w:eastAsiaTheme="minorHAnsi" w:cs="굴림"/>
+          <w:b/>
+          <w:bCs/>
+          <w:kern w:val="0"/>
+          <w:sz w:val="24"/>
+          <w:szCs w:val="24"/>
+        </w:rPr>
+        <w:t>생성중</w:t>
+      </w:r>
+      <w:proofErr w:type="spellEnd"/>
+    </w:p>
+    <w:p>
+      <w:pPr>
+        <w:pStyle w:val="a3"/>
+        <w:widowControl/>
+        <w:numPr>
+          <w:ilvl w:val="0"/>
+          <w:numId w:val="6"/>
+        </w:numPr>
+        <w:wordWrap/>
+        <w:autoSpaceDE/>
+        <w:autoSpaceDN/>
+        <w:spacing w:before="100" w:beforeAutospacing="1" w:after="100" w:afterAutospacing="1" w:line="240" w:lineRule="auto"/>
+        <w:ind w:leftChars="0"/>
+        <w:jc w:val="left"/>
+        <w:rPr>
+          <w:rFonts w:eastAsiaTheme="minorHAnsi" w:cs="굴림"/>
+          <w:b/>
+          <w:bCs/>
+          <w:kern w:val="0"/>
+          <w:sz w:val="24"/>
+          <w:szCs w:val="24"/>
+        </w:rPr>
+      </w:pPr>
+      <w:r>
+        <w:rPr>
+          <w:rFonts w:eastAsiaTheme="minorHAnsi" w:cs="굴림"/>
+          <w:b/>
+          <w:bCs/>
+          <w:kern w:val="0"/>
+          <w:sz w:val="24"/>
+          <w:szCs w:val="24"/>
+        </w:rPr>
+        <w:tab/>
+        <w:t>변경된 컴포넌트 패턴 아키텍처에 맞게끔 수정</w:t>
+      </w:r>
+    </w:p>
+    <w:p>
+      <w:pPr>
+        <w:pStyle w:val="a3"/>
+        <w:widowControl/>
+        <w:numPr>
+          <w:ilvl w:val="0"/>
+          <w:numId w:val="6"/>
+        </w:numPr>
+        <w:wordWrap/>
+        <w:autoSpaceDE/>
+        <w:autoSpaceDN/>
+        <w:spacing w:before="100" w:beforeAutospacing="1" w:after="100" w:afterAutospacing="1" w:line="240" w:lineRule="auto"/>
+        <w:ind w:leftChars="0"/>
+        <w:jc w:val="left"/>
+        <w:rPr>
+          <w:rFonts w:eastAsiaTheme="minorHAnsi" w:cs="굴림"/>
+          <w:b/>
+          <w:bCs/>
+          <w:kern w:val="0"/>
+          <w:sz w:val="24"/>
+          <w:szCs w:val="24"/>
+        </w:rPr>
+      </w:pPr>
+      <w:r>
+        <w:rPr>
+          <w:rFonts w:eastAsiaTheme="minorHAnsi" w:cs="굴림"/>
+          <w:b/>
+          <w:bCs/>
+          <w:kern w:val="0"/>
+          <w:sz w:val="24"/>
+          <w:szCs w:val="24"/>
+        </w:rPr>
+        <w:tab/>
+        <w:t xml:space="preserve">클라이언트 패킷 매니저가 서버와 </w:t>
+      </w:r>
+      <w:proofErr w:type="spellStart"/>
+      <w:r>
+        <w:rPr>
+          <w:rFonts w:eastAsiaTheme="minorHAnsi" w:cs="굴림"/>
+          <w:b/>
+          <w:bCs/>
+          <w:kern w:val="0"/>
+          <w:sz w:val="24"/>
+          <w:szCs w:val="24"/>
+        </w:rPr>
+        <w:t>클라가</w:t>
+      </w:r>
+      <w:proofErr w:type="spellEnd"/>
+      <w:r>
+        <w:rPr>
+          <w:rFonts w:eastAsiaTheme="minorHAnsi" w:cs="굴림"/>
+          <w:b/>
+          <w:bCs/>
+          <w:kern w:val="0"/>
+          <w:sz w:val="24"/>
+          <w:szCs w:val="24"/>
+        </w:rPr>
+        <w:t xml:space="preserve"> 동시에 알고 있는 ID와 이름을 저장한다.</w:t>
+      </w:r>
+    </w:p>
+    <w:p>
+      <w:pPr>
+        <w:pStyle w:val="a3"/>
+        <w:widowControl/>
+        <w:numPr>
+          <w:ilvl w:val="0"/>
+          <w:numId w:val="6"/>
+        </w:numPr>
+        <w:wordWrap/>
+        <w:autoSpaceDE/>
+        <w:autoSpaceDN/>
+        <w:spacing w:before="100" w:beforeAutospacing="1" w:after="100" w:afterAutospacing="1" w:line="240" w:lineRule="auto"/>
+        <w:ind w:leftChars="0"/>
+        <w:jc w:val="left"/>
+        <w:rPr>
+          <w:rFonts w:ascii="굴림" w:eastAsia="굴림" w:hAnsi="굴림" w:cs="굴림"/>
+          <w:b/>
+          <w:bCs/>
+          <w:kern w:val="0"/>
+          <w:sz w:val="24"/>
+          <w:szCs w:val="24"/>
+        </w:rPr>
+      </w:pPr>
+      <w:r>
+        <w:rPr>
+          <w:rFonts w:eastAsiaTheme="minorHAnsi" w:cs="굴림"/>
+          <w:b/>
+          <w:bCs/>
+          <w:kern w:val="0"/>
+          <w:sz w:val="24"/>
+          <w:szCs w:val="24"/>
+        </w:rPr>
+        <w:tab/>
+        <w:t xml:space="preserve">디버그 출력 로그 매크로에서 파일 </w:t>
+      </w:r>
+      <w:proofErr w:type="spellStart"/>
+      <w:r>
+        <w:rPr>
+          <w:rFonts w:eastAsiaTheme="minorHAnsi" w:cs="굴림"/>
+          <w:b/>
+          <w:bCs/>
+          <w:kern w:val="0"/>
+          <w:sz w:val="24"/>
+          <w:szCs w:val="24"/>
+        </w:rPr>
+        <w:t>줄번호</w:t>
+      </w:r>
+      <w:proofErr w:type="spellEnd"/>
+      <w:r>
+        <w:rPr>
+          <w:rFonts w:eastAsiaTheme="minorHAnsi" w:cs="굴림"/>
+          <w:b/>
+          <w:bCs/>
+          <w:kern w:val="0"/>
+          <w:sz w:val="24"/>
+          <w:szCs w:val="24"/>
+        </w:rPr>
+        <w:t xml:space="preserve"> 표시 기능 추가</w:t>
+      </w:r>
+    </w:p>
+    <w:p>
+      <w:pPr>
+        <w:rPr>
+          <w:b/>
+          <w:bCs/>
+          <w:sz w:val="22"/>
+        </w:rPr>
+      </w:pPr>
+      <w:r>
+        <w:rPr>
+          <w:b/>
+          <w:bCs/>
+          <w:sz w:val="22"/>
+        </w:rPr>
+        <w:tab/>
+        <w:t>카메라 컴포넌트 클래스 생성</w:t>
+      </w:r>
+    </w:p>
+    <w:p>
+      <w:pPr>
+        <w:pStyle w:val="a3"/>
+        <w:numPr>
+          <w:ilvl w:val="0"/>
+          <w:numId w:val="8"/>
+        </w:numPr>
+        <w:ind w:leftChars="0"/>
+        <w:rPr>
+          <w:b/>
+          <w:bCs/>
+          <w:sz w:val="22"/>
+        </w:rPr>
+      </w:pPr>
+      <w:r>
+        <w:rPr>
+          <w:b/>
+          <w:bCs/>
+          <w:sz w:val="22"/>
+        </w:rPr>
+        <w:t>렌즈 설정</w:t>
+      </w:r>
+    </w:p>
+    <w:p>
+      <w:pPr>
+        <w:pStyle w:val="a3"/>
+        <w:numPr>
+          <w:ilvl w:val="0"/>
+          <w:numId w:val="8"/>
+        </w:numPr>
+        <w:ind w:leftChars="0"/>
+        <w:rPr>
+          <w:b/>
+          <w:bCs/>
+          <w:sz w:val="22"/>
+        </w:rPr>
+      </w:pPr>
+      <w:proofErr w:type="spellStart"/>
+      <w:r>
+        <w:rPr>
+          <w:b/>
+          <w:bCs/>
+          <w:sz w:val="22"/>
+        </w:rPr>
+        <w:lastRenderedPageBreak/>
+        <w:t>뷰행렬</w:t>
+      </w:r>
+      <w:proofErr w:type="spellEnd"/>
+      <w:r>
+        <w:rPr>
+          <w:b/>
+          <w:bCs/>
+          <w:sz w:val="22"/>
+        </w:rPr>
+        <w:t xml:space="preserve"> 계산</w:t>
+      </w:r>
+    </w:p>
+    <w:p>
+      <w:pPr>
+        <w:pStyle w:val="a3"/>
+        <w:numPr>
+          <w:ilvl w:val="0"/>
+          <w:numId w:val="8"/>
+        </w:numPr>
+        <w:ind w:leftChars="0"/>
+        <w:rPr>
+          <w:b/>
+          <w:bCs/>
+          <w:sz w:val="22"/>
+        </w:rPr>
+      </w:pPr>
+      <w:r>
+        <w:rPr>
+          <w:b/>
+          <w:bCs/>
+          <w:sz w:val="22"/>
+        </w:rPr>
+        <w:t>투영 행렬준비</w:t>
+      </w:r>
+    </w:p>
+    <w:p>
+      <w:pPr>
+        <w:rPr>
+          <w:rFonts w:hint="eastAsia"/>
+          <w:b/>
+          <w:bCs/>
+          <w:sz w:val="22"/>
+        </w:rPr>
+      </w:pPr>
+    </w:p>
+    <w:p>
+      <w:pPr>
+        <w:widowControl/>
+        <w:wordWrap/>
+        <w:autoSpaceDE/>
+        <w:autoSpaceDN/>
+        <w:spacing w:before="100" w:beforeAutospacing="1" w:after="100" w:afterAutospacing="1" w:line="240" w:lineRule="auto"/>
+        <w:jc w:val="left"/>
+        <w:rPr>
+          <w:rFonts w:eastAsiaTheme="minorHAnsi" w:cs="굴림"/>
+          <w:kern w:val="0"/>
+          <w:sz w:val="24"/>
+          <w:szCs w:val="24"/>
+        </w:rPr>
+      </w:pPr>
+      <w:proofErr w:type="gramStart"/>
+      <w:r>
+        <w:rPr>
+          <w:rFonts w:eastAsiaTheme="minorHAnsi" w:cs="굴림"/>
+          <w:kern w:val="0"/>
+          <w:sz w:val="24"/>
+          <w:szCs w:val="24"/>
+        </w:rPr>
+        <w:t xml:space="preserve">  </w:t>
+      </w:r>
+      <w:r>
+        <w:rPr>
+          <w:rFonts w:eastAsiaTheme="minorHAnsi" w:cs="굴림"/>
+          <w:b/>
+          <w:bCs/>
+          <w:kern w:val="0"/>
+          <w:sz w:val="24"/>
+          <w:szCs w:val="24"/>
+        </w:rPr>
+        <w:t>카메라의</w:t>
+      </w:r>
+      <w:proofErr w:type="gramEnd"/>
+      <w:r>
+        <w:rPr>
+          <w:rFonts w:eastAsiaTheme="minorHAnsi" w:cs="굴림"/>
+          <w:b/>
+          <w:bCs/>
+          <w:kern w:val="0"/>
+          <w:sz w:val="24"/>
+          <w:szCs w:val="24"/>
+        </w:rPr>
+        <w:t xml:space="preserve"> 컴포넌트화:</w:t>
+      </w:r>
+      <w:r>
+        <w:rPr>
+          <w:rFonts w:eastAsiaTheme="minorHAnsi" w:cs="굴림"/>
+          <w:kern w:val="0"/>
+          <w:sz w:val="24"/>
+          <w:szCs w:val="24"/>
+        </w:rPr>
+        <w:t xml:space="preserve"> 기존의 단일 </w:t>
+      </w:r>
+      <w:r>
+        <w:rPr>
+          <w:rFonts w:eastAsiaTheme="minorHAnsi" w:cs="굴림체"/>
+          <w:kern w:val="0"/>
+          <w:sz w:val="24"/>
+          <w:szCs w:val="24"/>
+        </w:rPr>
+        <w:t>Camera</w:t>
+      </w:r>
+      <w:r>
+        <w:rPr>
+          <w:rFonts w:eastAsiaTheme="minorHAnsi" w:cs="굴림"/>
+          <w:kern w:val="0"/>
+          <w:sz w:val="24"/>
+          <w:szCs w:val="24"/>
+        </w:rPr>
+        <w:t xml:space="preserve"> 클래스를 삭제(주석 처리)하고, 모든 카메라 기능(뷰/</w:t>
+      </w:r>
+      <w:proofErr w:type="spellStart"/>
+      <w:r>
+        <w:rPr>
+          <w:rFonts w:eastAsiaTheme="minorHAnsi" w:cs="굴림"/>
+          <w:kern w:val="0"/>
+          <w:sz w:val="24"/>
+          <w:szCs w:val="24"/>
+        </w:rPr>
+        <w:t>프로젝션</w:t>
+      </w:r>
+      <w:proofErr w:type="spellEnd"/>
+      <w:r>
+        <w:rPr>
+          <w:rFonts w:eastAsiaTheme="minorHAnsi" w:cs="굴림"/>
+          <w:kern w:val="0"/>
+          <w:sz w:val="24"/>
+          <w:szCs w:val="24"/>
+        </w:rPr>
+        <w:t xml:space="preserve"> 행렬, </w:t>
+      </w:r>
+      <w:proofErr w:type="spellStart"/>
+      <w:r>
+        <w:rPr>
+          <w:rFonts w:eastAsiaTheme="minorHAnsi" w:cs="굴림"/>
+          <w:kern w:val="0"/>
+          <w:sz w:val="24"/>
+          <w:szCs w:val="24"/>
+        </w:rPr>
+        <w:t>셰이더</w:t>
+      </w:r>
+      <w:proofErr w:type="spellEnd"/>
+      <w:r>
+        <w:rPr>
+          <w:rFonts w:eastAsiaTheme="minorHAnsi" w:cs="굴림"/>
+          <w:kern w:val="0"/>
+          <w:sz w:val="24"/>
+          <w:szCs w:val="24"/>
+        </w:rPr>
+        <w:t xml:space="preserve"> 업데이트 등)을 </w:t>
+      </w:r>
+      <w:proofErr w:type="spellStart"/>
+      <w:r>
+        <w:rPr>
+          <w:rFonts w:eastAsiaTheme="minorHAnsi" w:cs="굴림체"/>
+          <w:kern w:val="0"/>
+          <w:sz w:val="24"/>
+          <w:szCs w:val="24"/>
+        </w:rPr>
+        <w:t>CameraComponent</w:t>
+      </w:r>
+      <w:proofErr w:type="spellEnd"/>
+      <w:r>
+        <w:rPr>
+          <w:rFonts w:eastAsiaTheme="minorHAnsi" w:cs="굴림"/>
+          <w:kern w:val="0"/>
+          <w:sz w:val="24"/>
+          <w:szCs w:val="24"/>
+        </w:rPr>
+        <w:t xml:space="preserve">로 분리하여 통합했습니다. </w:t>
+      </w:r>
+      <w:proofErr w:type="spellStart"/>
+      <w:r>
+        <w:rPr>
+          <w:rFonts w:eastAsiaTheme="minorHAnsi" w:cs="굴림체"/>
+          <w:kern w:val="0"/>
+          <w:sz w:val="24"/>
+          <w:szCs w:val="24"/>
+        </w:rPr>
+        <w:t>FreeCameraScript</w:t>
+      </w:r>
+      <w:proofErr w:type="spellEnd"/>
+      <w:r>
+        <w:rPr>
+          <w:rFonts w:eastAsiaTheme="minorHAnsi" w:cs="굴림"/>
+          <w:kern w:val="0"/>
+          <w:sz w:val="24"/>
+          <w:szCs w:val="24"/>
+        </w:rPr>
+        <w:t>가 이 컴포넌트를 제어하여 사용자 입력을 처리합니다.</w:t>
+      </w:r>
+    </w:p>
+    <w:p>
+      <w:pPr>
+        <w:widowControl/>
+        <w:wordWrap/>
+        <w:autoSpaceDE/>
+        <w:autoSpaceDN/>
+        <w:spacing w:before="100" w:beforeAutospacing="1" w:after="100" w:afterAutospacing="1" w:line="240" w:lineRule="auto"/>
+        <w:jc w:val="left"/>
+        <w:rPr>
+          <w:rFonts w:eastAsiaTheme="minorHAnsi" w:cs="굴림"/>
+          <w:kern w:val="0"/>
+          <w:sz w:val="24"/>
+          <w:szCs w:val="24"/>
+        </w:rPr>
+      </w:pPr>
+      <w:proofErr w:type="gramStart"/>
+      <w:r>
+        <w:rPr>
+          <w:rFonts w:eastAsiaTheme="minorHAnsi" w:cs="굴림"/>
+          <w:kern w:val="0"/>
+          <w:sz w:val="24"/>
+          <w:szCs w:val="24"/>
+        </w:rPr>
+        <w:t xml:space="preserve">  </w:t>
+      </w:r>
+      <w:proofErr w:type="spellStart"/>
+      <w:r>
+        <w:rPr>
+          <w:rFonts w:eastAsiaTheme="minorHAnsi" w:cs="굴림"/>
+          <w:b/>
+          <w:bCs/>
+          <w:kern w:val="0"/>
+          <w:sz w:val="24"/>
+          <w:szCs w:val="24"/>
+        </w:rPr>
+        <w:t>메쉬</w:t>
+      </w:r>
+      <w:proofErr w:type="spellEnd"/>
+      <w:proofErr w:type="gramEnd"/>
+      <w:r>
+        <w:rPr>
+          <w:rFonts w:eastAsiaTheme="minorHAnsi" w:cs="굴림"/>
+          <w:b/>
+          <w:bCs/>
+          <w:kern w:val="0"/>
+          <w:sz w:val="24"/>
+          <w:szCs w:val="24"/>
+        </w:rPr>
+        <w:t xml:space="preserve"> 로딩 시스템 확장:</w:t>
+      </w:r>
+      <w:r>
+        <w:rPr>
+          <w:rFonts w:eastAsiaTheme="minorHAnsi" w:cs="굴림"/>
+          <w:kern w:val="0"/>
+          <w:sz w:val="24"/>
+          <w:szCs w:val="24"/>
         </w:rPr>
         <w:t xml:space="preserve"> </w:t>
       </w:r>
       <w:proofErr w:type="spellStart"/>
       <w:r>
         <w:rPr>
+          <w:rFonts w:eastAsiaTheme="minorHAnsi" w:cs="굴림체"/>
+          <w:kern w:val="0"/>
+          <w:sz w:val="24"/>
+          <w:szCs w:val="24"/>
+        </w:rPr>
+        <w:t>Assimp</w:t>
+      </w:r>
+      <w:proofErr w:type="spellEnd"/>
+      <w:r>
+        <w:rPr>
           <w:rFonts w:eastAsiaTheme="minorHAnsi" w:cs="굴림"/>
           <w:kern w:val="0"/>
-          <w:szCs w:val="20"/>
-        </w:rPr>
-        <w:t>png</w:t>
-      </w:r>
-      <w:proofErr w:type="spellEnd"/>
-      <w:r>
-        <w:rPr>
-          <w:rFonts w:eastAsiaTheme="minorHAnsi" w:cs="굴림" w:hint="eastAsia"/>
-          <w:kern w:val="0"/>
-          <w:szCs w:val="20"/>
-        </w:rPr>
-        <w:t>파일도 한번에 뽑을 수 있도록 하였음.</w:t>
-      </w:r>
-      <w:bookmarkStart w:id="0" w:name="_GoBack"/>
-      <w:bookmarkEnd w:id="0"/>
+          <w:sz w:val="24"/>
+          <w:szCs w:val="24"/>
+        </w:rPr>
+        <w:t xml:space="preserve"> 라이브러리를 도입하여 </w:t>
+      </w:r>
+      <w:r>
+        <w:rPr>
+          <w:rFonts w:eastAsiaTheme="minorHAnsi" w:cs="굴림"/>
+          <w:b/>
+          <w:bCs/>
+          <w:kern w:val="0"/>
+          <w:sz w:val="24"/>
+          <w:szCs w:val="24"/>
+        </w:rPr>
+        <w:t>GLB, GLTF</w:t>
+      </w:r>
+      <w:r>
+        <w:rPr>
+          <w:rFonts w:eastAsiaTheme="minorHAnsi" w:cs="굴림"/>
+          <w:kern w:val="0"/>
+          <w:sz w:val="24"/>
+          <w:szCs w:val="24"/>
+        </w:rPr>
+        <w:t xml:space="preserve"> 포맷 로딩을 지원하고, 기존 OBJ </w:t>
+      </w:r>
+      <w:proofErr w:type="spellStart"/>
+      <w:r>
+        <w:rPr>
+          <w:rFonts w:eastAsiaTheme="minorHAnsi" w:cs="굴림"/>
+          <w:kern w:val="0"/>
+          <w:sz w:val="24"/>
+          <w:szCs w:val="24"/>
+        </w:rPr>
+        <w:t>로더를</w:t>
+      </w:r>
+      <w:proofErr w:type="spellEnd"/>
+      <w:r>
+        <w:rPr>
+          <w:rFonts w:eastAsiaTheme="minorHAnsi" w:cs="굴림"/>
+          <w:kern w:val="0"/>
+          <w:sz w:val="24"/>
+          <w:szCs w:val="24"/>
+        </w:rPr>
+        <w:t xml:space="preserve"> 개선했습니다.</w:t>
+      </w:r>
+    </w:p>
+    <w:p>
+      <w:pPr>
+        <w:widowControl/>
+        <w:wordWrap/>
+        <w:autoSpaceDE/>
+        <w:autoSpaceDN/>
+        <w:spacing w:before="100" w:beforeAutospacing="1" w:after="100" w:afterAutospacing="1" w:line="240" w:lineRule="auto"/>
+        <w:jc w:val="left"/>
+        <w:rPr>
+          <w:rFonts w:ascii="굴림" w:eastAsia="굴림" w:hAnsi="굴림" w:cs="굴림"/>
+          <w:kern w:val="0"/>
+          <w:sz w:val="24"/>
+          <w:szCs w:val="24"/>
+        </w:rPr>
+      </w:pPr>
+      <w:proofErr w:type="gramStart"/>
+      <w:r>
+        <w:rPr>
+          <w:rFonts w:eastAsiaTheme="minorHAnsi" w:cs="굴림"/>
+          <w:kern w:val="0"/>
+          <w:sz w:val="24"/>
+          <w:szCs w:val="24"/>
+        </w:rPr>
+        <w:t xml:space="preserve">  </w:t>
+      </w:r>
+      <w:r>
+        <w:rPr>
+          <w:rFonts w:eastAsiaTheme="minorHAnsi" w:cs="굴림"/>
+          <w:b/>
+          <w:bCs/>
+          <w:kern w:val="0"/>
+          <w:sz w:val="24"/>
+          <w:szCs w:val="24"/>
+        </w:rPr>
+        <w:t>유연한</w:t>
+      </w:r>
+      <w:proofErr w:type="gramEnd"/>
+      <w:r>
+        <w:rPr>
+          <w:rFonts w:eastAsiaTheme="minorHAnsi" w:cs="굴림"/>
+          <w:b/>
+          <w:bCs/>
+          <w:kern w:val="0"/>
+          <w:sz w:val="24"/>
+          <w:szCs w:val="24"/>
+        </w:rPr>
+        <w:t xml:space="preserve"> 정점 데이터 처리:</w:t>
+      </w:r>
+      <w:r>
+        <w:rPr>
+          <w:rFonts w:eastAsiaTheme="minorHAnsi" w:cs="굴림"/>
+          <w:kern w:val="0"/>
+          <w:sz w:val="24"/>
+          <w:szCs w:val="24"/>
+        </w:rPr>
+        <w:t xml:space="preserve"> 다양한 정점 구조에 대응하기 위해, </w:t>
+      </w:r>
+      <w:proofErr w:type="spellStart"/>
+      <w:r>
+        <w:rPr>
+          <w:rFonts w:eastAsiaTheme="minorHAnsi" w:cs="굴림"/>
+          <w:kern w:val="0"/>
+          <w:sz w:val="24"/>
+          <w:szCs w:val="24"/>
+        </w:rPr>
+        <w:t>메쉬</w:t>
+      </w:r>
+      <w:proofErr w:type="spellEnd"/>
+      <w:r>
+        <w:rPr>
+          <w:rFonts w:eastAsiaTheme="minorHAnsi" w:cs="굴림"/>
+          <w:kern w:val="0"/>
+          <w:sz w:val="24"/>
+          <w:szCs w:val="24"/>
+        </w:rPr>
+        <w:t xml:space="preserve"> 데이터를 'Serialize된 벡터'(유연한 바이트 버퍼)로 </w:t>
+      </w:r>
+      <w:proofErr w:type="spellStart"/>
+      <w:r>
+        <w:rPr>
+          <w:rFonts w:eastAsiaTheme="minorHAnsi" w:cs="굴림"/>
+          <w:kern w:val="0"/>
+          <w:sz w:val="24"/>
+          <w:szCs w:val="24"/>
+        </w:rPr>
+        <w:t>파싱하여</w:t>
+      </w:r>
+      <w:proofErr w:type="spellEnd"/>
+      <w:r>
+        <w:rPr>
+          <w:rFonts w:eastAsiaTheme="minorHAnsi" w:cs="굴림"/>
+          <w:kern w:val="0"/>
+          <w:sz w:val="24"/>
+          <w:szCs w:val="24"/>
+        </w:rPr>
+        <w:t xml:space="preserve"> 처리하는 방식으로 변경했습니다. 파싱 완료 후 </w:t>
+      </w:r>
+      <w:proofErr w:type="spellStart"/>
+      <w:r>
+        <w:rPr>
+          <w:rFonts w:eastAsiaTheme="minorHAnsi" w:cs="굴림체"/>
+          <w:kern w:val="0"/>
+          <w:sz w:val="24"/>
+          <w:szCs w:val="24"/>
+        </w:rPr>
+        <w:t>set_vertex_data_buffer</w:t>
+      </w:r>
+      <w:proofErr w:type="spellEnd"/>
+      <w:r>
+        <w:rPr>
+          <w:rFonts w:eastAsiaTheme="minorHAnsi" w:cs="굴림"/>
+          <w:kern w:val="0"/>
+          <w:sz w:val="24"/>
+          <w:szCs w:val="24"/>
+        </w:rPr>
+        <w:t xml:space="preserve"> 함수를 통해 최종 데이터를 설정합니다</w:t>
+      </w:r>
+      <w:r>
+        <w:rPr>
+          <w:rFonts w:ascii="굴림" w:eastAsia="굴림" w:hAnsi="굴림" w:cs="굴림"/>
+          <w:kern w:val="0"/>
+          <w:sz w:val="24"/>
+          <w:szCs w:val="24"/>
+        </w:rPr>
+        <w:t>.</w:t>
+      </w:r>
+    </w:p>
+    <w:p>
+      <w:pPr>
+        <w:rPr>
+          <w:b/>
+          <w:bCs/>
+          <w:sz w:val="22"/>
+        </w:rPr>
+      </w:pPr>
     </w:p>
     <w:tbl>
       <w:tblPr>
@@ -1296,6 +3837,20 @@
             <w:pPr>
               <w:jc w:val="left"/>
             </w:pPr>
+            <w:r>
+              <w:rPr>
+                <w:rFonts w:hint="eastAsia"/>
+              </w:rPr>
+              <w:t>카메라 컴포넌트와 라이트 컴포넌트 구현 필요</w:t>
+            </w:r>
+          </w:p>
+          <w:p>
+            <w:pPr>
+              <w:jc w:val="left"/>
+              <w:rPr>
+                <w:rFonts w:hint="eastAsia"/>
+              </w:rPr>
+            </w:pPr>
           </w:p>
         </w:tc>
         <w:tc>
@@ -1485,7 +4040,6 @@
                 <w:b/>
                 <w:sz w:val="22"/>
               </w:rPr>
-              <w:lastRenderedPageBreak/>
               <w:t>다음주 할 일</w:t>
             </w:r>
           </w:p>
@@ -1655,7 +4209,7 @@
 </file>
 
 <file path=word/endnotes.xml><?xml version="1.0" encoding="utf-8"?>
-<w:endnotes xmlns:wpc="http://schemas.microsoft.com/office/word/2010/wordprocessingCanvas" xmlns:cx="http://schemas.microsoft.com/office/drawing/2014/chartex" xmlns:cx1="http://schemas.microsoft.com/office/drawing/2015/9/8/chartex" xmlns:cx2="http://schemas.microsoft.com/office/drawing/2015/10/21/chartex" xmlns:cx3="http://schemas.microsoft.com/office/drawing/2016/5/9/chartex" xmlns:cx4="http://schemas.microsoft.com/office/drawing/2016/5/10/chartex" xmlns:cx5="http://schemas.microsoft.com/office/drawing/2016/5/11/chartex" xmlns:cx6="http://schemas.microsoft.com/office/drawing/2016/5/12/chartex" xmlns:cx7="http://schemas.microsoft.com/office/drawing/2016/5/13/chartex" xmlns:cx8="http://schemas.microsoft.com/office/drawing/2016/5/14/chartex" xmlns:mc="http://schemas.openxmlformats.org/markup-compatibility/2006" xmlns:aink="http://schemas.microsoft.com/office/drawing/2016/ink" xmlns:am3d="http://schemas.microsoft.com/office/drawing/2017/model3d" xmlns:o="urn:schemas-microsoft-com:office:office" xmlns:r="http://schemas.openxmlformats.org/officeDocument/2006/relationships" xmlns:m="http://schemas.openxmlformats.org/officeDocument/2006/math" xmlns:v="urn:schemas-microsoft-com:vml" xmlns:wp14="http://schemas.microsoft.com/office/word/2010/wordprocessingDrawing" xmlns:wp="http://schemas.openxmlformats.org/drawingml/2006/wordprocessingDrawing" xmlns:w10="urn:schemas-microsoft-com:office:word" xmlns:w="http://schemas.openxmlformats.org/wordprocessingml/2006/main" xmlns:w14="http://schemas.microsoft.com/office/word/2010/wordml" xmlns:w15="http://schemas.microsoft.com/office/word/2012/wordml" xmlns:w16cid="http://schemas.microsoft.com/office/word/2016/wordml/cid" xmlns:w16se="http://schemas.microsoft.com/office/word/2015/wordml/symex" xmlns:wpg="http://schemas.microsoft.com/office/word/2010/wordprocessingGroup" xmlns:wpi="http://schemas.microsoft.com/office/word/2010/wordprocessingInk" xmlns:wne="http://schemas.microsoft.com/office/word/2006/wordml" xmlns:wps="http://schemas.microsoft.com/office/word/2010/wordprocessingShape" mc:Ignorable="w14 w15 w16se w16cid wp14">
+<w:endnotes xmlns:wpc="http://schemas.microsoft.com/office/word/2010/wordprocessingCanvas" xmlns:cx="http://schemas.microsoft.com/office/drawing/2014/chartex" xmlns:cx1="http://schemas.microsoft.com/office/drawing/2015/9/8/chartex" xmlns:cx2="http://schemas.microsoft.com/office/drawing/2015/10/21/chartex" xmlns:cx3="http://schemas.microsoft.com/office/drawing/2016/5/9/chartex" xmlns:cx4="http://schemas.microsoft.com/office/drawing/2016/5/10/chartex" xmlns:cx5="http://schemas.microsoft.com/office/drawing/2016/5/11/chartex" xmlns:cx6="http://schemas.microsoft.com/office/drawing/2016/5/12/chartex" xmlns:cx7="http://schemas.microsoft.com/office/drawing/2016/5/13/chartex" xmlns:cx8="http://schemas.microsoft.com/office/drawing/2016/5/14/chartex" xmlns:mc="http://schemas.openxmlformats.org/markup-compatibility/2006" xmlns:aink="http://schemas.microsoft.com/office/drawing/2016/ink" xmlns:am3d="http://schemas.microsoft.com/office/drawing/2017/model3d" xmlns:o="urn:schemas-microsoft-com:office:office" xmlns:oel="http://schemas.microsoft.com/office/2019/extlst" xmlns:r="http://schemas.openxmlformats.org/officeDocument/2006/relationships" xmlns:m="http://schemas.openxmlformats.org/officeDocument/2006/math" xmlns:v="urn:schemas-microsoft-com:vml" xmlns:wp14="http://schemas.microsoft.com/office/word/2010/wordprocessingDrawing" xmlns:wp="http://schemas.openxmlformats.org/drawingml/2006/wordprocessingDrawing" xmlns:w10="urn:schemas-microsoft-com:office:word" xmlns:w="http://schemas.openxmlformats.org/wordprocessingml/2006/main" xmlns:w14="http://schemas.microsoft.com/office/word/2010/wordml" xmlns:w15="http://schemas.microsoft.com/office/word/2012/wordml" xmlns:w16cex="http://schemas.microsoft.com/office/word/2018/wordml/cex" xmlns:w16cid="http://schemas.microsoft.com/office/word/2016/wordml/cid" xmlns:w16="http://schemas.microsoft.com/office/word/2018/wordml" xmlns:w16du="http://schemas.microsoft.com/office/word/2023/wordml/word16du" xmlns:w16sdtdh="http://schemas.microsoft.com/office/word/2020/wordml/sdtdatahash" xmlns:w16sdtfl="http://schemas.microsoft.com/office/word/2024/wordml/sdtformatlock" xmlns:w16se="http://schemas.microsoft.com/office/word/2015/wordml/symex" xmlns:wpg="http://schemas.microsoft.com/office/word/2010/wordprocessingGroup" xmlns:wpi="http://schemas.microsoft.com/office/word/2010/wordprocessingInk" xmlns:wne="http://schemas.microsoft.com/office/word/2006/wordml" xmlns:wps="http://schemas.microsoft.com/office/word/2010/wordprocessingShape" mc:Ignorable="w14 w15 w16se w16cid w16 w16cex w16sdtdh w16sdtfl w16du wp14">
   <w:endnote w:type="separator" w:id="-1">
     <w:p>
       <w:pPr>
@@ -1680,7 +4234,7 @@
 </file>
 
 <file path=word/footnotes.xml><?xml version="1.0" encoding="utf-8"?>
-<w:footnotes xmlns:wpc="http://schemas.microsoft.com/office/word/2010/wordprocessingCanvas" xmlns:cx="http://schemas.microsoft.com/office/drawing/2014/chartex" xmlns:cx1="http://schemas.microsoft.com/office/drawing/2015/9/8/chartex" xmlns:cx2="http://schemas.microsoft.com/office/drawing/2015/10/21/chartex" xmlns:cx3="http://schemas.microsoft.com/office/drawing/2016/5/9/chartex" xmlns:cx4="http://schemas.microsoft.com/office/drawing/2016/5/10/chartex" xmlns:cx5="http://schemas.microsoft.com/office/drawing/2016/5/11/chartex" xmlns:cx6="http://schemas.microsoft.com/office/drawing/2016/5/12/chartex" xmlns:cx7="http://schemas.microsoft.com/office/drawing/2016/5/13/chartex" xmlns:cx8="http://schemas.microsoft.com/office/drawing/2016/5/14/chartex" xmlns:mc="http://schemas.openxmlformats.org/markup-compatibility/2006" xmlns:aink="http://schemas.microsoft.com/office/drawing/2016/ink" xmlns:am3d="http://schemas.microsoft.com/office/drawing/2017/model3d" xmlns:o="urn:schemas-microsoft-com:office:office" xmlns:r="http://schemas.openxmlformats.org/officeDocument/2006/relationships" xmlns:m="http://schemas.openxmlformats.org/officeDocument/2006/math" xmlns:v="urn:schemas-microsoft-com:vml" xmlns:wp14="http://schemas.microsoft.com/office/word/2010/wordprocessingDrawing" xmlns:wp="http://schemas.openxmlformats.org/drawingml/2006/wordprocessingDrawing" xmlns:w10="urn:schemas-microsoft-com:office:word" xmlns:w="http://schemas.openxmlformats.org/wordprocessingml/2006/main" xmlns:w14="http://schemas.microsoft.com/office/word/2010/wordml" xmlns:w15="http://schemas.microsoft.com/office/word/2012/wordml" xmlns:w16cid="http://schemas.microsoft.com/office/word/2016/wordml/cid" xmlns:w16se="http://schemas.microsoft.com/office/word/2015/wordml/symex" xmlns:wpg="http://schemas.microsoft.com/office/word/2010/wordprocessingGroup" xmlns:wpi="http://schemas.microsoft.com/office/word/2010/wordprocessingInk" xmlns:wne="http://schemas.microsoft.com/office/word/2006/wordml" xmlns:wps="http://schemas.microsoft.com/office/word/2010/wordprocessingShape" mc:Ignorable="w14 w15 w16se w16cid wp14">
+<w:footnotes xmlns:wpc="http://schemas.microsoft.com/office/word/2010/wordprocessingCanvas" xmlns:cx="http://schemas.microsoft.com/office/drawing/2014/chartex" xmlns:cx1="http://schemas.microsoft.com/office/drawing/2015/9/8/chartex" xmlns:cx2="http://schemas.microsoft.com/office/drawing/2015/10/21/chartex" xmlns:cx3="http://schemas.microsoft.com/office/drawing/2016/5/9/chartex" xmlns:cx4="http://schemas.microsoft.com/office/drawing/2016/5/10/chartex" xmlns:cx5="http://schemas.microsoft.com/office/drawing/2016/5/11/chartex" xmlns:cx6="http://schemas.microsoft.com/office/drawing/2016/5/12/chartex" xmlns:cx7="http://schemas.microsoft.com/office/drawing/2016/5/13/chartex" xmlns:cx8="http://schemas.microsoft.com/office/drawing/2016/5/14/chartex" xmlns:mc="http://schemas.openxmlformats.org/markup-compatibility/2006" xmlns:aink="http://schemas.microsoft.com/office/drawing/2016/ink" xmlns:am3d="http://schemas.microsoft.com/office/drawing/2017/model3d" xmlns:o="urn:schemas-microsoft-com:office:office" xmlns:oel="http://schemas.microsoft.com/office/2019/extlst" xmlns:r="http://schemas.openxmlformats.org/officeDocument/2006/relationships" xmlns:m="http://schemas.openxmlformats.org/officeDocument/2006/math" xmlns:v="urn:schemas-microsoft-com:vml" xmlns:wp14="http://schemas.microsoft.com/office/word/2010/wordprocessingDrawing" xmlns:wp="http://schemas.openxmlformats.org/drawingml/2006/wordprocessingDrawing" xmlns:w10="urn:schemas-microsoft-com:office:word" xmlns:w="http://schemas.openxmlformats.org/wordprocessingml/2006/main" xmlns:w14="http://schemas.microsoft.com/office/word/2010/wordml" xmlns:w15="http://schemas.microsoft.com/office/word/2012/wordml" xmlns:w16cex="http://schemas.microsoft.com/office/word/2018/wordml/cex" xmlns:w16cid="http://schemas.microsoft.com/office/word/2016/wordml/cid" xmlns:w16="http://schemas.microsoft.com/office/word/2018/wordml" xmlns:w16du="http://schemas.microsoft.com/office/word/2023/wordml/word16du" xmlns:w16sdtdh="http://schemas.microsoft.com/office/word/2020/wordml/sdtdatahash" xmlns:w16sdtfl="http://schemas.microsoft.com/office/word/2024/wordml/sdtformatlock" xmlns:w16se="http://schemas.microsoft.com/office/word/2015/wordml/symex" xmlns:wpg="http://schemas.microsoft.com/office/word/2010/wordprocessingGroup" xmlns:wpi="http://schemas.microsoft.com/office/word/2010/wordprocessingInk" xmlns:wne="http://schemas.microsoft.com/office/word/2006/wordml" xmlns:wps="http://schemas.microsoft.com/office/word/2010/wordprocessingShape" mc:Ignorable="w14 w15 w16se w16cid w16 w16cex w16sdtdh w16sdtfl w16du wp14">
   <w:footnote w:type="separator" w:id="-1">
     <w:p>
       <w:pPr>
@@ -1705,7 +4259,7 @@
 </file>
 
 <file path=word/numbering.xml><?xml version="1.0" encoding="utf-8"?>
-<w:numbering xmlns:wpc="http://schemas.microsoft.com/office/word/2010/wordprocessingCanvas" xmlns:cx="http://schemas.microsoft.com/office/drawing/2014/chartex" xmlns:cx1="http://schemas.microsoft.com/office/drawing/2015/9/8/chartex" xmlns:cx2="http://schemas.microsoft.com/office/drawing/2015/10/21/chartex" xmlns:cx3="http://schemas.microsoft.com/office/drawing/2016/5/9/chartex" xmlns:cx4="http://schemas.microsoft.com/office/drawing/2016/5/10/chartex" xmlns:cx5="http://schemas.microsoft.com/office/drawing/2016/5/11/chartex" xmlns:cx6="http://schemas.microsoft.com/office/drawing/2016/5/12/chartex" xmlns:cx7="http://schemas.microsoft.com/office/drawing/2016/5/13/chartex" xmlns:cx8="http://schemas.microsoft.com/office/drawing/2016/5/14/chartex" xmlns:mc="http://schemas.openxmlformats.org/markup-compatibility/2006" xmlns:aink="http://schemas.microsoft.com/office/drawing/2016/ink" xmlns:am3d="http://schemas.microsoft.com/office/drawing/2017/model3d" xmlns:o="urn:schemas-microsoft-com:office:office" xmlns:r="http://schemas.openxmlformats.org/officeDocument/2006/relationships" xmlns:m="http://schemas.openxmlformats.org/officeDocument/2006/math" xmlns:v="urn:schemas-microsoft-com:vml" xmlns:wp14="http://schemas.microsoft.com/office/word/2010/wordprocessingDrawing" xmlns:wp="http://schemas.openxmlformats.org/drawingml/2006/wordprocessingDrawing" xmlns:w10="urn:schemas-microsoft-com:office:word" xmlns:w="http://schemas.openxmlformats.org/wordprocessingml/2006/main" xmlns:w14="http://schemas.microsoft.com/office/word/2010/wordml" xmlns:w15="http://schemas.microsoft.com/office/word/2012/wordml" xmlns:w16cid="http://schemas.microsoft.com/office/word/2016/wordml/cid" xmlns:w16se="http://schemas.microsoft.com/office/word/2015/wordml/symex" xmlns:wpg="http://schemas.microsoft.com/office/word/2010/wordprocessingGroup" xmlns:wpi="http://schemas.microsoft.com/office/word/2010/wordprocessingInk" xmlns:wne="http://schemas.microsoft.com/office/word/2006/wordml" xmlns:wps="http://schemas.microsoft.com/office/word/2010/wordprocessingShape" mc:Ignorable="w14 w15 w16se w16cid wp14">
+<w:numbering xmlns:wpc="http://schemas.microsoft.com/office/word/2010/wordprocessingCanvas" xmlns:cx="http://schemas.microsoft.com/office/drawing/2014/chartex" xmlns:cx1="http://schemas.microsoft.com/office/drawing/2015/9/8/chartex" xmlns:cx2="http://schemas.microsoft.com/office/drawing/2015/10/21/chartex" xmlns:cx3="http://schemas.microsoft.com/office/drawing/2016/5/9/chartex" xmlns:cx4="http://schemas.microsoft.com/office/drawing/2016/5/10/chartex" xmlns:cx5="http://schemas.microsoft.com/office/drawing/2016/5/11/chartex" xmlns:cx6="http://schemas.microsoft.com/office/drawing/2016/5/12/chartex" xmlns:cx7="http://schemas.microsoft.com/office/drawing/2016/5/13/chartex" xmlns:cx8="http://schemas.microsoft.com/office/drawing/2016/5/14/chartex" xmlns:mc="http://schemas.openxmlformats.org/markup-compatibility/2006" xmlns:aink="http://schemas.microsoft.com/office/drawing/2016/ink" xmlns:am3d="http://schemas.microsoft.com/office/drawing/2017/model3d" xmlns:o="urn:schemas-microsoft-com:office:office" xmlns:oel="http://schemas.microsoft.com/office/2019/extlst" xmlns:r="http://schemas.openxmlformats.org/officeDocument/2006/relationships" xmlns:m="http://schemas.openxmlformats.org/officeDocument/2006/math" xmlns:v="urn:schemas-microsoft-com:vml" xmlns:wp14="http://schemas.microsoft.com/office/word/2010/wordprocessingDrawing" xmlns:wp="http://schemas.openxmlformats.org/drawingml/2006/wordprocessingDrawing" xmlns:w10="urn:schemas-microsoft-com:office:word" xmlns:w="http://schemas.openxmlformats.org/wordprocessingml/2006/main" xmlns:w14="http://schemas.microsoft.com/office/word/2010/wordml" xmlns:w15="http://schemas.microsoft.com/office/word/2012/wordml" xmlns:w16cex="http://schemas.microsoft.com/office/word/2018/wordml/cex" xmlns:w16cid="http://schemas.microsoft.com/office/word/2016/wordml/cid" xmlns:w16="http://schemas.microsoft.com/office/word/2018/wordml" xmlns:w16du="http://schemas.microsoft.com/office/word/2023/wordml/word16du" xmlns:w16sdtdh="http://schemas.microsoft.com/office/word/2020/wordml/sdtdatahash" xmlns:w16sdtfl="http://schemas.microsoft.com/office/word/2024/wordml/sdtformatlock" xmlns:w16se="http://schemas.microsoft.com/office/word/2015/wordml/symex" xmlns:wpg="http://schemas.microsoft.com/office/word/2010/wordprocessingGroup" xmlns:wpi="http://schemas.microsoft.com/office/word/2010/wordprocessingInk" xmlns:wne="http://schemas.microsoft.com/office/word/2006/wordml" xmlns:wps="http://schemas.microsoft.com/office/word/2010/wordprocessingShape" mc:Ignorable="w14 w15 w16se w16cid w16 w16cex w16sdtdh w16sdtfl w16du wp14">
   <w:abstractNum w:abstractNumId="0" w15:restartNumberingAfterBreak="0">
     <w:nsid w:val="005B63A2"/>
     <w:multiLevelType w:val="hybridMultilevel"/>
@@ -1819,6 +4373,267 @@
     </w:lvl>
   </w:abstractNum>
   <w:abstractNum w:abstractNumId="1" w15:restartNumberingAfterBreak="0">
+    <w:nsid w:val="06657175"/>
+    <w:multiLevelType w:val="multilevel"/>
+    <w:tmpl w:val="D38C43EC"/>
+    <w:lvl w:ilvl="0">
+      <w:start w:val="1"/>
+      <w:numFmt w:val="bullet"/>
+      <w:lvlText w:val=""/>
+      <w:lvlJc w:val="left"/>
+      <w:pPr>
+        <w:tabs>
+          <w:tab w:val="num" w:pos="720"/>
+        </w:tabs>
+        <w:ind w:left="720" w:hanging="360"/>
+      </w:pPr>
+      <w:rPr>
+        <w:rFonts w:ascii="Symbol" w:hAnsi="Symbol" w:hint="default"/>
+        <w:sz w:val="20"/>
+      </w:rPr>
+    </w:lvl>
+    <w:lvl w:ilvl="1">
+      <w:start w:val="1"/>
+      <w:numFmt w:val="bullet"/>
+      <w:lvlText w:val="o"/>
+      <w:lvlJc w:val="left"/>
+      <w:pPr>
+        <w:tabs>
+          <w:tab w:val="num" w:pos="1440"/>
+        </w:tabs>
+        <w:ind w:left="1440" w:hanging="360"/>
+      </w:pPr>
+      <w:rPr>
+        <w:rFonts w:ascii="Courier New" w:hAnsi="Courier New" w:hint="default"/>
+        <w:sz w:val="20"/>
+      </w:rPr>
+    </w:lvl>
+    <w:lvl w:ilvl="2" w:tentative="1">
+      <w:start w:val="1"/>
+      <w:numFmt w:val="bullet"/>
+      <w:lvlText w:val=""/>
+      <w:lvlJc w:val="left"/>
+      <w:pPr>
+        <w:tabs>
+          <w:tab w:val="num" w:pos="2160"/>
+        </w:tabs>
+        <w:ind w:left="2160" w:hanging="360"/>
+      </w:pPr>
+      <w:rPr>
+        <w:rFonts w:ascii="Wingdings" w:hAnsi="Wingdings" w:hint="default"/>
+        <w:sz w:val="20"/>
+      </w:rPr>
+    </w:lvl>
+    <w:lvl w:ilvl="3" w:tentative="1">
+      <w:start w:val="1"/>
+      <w:numFmt w:val="bullet"/>
+      <w:lvlText w:val=""/>
+      <w:lvlJc w:val="left"/>
+      <w:pPr>
+        <w:tabs>
+          <w:tab w:val="num" w:pos="2880"/>
+        </w:tabs>
+        <w:ind w:left="2880" w:hanging="360"/>
+      </w:pPr>
+      <w:rPr>
+        <w:rFonts w:ascii="Wingdings" w:hAnsi="Wingdings" w:hint="default"/>
+        <w:sz w:val="20"/>
+      </w:rPr>
+    </w:lvl>
+    <w:lvl w:ilvl="4" w:tentative="1">
+      <w:start w:val="1"/>
+      <w:numFmt w:val="bullet"/>
+      <w:lvlText w:val=""/>
+      <w:lvlJc w:val="left"/>
+      <w:pPr>
+        <w:tabs>
+          <w:tab w:val="num" w:pos="3600"/>
+        </w:tabs>
+        <w:ind w:left="3600" w:hanging="360"/>
+      </w:pPr>
+      <w:rPr>
+        <w:rFonts w:ascii="Wingdings" w:hAnsi="Wingdings" w:hint="default"/>
+        <w:sz w:val="20"/>
+      </w:rPr>
+    </w:lvl>
+    <w:lvl w:ilvl="5" w:tentative="1">
+      <w:start w:val="1"/>
+      <w:numFmt w:val="bullet"/>
+      <w:lvlText w:val=""/>
+      <w:lvlJc w:val="left"/>
+      <w:pPr>
+        <w:tabs>
+          <w:tab w:val="num" w:pos="4320"/>
+        </w:tabs>
+        <w:ind w:left="4320" w:hanging="360"/>
+      </w:pPr>
+      <w:rPr>
+        <w:rFonts w:ascii="Wingdings" w:hAnsi="Wingdings" w:hint="default"/>
+        <w:sz w:val="20"/>
+      </w:rPr>
+    </w:lvl>
+    <w:lvl w:ilvl="6" w:tentative="1">
+      <w:start w:val="1"/>
+      <w:numFmt w:val="bullet"/>
+      <w:lvlText w:val=""/>
+      <w:lvlJc w:val="left"/>
+      <w:pPr>
+        <w:tabs>
+          <w:tab w:val="num" w:pos="5040"/>
+        </w:tabs>
+        <w:ind w:left="5040" w:hanging="360"/>
+      </w:pPr>
+      <w:rPr>
+        <w:rFonts w:ascii="Wingdings" w:hAnsi="Wingdings" w:hint="default"/>
+        <w:sz w:val="20"/>
+      </w:rPr>
+    </w:lvl>
+    <w:lvl w:ilvl="7" w:tentative="1">
+      <w:start w:val="1"/>
+      <w:numFmt w:val="bullet"/>
+      <w:lvlText w:val=""/>
+      <w:lvlJc w:val="left"/>
+      <w:pPr>
+        <w:tabs>
+          <w:tab w:val="num" w:pos="5760"/>
+        </w:tabs>
+        <w:ind w:left="5760" w:hanging="360"/>
+      </w:pPr>
+      <w:rPr>
+        <w:rFonts w:ascii="Wingdings" w:hAnsi="Wingdings" w:hint="default"/>
+        <w:sz w:val="20"/>
+      </w:rPr>
+    </w:lvl>
+    <w:lvl w:ilvl="8" w:tentative="1">
+      <w:start w:val="1"/>
+      <w:numFmt w:val="bullet"/>
+      <w:lvlText w:val=""/>
+      <w:lvlJc w:val="left"/>
+      <w:pPr>
+        <w:tabs>
+          <w:tab w:val="num" w:pos="6480"/>
+        </w:tabs>
+        <w:ind w:left="6480" w:hanging="360"/>
+      </w:pPr>
+      <w:rPr>
+        <w:rFonts w:ascii="Wingdings" w:hAnsi="Wingdings" w:hint="default"/>
+        <w:sz w:val="20"/>
+      </w:rPr>
+    </w:lvl>
+  </w:abstractNum>
+  <w:abstractNum w:abstractNumId="2" w15:restartNumberingAfterBreak="0">
+    <w:nsid w:val="407475C7"/>
+    <w:multiLevelType w:val="hybridMultilevel"/>
+    <w:tmpl w:val="1974EA20"/>
+    <w:lvl w:ilvl="0" w:tplc="A6F0DC7C">
+      <w:numFmt w:val="bullet"/>
+      <w:lvlText w:val="-"/>
+      <w:lvlJc w:val="left"/>
+      <w:pPr>
+        <w:ind w:left="800" w:hanging="360"/>
+      </w:pPr>
+      <w:rPr>
+        <w:rFonts w:ascii="맑은 고딕" w:eastAsia="맑은 고딕" w:hAnsi="맑은 고딕" w:cstheme="minorEastAsia" w:hint="eastAsia"/>
+      </w:rPr>
+    </w:lvl>
+    <w:lvl w:ilvl="1" w:tplc="04090003" w:tentative="1">
+      <w:start w:val="1"/>
+      <w:numFmt w:val="bullet"/>
+      <w:lvlText w:val=""/>
+      <w:lvlJc w:val="left"/>
+      <w:pPr>
+        <w:ind w:left="1320" w:hanging="440"/>
+      </w:pPr>
+      <w:rPr>
+        <w:rFonts w:ascii="Wingdings" w:hAnsi="Wingdings" w:hint="default"/>
+      </w:rPr>
+    </w:lvl>
+    <w:lvl w:ilvl="2" w:tplc="04090005" w:tentative="1">
+      <w:start w:val="1"/>
+      <w:numFmt w:val="bullet"/>
+      <w:lvlText w:val=""/>
+      <w:lvlJc w:val="left"/>
+      <w:pPr>
+        <w:ind w:left="1760" w:hanging="440"/>
+      </w:pPr>
+      <w:rPr>
+        <w:rFonts w:ascii="Wingdings" w:hAnsi="Wingdings" w:hint="default"/>
+      </w:rPr>
+    </w:lvl>
+    <w:lvl w:ilvl="3" w:tplc="04090001" w:tentative="1">
+      <w:start w:val="1"/>
+      <w:numFmt w:val="bullet"/>
+      <w:lvlText w:val=""/>
+      <w:lvlJc w:val="left"/>
+      <w:pPr>
+        <w:ind w:left="2200" w:hanging="440"/>
+      </w:pPr>
+      <w:rPr>
+        <w:rFonts w:ascii="Wingdings" w:hAnsi="Wingdings" w:hint="default"/>
+      </w:rPr>
+    </w:lvl>
+    <w:lvl w:ilvl="4" w:tplc="04090003" w:tentative="1">
+      <w:start w:val="1"/>
+      <w:numFmt w:val="bullet"/>
+      <w:lvlText w:val=""/>
+      <w:lvlJc w:val="left"/>
+      <w:pPr>
+        <w:ind w:left="2640" w:hanging="440"/>
+      </w:pPr>
+      <w:rPr>
+        <w:rFonts w:ascii="Wingdings" w:hAnsi="Wingdings" w:hint="default"/>
+      </w:rPr>
+    </w:lvl>
+    <w:lvl w:ilvl="5" w:tplc="04090005" w:tentative="1">
+      <w:start w:val="1"/>
+      <w:numFmt w:val="bullet"/>
+      <w:lvlText w:val=""/>
+      <w:lvlJc w:val="left"/>
+      <w:pPr>
+        <w:ind w:left="3080" w:hanging="440"/>
+      </w:pPr>
+      <w:rPr>
+        <w:rFonts w:ascii="Wingdings" w:hAnsi="Wingdings" w:hint="default"/>
+      </w:rPr>
+    </w:lvl>
+    <w:lvl w:ilvl="6" w:tplc="04090001" w:tentative="1">
+      <w:start w:val="1"/>
+      <w:numFmt w:val="bullet"/>
+      <w:lvlText w:val=""/>
+      <w:lvlJc w:val="left"/>
+      <w:pPr>
+        <w:ind w:left="3520" w:hanging="440"/>
+      </w:pPr>
+      <w:rPr>
+        <w:rFonts w:ascii="Wingdings" w:hAnsi="Wingdings" w:hint="default"/>
+      </w:rPr>
+    </w:lvl>
+    <w:lvl w:ilvl="7" w:tplc="04090003" w:tentative="1">
+      <w:start w:val="1"/>
+      <w:numFmt w:val="bullet"/>
+      <w:lvlText w:val=""/>
+      <w:lvlJc w:val="left"/>
+      <w:pPr>
+        <w:ind w:left="3960" w:hanging="440"/>
+      </w:pPr>
+      <w:rPr>
+        <w:rFonts w:ascii="Wingdings" w:hAnsi="Wingdings" w:hint="default"/>
+      </w:rPr>
+    </w:lvl>
+    <w:lvl w:ilvl="8" w:tplc="04090005" w:tentative="1">
+      <w:start w:val="1"/>
+      <w:numFmt w:val="bullet"/>
+      <w:lvlText w:val=""/>
+      <w:lvlJc w:val="left"/>
+      <w:pPr>
+        <w:ind w:left="4400" w:hanging="440"/>
+      </w:pPr>
+      <w:rPr>
+        <w:rFonts w:ascii="Wingdings" w:hAnsi="Wingdings" w:hint="default"/>
+      </w:rPr>
+    </w:lvl>
+  </w:abstractNum>
+  <w:abstractNum w:abstractNumId="3" w15:restartNumberingAfterBreak="0">
     <w:nsid w:val="592B7FA1"/>
     <w:multiLevelType w:val="multilevel"/>
     <w:tmpl w:val="36F00206"/>
@@ -1967,11 +4782,458 @@
       </w:rPr>
     </w:lvl>
   </w:abstractNum>
-  <w:num w:numId="1">
-    <w:abstractNumId w:val="1"/>
+  <w:abstractNum w:abstractNumId="4" w15:restartNumberingAfterBreak="0">
+    <w:nsid w:val="594F7A51"/>
+    <w:multiLevelType w:val="multilevel"/>
+    <w:tmpl w:val="6AA47904"/>
+    <w:lvl w:ilvl="0">
+      <w:start w:val="1"/>
+      <w:numFmt w:val="bullet"/>
+      <w:lvlText w:val=""/>
+      <w:lvlJc w:val="left"/>
+      <w:pPr>
+        <w:tabs>
+          <w:tab w:val="num" w:pos="720"/>
+        </w:tabs>
+        <w:ind w:left="720" w:hanging="360"/>
+      </w:pPr>
+      <w:rPr>
+        <w:rFonts w:ascii="Symbol" w:hAnsi="Symbol" w:hint="default"/>
+        <w:sz w:val="20"/>
+      </w:rPr>
+    </w:lvl>
+    <w:lvl w:ilvl="1" w:tentative="1">
+      <w:start w:val="1"/>
+      <w:numFmt w:val="bullet"/>
+      <w:lvlText w:val="o"/>
+      <w:lvlJc w:val="left"/>
+      <w:pPr>
+        <w:tabs>
+          <w:tab w:val="num" w:pos="1440"/>
+        </w:tabs>
+        <w:ind w:left="1440" w:hanging="360"/>
+      </w:pPr>
+      <w:rPr>
+        <w:rFonts w:ascii="Courier New" w:hAnsi="Courier New" w:hint="default"/>
+        <w:sz w:val="20"/>
+      </w:rPr>
+    </w:lvl>
+    <w:lvl w:ilvl="2" w:tentative="1">
+      <w:start w:val="1"/>
+      <w:numFmt w:val="bullet"/>
+      <w:lvlText w:val=""/>
+      <w:lvlJc w:val="left"/>
+      <w:pPr>
+        <w:tabs>
+          <w:tab w:val="num" w:pos="2160"/>
+        </w:tabs>
+        <w:ind w:left="2160" w:hanging="360"/>
+      </w:pPr>
+      <w:rPr>
+        <w:rFonts w:ascii="Wingdings" w:hAnsi="Wingdings" w:hint="default"/>
+        <w:sz w:val="20"/>
+      </w:rPr>
+    </w:lvl>
+    <w:lvl w:ilvl="3" w:tentative="1">
+      <w:start w:val="1"/>
+      <w:numFmt w:val="bullet"/>
+      <w:lvlText w:val=""/>
+      <w:lvlJc w:val="left"/>
+      <w:pPr>
+        <w:tabs>
+          <w:tab w:val="num" w:pos="2880"/>
+        </w:tabs>
+        <w:ind w:left="2880" w:hanging="360"/>
+      </w:pPr>
+      <w:rPr>
+        <w:rFonts w:ascii="Wingdings" w:hAnsi="Wingdings" w:hint="default"/>
+        <w:sz w:val="20"/>
+      </w:rPr>
+    </w:lvl>
+    <w:lvl w:ilvl="4" w:tentative="1">
+      <w:start w:val="1"/>
+      <w:numFmt w:val="bullet"/>
+      <w:lvlText w:val=""/>
+      <w:lvlJc w:val="left"/>
+      <w:pPr>
+        <w:tabs>
+          <w:tab w:val="num" w:pos="3600"/>
+        </w:tabs>
+        <w:ind w:left="3600" w:hanging="360"/>
+      </w:pPr>
+      <w:rPr>
+        <w:rFonts w:ascii="Wingdings" w:hAnsi="Wingdings" w:hint="default"/>
+        <w:sz w:val="20"/>
+      </w:rPr>
+    </w:lvl>
+    <w:lvl w:ilvl="5" w:tentative="1">
+      <w:start w:val="1"/>
+      <w:numFmt w:val="bullet"/>
+      <w:lvlText w:val=""/>
+      <w:lvlJc w:val="left"/>
+      <w:pPr>
+        <w:tabs>
+          <w:tab w:val="num" w:pos="4320"/>
+        </w:tabs>
+        <w:ind w:left="4320" w:hanging="360"/>
+      </w:pPr>
+      <w:rPr>
+        <w:rFonts w:ascii="Wingdings" w:hAnsi="Wingdings" w:hint="default"/>
+        <w:sz w:val="20"/>
+      </w:rPr>
+    </w:lvl>
+    <w:lvl w:ilvl="6" w:tentative="1">
+      <w:start w:val="1"/>
+      <w:numFmt w:val="bullet"/>
+      <w:lvlText w:val=""/>
+      <w:lvlJc w:val="left"/>
+      <w:pPr>
+        <w:tabs>
+          <w:tab w:val="num" w:pos="5040"/>
+        </w:tabs>
+        <w:ind w:left="5040" w:hanging="360"/>
+      </w:pPr>
+      <w:rPr>
+        <w:rFonts w:ascii="Wingdings" w:hAnsi="Wingdings" w:hint="default"/>
+        <w:sz w:val="20"/>
+      </w:rPr>
+    </w:lvl>
+    <w:lvl w:ilvl="7" w:tentative="1">
+      <w:start w:val="1"/>
+      <w:numFmt w:val="bullet"/>
+      <w:lvlText w:val=""/>
+      <w:lvlJc w:val="left"/>
+      <w:pPr>
+        <w:tabs>
+          <w:tab w:val="num" w:pos="5760"/>
+        </w:tabs>
+        <w:ind w:left="5760" w:hanging="360"/>
+      </w:pPr>
+      <w:rPr>
+        <w:rFonts w:ascii="Wingdings" w:hAnsi="Wingdings" w:hint="default"/>
+        <w:sz w:val="20"/>
+      </w:rPr>
+    </w:lvl>
+    <w:lvl w:ilvl="8" w:tentative="1">
+      <w:start w:val="1"/>
+      <w:numFmt w:val="bullet"/>
+      <w:lvlText w:val=""/>
+      <w:lvlJc w:val="left"/>
+      <w:pPr>
+        <w:tabs>
+          <w:tab w:val="num" w:pos="6480"/>
+        </w:tabs>
+        <w:ind w:left="6480" w:hanging="360"/>
+      </w:pPr>
+      <w:rPr>
+        <w:rFonts w:ascii="Wingdings" w:hAnsi="Wingdings" w:hint="default"/>
+        <w:sz w:val="20"/>
+      </w:rPr>
+    </w:lvl>
+  </w:abstractNum>
+  <w:abstractNum w:abstractNumId="5" w15:restartNumberingAfterBreak="0">
+    <w:nsid w:val="5B44033C"/>
+    <w:multiLevelType w:val="multilevel"/>
+    <w:tmpl w:val="6FBABFF2"/>
+    <w:lvl w:ilvl="0">
+      <w:start w:val="1"/>
+      <w:numFmt w:val="bullet"/>
+      <w:lvlText w:val=""/>
+      <w:lvlJc w:val="left"/>
+      <w:pPr>
+        <w:tabs>
+          <w:tab w:val="num" w:pos="720"/>
+        </w:tabs>
+        <w:ind w:left="720" w:hanging="360"/>
+      </w:pPr>
+      <w:rPr>
+        <w:rFonts w:ascii="Symbol" w:hAnsi="Symbol" w:hint="default"/>
+        <w:sz w:val="20"/>
+      </w:rPr>
+    </w:lvl>
+    <w:lvl w:ilvl="1">
+      <w:start w:val="1"/>
+      <w:numFmt w:val="bullet"/>
+      <w:lvlText w:val="o"/>
+      <w:lvlJc w:val="left"/>
+      <w:pPr>
+        <w:tabs>
+          <w:tab w:val="num" w:pos="1440"/>
+        </w:tabs>
+        <w:ind w:left="1440" w:hanging="360"/>
+      </w:pPr>
+      <w:rPr>
+        <w:rFonts w:ascii="Courier New" w:hAnsi="Courier New" w:hint="default"/>
+        <w:sz w:val="20"/>
+      </w:rPr>
+    </w:lvl>
+    <w:lvl w:ilvl="2" w:tentative="1">
+      <w:start w:val="1"/>
+      <w:numFmt w:val="bullet"/>
+      <w:lvlText w:val=""/>
+      <w:lvlJc w:val="left"/>
+      <w:pPr>
+        <w:tabs>
+          <w:tab w:val="num" w:pos="2160"/>
+        </w:tabs>
+        <w:ind w:left="2160" w:hanging="360"/>
+      </w:pPr>
+      <w:rPr>
+        <w:rFonts w:ascii="Wingdings" w:hAnsi="Wingdings" w:hint="default"/>
+        <w:sz w:val="20"/>
+      </w:rPr>
+    </w:lvl>
+    <w:lvl w:ilvl="3" w:tentative="1">
+      <w:start w:val="1"/>
+      <w:numFmt w:val="bullet"/>
+      <w:lvlText w:val=""/>
+      <w:lvlJc w:val="left"/>
+      <w:pPr>
+        <w:tabs>
+          <w:tab w:val="num" w:pos="2880"/>
+        </w:tabs>
+        <w:ind w:left="2880" w:hanging="360"/>
+      </w:pPr>
+      <w:rPr>
+        <w:rFonts w:ascii="Wingdings" w:hAnsi="Wingdings" w:hint="default"/>
+        <w:sz w:val="20"/>
+      </w:rPr>
+    </w:lvl>
+    <w:lvl w:ilvl="4" w:tentative="1">
+      <w:start w:val="1"/>
+      <w:numFmt w:val="bullet"/>
+      <w:lvlText w:val=""/>
+      <w:lvlJc w:val="left"/>
+      <w:pPr>
+        <w:tabs>
+          <w:tab w:val="num" w:pos="3600"/>
+        </w:tabs>
+        <w:ind w:left="3600" w:hanging="360"/>
+      </w:pPr>
+      <w:rPr>
+        <w:rFonts w:ascii="Wingdings" w:hAnsi="Wingdings" w:hint="default"/>
+        <w:sz w:val="20"/>
+      </w:rPr>
+    </w:lvl>
+    <w:lvl w:ilvl="5" w:tentative="1">
+      <w:start w:val="1"/>
+      <w:numFmt w:val="bullet"/>
+      <w:lvlText w:val=""/>
+      <w:lvlJc w:val="left"/>
+      <w:pPr>
+        <w:tabs>
+          <w:tab w:val="num" w:pos="4320"/>
+        </w:tabs>
+        <w:ind w:left="4320" w:hanging="360"/>
+      </w:pPr>
+      <w:rPr>
+        <w:rFonts w:ascii="Wingdings" w:hAnsi="Wingdings" w:hint="default"/>
+        <w:sz w:val="20"/>
+      </w:rPr>
+    </w:lvl>
+    <w:lvl w:ilvl="6" w:tentative="1">
+      <w:start w:val="1"/>
+      <w:numFmt w:val="bullet"/>
+      <w:lvlText w:val=""/>
+      <w:lvlJc w:val="left"/>
+      <w:pPr>
+        <w:tabs>
+          <w:tab w:val="num" w:pos="5040"/>
+        </w:tabs>
+        <w:ind w:left="5040" w:hanging="360"/>
+      </w:pPr>
+      <w:rPr>
+        <w:rFonts w:ascii="Wingdings" w:hAnsi="Wingdings" w:hint="default"/>
+        <w:sz w:val="20"/>
+      </w:rPr>
+    </w:lvl>
+    <w:lvl w:ilvl="7" w:tentative="1">
+      <w:start w:val="1"/>
+      <w:numFmt w:val="bullet"/>
+      <w:lvlText w:val=""/>
+      <w:lvlJc w:val="left"/>
+      <w:pPr>
+        <w:tabs>
+          <w:tab w:val="num" w:pos="5760"/>
+        </w:tabs>
+        <w:ind w:left="5760" w:hanging="360"/>
+      </w:pPr>
+      <w:rPr>
+        <w:rFonts w:ascii="Wingdings" w:hAnsi="Wingdings" w:hint="default"/>
+        <w:sz w:val="20"/>
+      </w:rPr>
+    </w:lvl>
+    <w:lvl w:ilvl="8" w:tentative="1">
+      <w:start w:val="1"/>
+      <w:numFmt w:val="bullet"/>
+      <w:lvlText w:val=""/>
+      <w:lvlJc w:val="left"/>
+      <w:pPr>
+        <w:tabs>
+          <w:tab w:val="num" w:pos="6480"/>
+        </w:tabs>
+        <w:ind w:left="6480" w:hanging="360"/>
+      </w:pPr>
+      <w:rPr>
+        <w:rFonts w:ascii="Wingdings" w:hAnsi="Wingdings" w:hint="default"/>
+        <w:sz w:val="20"/>
+      </w:rPr>
+    </w:lvl>
+  </w:abstractNum>
+  <w:abstractNum w:abstractNumId="6" w15:restartNumberingAfterBreak="0">
+    <w:nsid w:val="64764538"/>
+    <w:multiLevelType w:val="multilevel"/>
+    <w:tmpl w:val="64A81E7C"/>
+    <w:lvl w:ilvl="0">
+      <w:start w:val="1"/>
+      <w:numFmt w:val="bullet"/>
+      <w:lvlText w:val=""/>
+      <w:lvlJc w:val="left"/>
+      <w:pPr>
+        <w:tabs>
+          <w:tab w:val="num" w:pos="720"/>
+        </w:tabs>
+        <w:ind w:left="720" w:hanging="360"/>
+      </w:pPr>
+      <w:rPr>
+        <w:rFonts w:ascii="Symbol" w:hAnsi="Symbol" w:hint="default"/>
+        <w:sz w:val="20"/>
+      </w:rPr>
+    </w:lvl>
+    <w:lvl w:ilvl="1">
+      <w:start w:val="1"/>
+      <w:numFmt w:val="bullet"/>
+      <w:lvlText w:val="o"/>
+      <w:lvlJc w:val="left"/>
+      <w:pPr>
+        <w:tabs>
+          <w:tab w:val="num" w:pos="1440"/>
+        </w:tabs>
+        <w:ind w:left="1440" w:hanging="360"/>
+      </w:pPr>
+      <w:rPr>
+        <w:rFonts w:ascii="Courier New" w:hAnsi="Courier New" w:hint="default"/>
+        <w:sz w:val="20"/>
+      </w:rPr>
+    </w:lvl>
+    <w:lvl w:ilvl="2" w:tentative="1">
+      <w:start w:val="1"/>
+      <w:numFmt w:val="bullet"/>
+      <w:lvlText w:val=""/>
+      <w:lvlJc w:val="left"/>
+      <w:pPr>
+        <w:tabs>
+          <w:tab w:val="num" w:pos="2160"/>
+        </w:tabs>
+        <w:ind w:left="2160" w:hanging="360"/>
+      </w:pPr>
+      <w:rPr>
+        <w:rFonts w:ascii="Wingdings" w:hAnsi="Wingdings" w:hint="default"/>
+        <w:sz w:val="20"/>
+      </w:rPr>
+    </w:lvl>
+    <w:lvl w:ilvl="3" w:tentative="1">
+      <w:start w:val="1"/>
+      <w:numFmt w:val="bullet"/>
+      <w:lvlText w:val=""/>
+      <w:lvlJc w:val="left"/>
+      <w:pPr>
+        <w:tabs>
+          <w:tab w:val="num" w:pos="2880"/>
+        </w:tabs>
+        <w:ind w:left="2880" w:hanging="360"/>
+      </w:pPr>
+      <w:rPr>
+        <w:rFonts w:ascii="Wingdings" w:hAnsi="Wingdings" w:hint="default"/>
+        <w:sz w:val="20"/>
+      </w:rPr>
+    </w:lvl>
+    <w:lvl w:ilvl="4" w:tentative="1">
+      <w:start w:val="1"/>
+      <w:numFmt w:val="bullet"/>
+      <w:lvlText w:val=""/>
+      <w:lvlJc w:val="left"/>
+      <w:pPr>
+        <w:tabs>
+          <w:tab w:val="num" w:pos="3600"/>
+        </w:tabs>
+        <w:ind w:left="3600" w:hanging="360"/>
+      </w:pPr>
+      <w:rPr>
+        <w:rFonts w:ascii="Wingdings" w:hAnsi="Wingdings" w:hint="default"/>
+        <w:sz w:val="20"/>
+      </w:rPr>
+    </w:lvl>
+    <w:lvl w:ilvl="5" w:tentative="1">
+      <w:start w:val="1"/>
+      <w:numFmt w:val="bullet"/>
+      <w:lvlText w:val=""/>
+      <w:lvlJc w:val="left"/>
+      <w:pPr>
+        <w:tabs>
+          <w:tab w:val="num" w:pos="4320"/>
+        </w:tabs>
+        <w:ind w:left="4320" w:hanging="360"/>
+      </w:pPr>
+      <w:rPr>
+        <w:rFonts w:ascii="Wingdings" w:hAnsi="Wingdings" w:hint="default"/>
+        <w:sz w:val="20"/>
+      </w:rPr>
+    </w:lvl>
+    <w:lvl w:ilvl="6" w:tentative="1">
+      <w:start w:val="1"/>
+      <w:numFmt w:val="bullet"/>
+      <w:lvlText w:val=""/>
+      <w:lvlJc w:val="left"/>
+      <w:pPr>
+        <w:tabs>
+          <w:tab w:val="num" w:pos="5040"/>
+        </w:tabs>
+        <w:ind w:left="5040" w:hanging="360"/>
+      </w:pPr>
+      <w:rPr>
+        <w:rFonts w:ascii="Wingdings" w:hAnsi="Wingdings" w:hint="default"/>
+        <w:sz w:val="20"/>
+      </w:rPr>
+    </w:lvl>
+    <w:lvl w:ilvl="7" w:tentative="1">
+      <w:start w:val="1"/>
+      <w:numFmt w:val="bullet"/>
+      <w:lvlText w:val=""/>
+      <w:lvlJc w:val="left"/>
+      <w:pPr>
+        <w:tabs>
+          <w:tab w:val="num" w:pos="5760"/>
+        </w:tabs>
+        <w:ind w:left="5760" w:hanging="360"/>
+      </w:pPr>
+      <w:rPr>
+        <w:rFonts w:ascii="Wingdings" w:hAnsi="Wingdings" w:hint="default"/>
+        <w:sz w:val="20"/>
+      </w:rPr>
+    </w:lvl>
+    <w:lvl w:ilvl="8" w:tentative="1">
+      <w:start w:val="1"/>
+      <w:numFmt w:val="bullet"/>
+      <w:lvlText w:val=""/>
+      <w:lvlJc w:val="left"/>
+      <w:pPr>
+        <w:tabs>
+          <w:tab w:val="num" w:pos="6480"/>
+        </w:tabs>
+        <w:ind w:left="6480" w:hanging="360"/>
+      </w:pPr>
+      <w:rPr>
+        <w:rFonts w:ascii="Wingdings" w:hAnsi="Wingdings" w:hint="default"/>
+        <w:sz w:val="20"/>
+      </w:rPr>
+    </w:lvl>
+  </w:abstractNum>
+  <w:num w:numId="1" w16cid:durableId="1342245652">
+    <w:abstractNumId w:val="3"/>
   </w:num>
-  <w:num w:numId="2">
-    <w:abstractNumId w:val="1"/>
+  <w:num w:numId="2" w16cid:durableId="969238966">
+    <w:abstractNumId w:val="3"/>
     <w:lvlOverride w:ilvl="1">
       <w:lvl w:ilvl="1">
         <w:numFmt w:val="decimal"/>
@@ -1980,14 +5242,29 @@
       </w:lvl>
     </w:lvlOverride>
   </w:num>
-  <w:num w:numId="3">
+  <w:num w:numId="3" w16cid:durableId="1336954974">
     <w:abstractNumId w:val="0"/>
+  </w:num>
+  <w:num w:numId="4" w16cid:durableId="229003165">
+    <w:abstractNumId w:val="4"/>
+  </w:num>
+  <w:num w:numId="5" w16cid:durableId="421219889">
+    <w:abstractNumId w:val="1"/>
+  </w:num>
+  <w:num w:numId="6" w16cid:durableId="1931041229">
+    <w:abstractNumId w:val="6"/>
+  </w:num>
+  <w:num w:numId="7" w16cid:durableId="612126673">
+    <w:abstractNumId w:val="5"/>
+  </w:num>
+  <w:num w:numId="8" w16cid:durableId="656609636">
+    <w:abstractNumId w:val="2"/>
   </w:num>
 </w:numbering>
 </file>
 
 <file path=word/styles.xml><?xml version="1.0" encoding="utf-8"?>
-<w:styles xmlns:mc="http://schemas.openxmlformats.org/markup-compatibility/2006" xmlns:r="http://schemas.openxmlformats.org/officeDocument/2006/relationships" xmlns:w="http://schemas.openxmlformats.org/wordprocessingml/2006/main" xmlns:w14="http://schemas.microsoft.com/office/word/2010/wordml" xmlns:w15="http://schemas.microsoft.com/office/word/2012/wordml" xmlns:w16cid="http://schemas.microsoft.com/office/word/2016/wordml/cid" xmlns:w16se="http://schemas.microsoft.com/office/word/2015/wordml/symex" mc:Ignorable="w14 w15 w16se w16cid">
+<w:styles xmlns:mc="http://schemas.openxmlformats.org/markup-compatibility/2006" xmlns:r="http://schemas.openxmlformats.org/officeDocument/2006/relationships" xmlns:w="http://schemas.openxmlformats.org/wordprocessingml/2006/main" xmlns:w14="http://schemas.microsoft.com/office/word/2010/wordml" xmlns:w15="http://schemas.microsoft.com/office/word/2012/wordml" xmlns:w16cex="http://schemas.microsoft.com/office/word/2018/wordml/cex" xmlns:w16cid="http://schemas.microsoft.com/office/word/2016/wordml/cid" xmlns:w16="http://schemas.microsoft.com/office/word/2018/wordml" xmlns:w16du="http://schemas.microsoft.com/office/word/2023/wordml/word16du" xmlns:w16sdtdh="http://schemas.microsoft.com/office/word/2020/wordml/sdtdatahash" xmlns:w16sdtfl="http://schemas.microsoft.com/office/word/2024/wordml/sdtformatlock" xmlns:w16se="http://schemas.microsoft.com/office/word/2015/wordml/symex" mc:Ignorable="w14 w15 w16se w16cid w16 w16cex w16sdtdh w16sdtfl w16du">
   <w:docDefaults>
     <w:rPrDefault>
       <w:rPr>
@@ -2004,7 +5281,7 @@
       </w:pPr>
     </w:pPrDefault>
   </w:docDefaults>
-  <w:latentStyles w:defLockedState="0" w:defUIPriority="0" w:defSemiHidden="0" w:defUnhideWhenUsed="0" w:defQFormat="0" w:count="375">
+  <w:latentStyles w:defLockedState="0" w:defUIPriority="0" w:defSemiHidden="0" w:defUnhideWhenUsed="0" w:defQFormat="0" w:count="376">
     <w:lsdException w:name="Normal" w:qFormat="1"/>
     <w:lsdException w:name="heading 1" w:uiPriority="9" w:qFormat="1"/>
     <w:lsdException w:name="heading 2" w:semiHidden="1" w:uiPriority="9" w:unhideWhenUsed="1" w:qFormat="1"/>
@@ -2275,6 +5552,7 @@
     <w:lsdException w:name="Smart Hyperlink" w:semiHidden="1" w:unhideWhenUsed="1"/>
     <w:lsdException w:name="Hashtag" w:semiHidden="1" w:unhideWhenUsed="1"/>
     <w:lsdException w:name="Unresolved Mention" w:semiHidden="1" w:unhideWhenUsed="1"/>
+    <w:lsdException w:name="Smart Link" w:semiHidden="1" w:uiPriority="99" w:unhideWhenUsed="1"/>
   </w:latentStyles>
   <w:style w:type="paragraph" w:default="1" w:styleId="a">
     <w:name w:val="Normal"/>
@@ -2311,10 +5589,29 @@
       <w:szCs w:val="27"/>
     </w:rPr>
   </w:style>
+  <w:style w:type="paragraph" w:styleId="4">
+    <w:name w:val="heading 4"/>
+    <w:basedOn w:val="a"/>
+    <w:next w:val="a"/>
+    <w:link w:val="4Char"/>
+    <w:uiPriority w:val="9"/>
+    <w:semiHidden/>
+    <w:unhideWhenUsed/>
+    <w:qFormat/>
+    <w:rsid w:val="007F2EEC"/>
+    <w:pPr>
+      <w:keepNext/>
+      <w:ind w:leftChars="400" w:left="400" w:hangingChars="200" w:hanging="2000"/>
+      <w:outlineLvl w:val="3"/>
+    </w:pPr>
+    <w:rPr>
+      <w:b/>
+      <w:bCs/>
+    </w:rPr>
+  </w:style>
   <w:style w:type="character" w:default="1" w:styleId="a0">
     <w:name w:val="Default Paragraph Font"/>
     <w:uiPriority w:val="1"/>
-    <w:semiHidden/>
     <w:unhideWhenUsed/>
   </w:style>
   <w:style w:type="table" w:default="1" w:styleId="a1">
@@ -2471,6 +5768,18 @@
       <w:kern w:val="0"/>
       <w:sz w:val="27"/>
       <w:szCs w:val="27"/>
+    </w:rPr>
+  </w:style>
+  <w:style w:type="character" w:customStyle="1" w:styleId="4Char">
+    <w:name w:val="제목 4 Char"/>
+    <w:basedOn w:val="a0"/>
+    <w:link w:val="4"/>
+    <w:uiPriority w:val="9"/>
+    <w:semiHidden/>
+    <w:rsid w:val="007F2EEC"/>
+    <w:rPr>
+      <w:b/>
+      <w:bCs/>
     </w:rPr>
   </w:style>
 </w:styles>

--- a/작업일지/8주차.docx
+++ b/작업일지/8주차.docx
@@ -489,7 +489,6 @@
             <w:pPr>
               <w:jc w:val="left"/>
               <w:rPr>
-                <w:rFonts w:hint="eastAsia"/>
                 <w:b/>
                 <w:bCs/>
               </w:rPr>
@@ -1337,65 +1336,96 @@
       </w:pPr>
       <w:r>
         <w:rPr>
-          <w:b/>
-          <w:bCs/>
-          <w:sz w:val="22"/>
-        </w:rPr>
-        <w:tab/>
-        <w:t xml:space="preserve">원래 Box오브젝트 생성에 쓰였던 레거시 </w:t>
-      </w:r>
-      <w:proofErr w:type="spellStart"/>
-      <w:r>
-        <w:rPr>
-          <w:b/>
-          <w:bCs/>
-          <w:sz w:val="22"/>
-        </w:rPr>
-        <w:t>BoxObject</w:t>
-      </w:r>
-      <w:proofErr w:type="spellEnd"/>
-      <w:r>
-        <w:rPr>
-          <w:b/>
-          <w:bCs/>
-          <w:sz w:val="22"/>
-        </w:rPr>
-        <w:t xml:space="preserve">를 삭제하고 오브젝트 </w:t>
-      </w:r>
-      <w:proofErr w:type="spellStart"/>
-      <w:r>
-        <w:rPr>
-          <w:b/>
-          <w:bCs/>
-          <w:sz w:val="22"/>
-        </w:rPr>
-        <w:t>생성후</w:t>
-      </w:r>
-      <w:proofErr w:type="spellEnd"/>
-      <w:r>
-        <w:rPr>
-          <w:b/>
-          <w:bCs/>
-          <w:sz w:val="22"/>
-        </w:rPr>
-        <w:t xml:space="preserve"> Box스크립트를 부착</w:t>
-      </w:r>
-    </w:p>
-    <w:p>
-      <w:pPr>
-        <w:rPr>
-          <w:b/>
-          <w:bCs/>
-          <w:sz w:val="22"/>
-        </w:rPr>
-      </w:pPr>
-      <w:r>
-        <w:rPr>
-          <w:b/>
-          <w:bCs/>
-          <w:sz w:val="22"/>
-        </w:rPr>
-        <w:tab/>
+          <w:rFonts w:hint="eastAsia"/>
+          <w:b/>
+          <w:bCs/>
+          <w:sz w:val="22"/>
+        </w:rPr>
+        <w:t xml:space="preserve">BOX테스트 코드 작성 -&gt; </w:t>
+      </w:r>
+      <w:proofErr w:type="spellStart"/>
+      <w:r>
+        <w:rPr>
+          <w:rFonts w:hint="eastAsia"/>
+          <w:b/>
+          <w:bCs/>
+          <w:sz w:val="22"/>
+        </w:rPr>
+        <w:t>렌더</w:t>
+      </w:r>
+      <w:proofErr w:type="spellEnd"/>
+      <w:r>
+        <w:rPr>
+          <w:rFonts w:hint="eastAsia"/>
+          <w:b/>
+          <w:bCs/>
+          <w:sz w:val="22"/>
+        </w:rPr>
+        <w:t xml:space="preserve"> 루프 문제 존재</w:t>
+      </w:r>
+    </w:p>
+    <w:p>
+      <w:pPr>
+        <w:rPr>
+          <w:rFonts w:hint="eastAsia"/>
+          <w:b/>
+          <w:bCs/>
+          <w:sz w:val="22"/>
+        </w:rPr>
+      </w:pPr>
+      <w:r>
+        <w:rPr>
+          <w:rFonts w:hint="eastAsia"/>
+          <w:b/>
+          <w:bCs/>
+          <w:sz w:val="22"/>
+        </w:rPr>
+        <w:t>매니저의 초기화 한곳으로 통합</w:t>
+      </w:r>
+    </w:p>
+    <w:p>
+      <w:pPr>
+        <w:rPr>
+          <w:b/>
+          <w:bCs/>
+          <w:sz w:val="22"/>
+        </w:rPr>
+      </w:pPr>
+      <w:proofErr w:type="spellStart"/>
+      <w:r>
+        <w:rPr>
+          <w:b/>
+          <w:bCs/>
+          <w:sz w:val="22"/>
+        </w:rPr>
+        <w:t>AnimateObject</w:t>
+      </w:r>
+      <w:proofErr w:type="spellEnd"/>
+      <w:r>
+        <w:rPr>
+          <w:b/>
+          <w:bCs/>
+          <w:sz w:val="22"/>
+        </w:rPr>
+        <w:t xml:space="preserve">함수를 </w:t>
+      </w:r>
+      <w:proofErr w:type="spellStart"/>
+      <w:r>
+        <w:rPr>
+          <w:b/>
+          <w:bCs/>
+          <w:sz w:val="22"/>
+        </w:rPr>
+        <w:t>update_object</w:t>
+      </w:r>
+      <w:proofErr w:type="spellEnd"/>
+      <w:r>
+        <w:rPr>
+          <w:b/>
+          <w:bCs/>
+          <w:sz w:val="22"/>
+        </w:rPr>
+        <w:t>로 변경</w:t>
       </w:r>
       <w:r>
         <w:rPr>
@@ -1404,83 +1434,66 @@
           <w:sz w:val="22"/>
         </w:rPr>
         <w:br/>
-      </w:r>
-      <w:r>
-        <w:rPr>
-          <w:b/>
-          <w:bCs/>
-          <w:sz w:val="22"/>
-        </w:rPr>
-        <w:tab/>
-        <w:t xml:space="preserve">GPU에 업로드하는 </w:t>
-      </w:r>
-      <w:proofErr w:type="spellStart"/>
-      <w:r>
-        <w:rPr>
-          <w:b/>
-          <w:bCs/>
-          <w:sz w:val="22"/>
-        </w:rPr>
-        <w:t>순서랑</w:t>
-      </w:r>
-      <w:proofErr w:type="spellEnd"/>
-      <w:r>
-        <w:rPr>
-          <w:b/>
-          <w:bCs/>
-          <w:sz w:val="22"/>
-        </w:rPr>
-        <w:t xml:space="preserve"> 타이밍이 어긋나는 경우가 </w:t>
-      </w:r>
-      <w:proofErr w:type="spellStart"/>
-      <w:r>
-        <w:rPr>
-          <w:b/>
-          <w:bCs/>
-          <w:sz w:val="22"/>
-        </w:rPr>
-        <w:t>생길게</w:t>
-      </w:r>
-      <w:proofErr w:type="spellEnd"/>
-      <w:r>
-        <w:rPr>
-          <w:b/>
-          <w:bCs/>
-          <w:sz w:val="22"/>
-        </w:rPr>
-        <w:t xml:space="preserve"> 뻔해서 일단 지금 현재 업로드하는 리소스 매니저의 함수를 Mesh의 역할을 먼저 제대로 구현 </w:t>
-      </w:r>
-      <w:proofErr w:type="spellStart"/>
-      <w:r>
-        <w:rPr>
-          <w:b/>
-          <w:bCs/>
-          <w:sz w:val="22"/>
-        </w:rPr>
-        <w:t>한뒤에</w:t>
-      </w:r>
-      <w:proofErr w:type="spellEnd"/>
-      <w:r>
-        <w:rPr>
-          <w:b/>
-          <w:bCs/>
-          <w:sz w:val="22"/>
-        </w:rPr>
-        <w:t xml:space="preserve"> 호출하기위해서 TODO주석을 </w:t>
-      </w:r>
-      <w:proofErr w:type="spellStart"/>
-      <w:r>
-        <w:rPr>
-          <w:b/>
-          <w:bCs/>
-          <w:sz w:val="22"/>
-        </w:rPr>
-        <w:t>달아둠</w:t>
-      </w:r>
-      <w:proofErr w:type="spellEnd"/>
-    </w:p>
-    <w:p>
-      <w:pPr>
+        <w:t xml:space="preserve">현재 </w:t>
+      </w:r>
+      <w:proofErr w:type="spellStart"/>
+      <w:r>
+        <w:rPr>
+          <w:b/>
+          <w:bCs/>
+          <w:sz w:val="22"/>
+        </w:rPr>
+        <w:t>쉐이더를</w:t>
+      </w:r>
+      <w:proofErr w:type="spellEnd"/>
+      <w:r>
+        <w:rPr>
+          <w:b/>
+          <w:bCs/>
+          <w:sz w:val="22"/>
+        </w:rPr>
+        <w:t xml:space="preserve"> </w:t>
+      </w:r>
+      <w:proofErr w:type="gramStart"/>
+      <w:r>
+        <w:rPr>
+          <w:b/>
+          <w:bCs/>
+          <w:sz w:val="22"/>
+        </w:rPr>
+        <w:t>상속 받는</w:t>
+      </w:r>
+      <w:proofErr w:type="gramEnd"/>
+      <w:r>
+        <w:rPr>
+          <w:b/>
+          <w:bCs/>
+          <w:sz w:val="22"/>
+        </w:rPr>
+        <w:t xml:space="preserve"> 여러 </w:t>
+      </w:r>
+      <w:proofErr w:type="spellStart"/>
+      <w:r>
+        <w:rPr>
+          <w:b/>
+          <w:bCs/>
+          <w:sz w:val="22"/>
+        </w:rPr>
+        <w:t>쉐이더</w:t>
+      </w:r>
+      <w:proofErr w:type="spellEnd"/>
+      <w:r>
+        <w:rPr>
+          <w:b/>
+          <w:bCs/>
+          <w:sz w:val="22"/>
+        </w:rPr>
+        <w:t xml:space="preserve"> 클래스를 사용해서 PSO를 만들고 처리하는데 이걸 실제로 생성하는 책임을 Renderer에게 전가함</w:t>
+      </w:r>
+    </w:p>
+    <w:p>
+      <w:pPr>
+        <w:ind w:left="800"/>
         <w:rPr>
           <w:b/>
           <w:bCs/>
@@ -1494,199 +1507,6 @@
           <w:sz w:val="22"/>
         </w:rPr>
         <w:lastRenderedPageBreak/>
-        <w:tab/>
-      </w:r>
-      <w:r>
-        <w:rPr>
-          <w:b/>
-          <w:bCs/>
-          <w:sz w:val="22"/>
-        </w:rPr>
-        <w:br/>
-      </w:r>
-      <w:r>
-        <w:rPr>
-          <w:b/>
-          <w:bCs/>
-          <w:sz w:val="22"/>
-        </w:rPr>
-        <w:tab/>
-      </w:r>
-      <w:proofErr w:type="spellStart"/>
-      <w:r>
-        <w:rPr>
-          <w:b/>
-          <w:bCs/>
-          <w:sz w:val="22"/>
-        </w:rPr>
-        <w:t>여러곳에서</w:t>
-      </w:r>
-      <w:proofErr w:type="spellEnd"/>
-      <w:r>
-        <w:rPr>
-          <w:b/>
-          <w:bCs/>
-          <w:sz w:val="22"/>
-        </w:rPr>
-        <w:t xml:space="preserve"> 초기화중인 매니저들을 한곳에 모아서 초기화 진행</w:t>
-      </w:r>
-    </w:p>
-    <w:p>
-      <w:pPr>
-        <w:rPr>
-          <w:b/>
-          <w:bCs/>
-          <w:sz w:val="22"/>
-        </w:rPr>
-      </w:pPr>
-      <w:r>
-        <w:rPr>
-          <w:b/>
-          <w:bCs/>
-          <w:sz w:val="22"/>
-        </w:rPr>
-        <w:tab/>
-      </w:r>
-      <w:proofErr w:type="spellStart"/>
-      <w:r>
-        <w:rPr>
-          <w:b/>
-          <w:bCs/>
-          <w:sz w:val="22"/>
-        </w:rPr>
-        <w:t>AnimateObject</w:t>
-      </w:r>
-      <w:proofErr w:type="spellEnd"/>
-      <w:r>
-        <w:rPr>
-          <w:b/>
-          <w:bCs/>
-          <w:sz w:val="22"/>
-        </w:rPr>
-        <w:t xml:space="preserve">함수를 </w:t>
-      </w:r>
-      <w:proofErr w:type="spellStart"/>
-      <w:r>
-        <w:rPr>
-          <w:b/>
-          <w:bCs/>
-          <w:sz w:val="22"/>
-        </w:rPr>
-        <w:t>update_object</w:t>
-      </w:r>
-      <w:proofErr w:type="spellEnd"/>
-      <w:r>
-        <w:rPr>
-          <w:b/>
-          <w:bCs/>
-          <w:sz w:val="22"/>
-        </w:rPr>
-        <w:t>로 변경</w:t>
-      </w:r>
-    </w:p>
-    <w:p>
-      <w:pPr>
-        <w:rPr>
-          <w:b/>
-          <w:bCs/>
-          <w:sz w:val="22"/>
-        </w:rPr>
-      </w:pPr>
-      <w:r>
-        <w:rPr>
-          <w:b/>
-          <w:bCs/>
-          <w:sz w:val="22"/>
-        </w:rPr>
-        <w:tab/>
-      </w:r>
-      <w:r>
-        <w:rPr>
-          <w:b/>
-          <w:bCs/>
-          <w:sz w:val="22"/>
-        </w:rPr>
-        <w:br/>
-      </w:r>
-      <w:r>
-        <w:rPr>
-          <w:b/>
-          <w:bCs/>
-          <w:sz w:val="22"/>
-        </w:rPr>
-        <w:tab/>
-        <w:t xml:space="preserve">현재 </w:t>
-      </w:r>
-      <w:proofErr w:type="spellStart"/>
-      <w:r>
-        <w:rPr>
-          <w:b/>
-          <w:bCs/>
-          <w:sz w:val="22"/>
-        </w:rPr>
-        <w:t>쉐이더를</w:t>
-      </w:r>
-      <w:proofErr w:type="spellEnd"/>
-      <w:r>
-        <w:rPr>
-          <w:b/>
-          <w:bCs/>
-          <w:sz w:val="22"/>
-        </w:rPr>
-        <w:t xml:space="preserve"> </w:t>
-      </w:r>
-      <w:proofErr w:type="gramStart"/>
-      <w:r>
-        <w:rPr>
-          <w:b/>
-          <w:bCs/>
-          <w:sz w:val="22"/>
-        </w:rPr>
-        <w:t>상속 받는</w:t>
-      </w:r>
-      <w:proofErr w:type="gramEnd"/>
-      <w:r>
-        <w:rPr>
-          <w:b/>
-          <w:bCs/>
-          <w:sz w:val="22"/>
-        </w:rPr>
-        <w:t xml:space="preserve"> 여러 </w:t>
-      </w:r>
-      <w:proofErr w:type="spellStart"/>
-      <w:r>
-        <w:rPr>
-          <w:b/>
-          <w:bCs/>
-          <w:sz w:val="22"/>
-        </w:rPr>
-        <w:t>쉐이더</w:t>
-      </w:r>
-      <w:proofErr w:type="spellEnd"/>
-      <w:r>
-        <w:rPr>
-          <w:b/>
-          <w:bCs/>
-          <w:sz w:val="22"/>
-        </w:rPr>
-        <w:t xml:space="preserve"> 클래스를 사용해서 PSO를 만들고 처리하는데 이걸 실제로 생성하는 책임을 Renderer에게 전가함</w:t>
-      </w:r>
-    </w:p>
-    <w:p>
-      <w:pPr>
-        <w:ind w:left="800"/>
-        <w:rPr>
-          <w:b/>
-          <w:bCs/>
-          <w:sz w:val="22"/>
-        </w:rPr>
-      </w:pPr>
-      <w:r>
-        <w:rPr>
-          <w:b/>
-          <w:bCs/>
-          <w:sz w:val="22"/>
-        </w:rPr>
         <w:t xml:space="preserve">shader클래스의 원형을 변경하여서 원래 PSO만들때 </w:t>
       </w:r>
       <w:proofErr w:type="spellStart"/>
@@ -2442,7 +2262,6 @@
           <w:bCs/>
           <w:sz w:val="22"/>
         </w:rPr>
-        <w:lastRenderedPageBreak/>
         <w:t xml:space="preserve">확장성 확보: </w:t>
       </w:r>
       <w:proofErr w:type="spellStart"/>
@@ -2595,6 +2414,7 @@
           <w:bCs/>
           <w:sz w:val="22"/>
         </w:rPr>
+        <w:lastRenderedPageBreak/>
         <w:t>HANDLE_S2C_</w:t>
       </w:r>
       <w:proofErr w:type="gramStart"/>
@@ -3331,7 +3151,6 @@
           <w:bCs/>
           <w:sz w:val="22"/>
         </w:rPr>
-        <w:lastRenderedPageBreak/>
         <w:t>뷰행렬</w:t>
       </w:r>
       <w:proofErr w:type="spellEnd"/>
@@ -3370,7 +3189,6 @@
     <w:p>
       <w:pPr>
         <w:rPr>
-          <w:rFonts w:hint="eastAsia"/>
           <w:b/>
           <w:bCs/>
           <w:sz w:val="22"/>
@@ -3392,38 +3210,16 @@
           <w:szCs w:val="24"/>
         </w:rPr>
       </w:pPr>
-      <w:proofErr w:type="gramStart"/>
       <w:r>
         <w:rPr>
           <w:rFonts w:eastAsiaTheme="minorHAnsi" w:cs="굴림"/>
-          <w:kern w:val="0"/>
-          <w:sz w:val="24"/>
-          <w:szCs w:val="24"/>
-        </w:rPr>
-        <w:t xml:space="preserve">  </w:t>
-      </w:r>
-      <w:r>
-        <w:rPr>
-          <w:rFonts w:eastAsiaTheme="minorHAnsi" w:cs="굴림"/>
-          <w:b/>
-          <w:bCs/>
-          <w:kern w:val="0"/>
-          <w:sz w:val="24"/>
-          <w:szCs w:val="24"/>
-        </w:rPr>
-        <w:t>카메라의</w:t>
-      </w:r>
-      <w:proofErr w:type="gramEnd"/>
-      <w:r>
-        <w:rPr>
-          <w:rFonts w:eastAsiaTheme="minorHAnsi" w:cs="굴림"/>
-          <w:b/>
-          <w:bCs/>
-          <w:kern w:val="0"/>
-          <w:sz w:val="24"/>
-          <w:szCs w:val="24"/>
-        </w:rPr>
-        <w:t xml:space="preserve"> 컴포넌트화:</w:t>
+          <w:b/>
+          <w:bCs/>
+          <w:kern w:val="0"/>
+          <w:sz w:val="24"/>
+          <w:szCs w:val="24"/>
+        </w:rPr>
+        <w:t>카메라의 컴포넌트화:</w:t>
       </w:r>
       <w:r>
         <w:rPr>
@@ -3548,30 +3344,20 @@
           <w:szCs w:val="24"/>
         </w:rPr>
       </w:pPr>
-      <w:proofErr w:type="gramStart"/>
+      <w:proofErr w:type="spellStart"/>
       <w:r>
         <w:rPr>
           <w:rFonts w:eastAsiaTheme="minorHAnsi" w:cs="굴림"/>
-          <w:kern w:val="0"/>
-          <w:sz w:val="24"/>
-          <w:szCs w:val="24"/>
-        </w:rPr>
-        <w:t xml:space="preserve">  </w:t>
-      </w:r>
-      <w:proofErr w:type="spellStart"/>
-      <w:r>
-        <w:rPr>
-          <w:rFonts w:eastAsiaTheme="minorHAnsi" w:cs="굴림"/>
-          <w:b/>
-          <w:bCs/>
-          <w:kern w:val="0"/>
-          <w:sz w:val="24"/>
-          <w:szCs w:val="24"/>
-        </w:rPr>
+          <w:b/>
+          <w:bCs/>
+          <w:kern w:val="0"/>
+          <w:sz w:val="24"/>
+          <w:szCs w:val="24"/>
+        </w:rPr>
+        <w:lastRenderedPageBreak/>
         <w:t>메쉬</w:t>
       </w:r>
       <w:proofErr w:type="spellEnd"/>
-      <w:proofErr w:type="gramEnd"/>
       <w:r>
         <w:rPr>
           <w:rFonts w:eastAsiaTheme="minorHAnsi" w:cs="굴림"/>
@@ -3662,122 +3448,109 @@
         <w:spacing w:before="100" w:beforeAutospacing="1" w:after="100" w:afterAutospacing="1" w:line="240" w:lineRule="auto"/>
         <w:jc w:val="left"/>
         <w:rPr>
+          <w:rFonts w:ascii="굴림" w:eastAsia="굴림" w:hAnsi="굴림" w:cs="굴림" w:hint="eastAsia"/>
+          <w:kern w:val="0"/>
+          <w:sz w:val="24"/>
+          <w:szCs w:val="24"/>
+        </w:rPr>
+      </w:pPr>
+      <w:r>
+        <w:rPr>
+          <w:rFonts w:eastAsiaTheme="minorHAnsi" w:cs="굴림"/>
+          <w:b/>
+          <w:bCs/>
+          <w:kern w:val="0"/>
+          <w:sz w:val="24"/>
+          <w:szCs w:val="24"/>
+        </w:rPr>
+        <w:t>유연한 정점 데이터 처리:</w:t>
+      </w:r>
+      <w:r>
+        <w:rPr>
+          <w:rFonts w:eastAsiaTheme="minorHAnsi" w:cs="굴림"/>
+          <w:kern w:val="0"/>
+          <w:sz w:val="24"/>
+          <w:szCs w:val="24"/>
+        </w:rPr>
+        <w:t xml:space="preserve"> 다양한 정점 구조에 대응하기 위해, </w:t>
+      </w:r>
+      <w:proofErr w:type="spellStart"/>
+      <w:r>
+        <w:rPr>
+          <w:rFonts w:eastAsiaTheme="minorHAnsi" w:cs="굴림"/>
+          <w:kern w:val="0"/>
+          <w:sz w:val="24"/>
+          <w:szCs w:val="24"/>
+        </w:rPr>
+        <w:t>메쉬</w:t>
+      </w:r>
+      <w:proofErr w:type="spellEnd"/>
+      <w:r>
+        <w:rPr>
+          <w:rFonts w:eastAsiaTheme="minorHAnsi" w:cs="굴림"/>
+          <w:kern w:val="0"/>
+          <w:sz w:val="24"/>
+          <w:szCs w:val="24"/>
+        </w:rPr>
+        <w:t xml:space="preserve"> 데이터를 'Serialize된 벡터'(유연한 바이트 버퍼)로 </w:t>
+      </w:r>
+      <w:proofErr w:type="spellStart"/>
+      <w:r>
+        <w:rPr>
+          <w:rFonts w:eastAsiaTheme="minorHAnsi" w:cs="굴림"/>
+          <w:kern w:val="0"/>
+          <w:sz w:val="24"/>
+          <w:szCs w:val="24"/>
+        </w:rPr>
+        <w:t>파싱하여</w:t>
+      </w:r>
+      <w:proofErr w:type="spellEnd"/>
+      <w:r>
+        <w:rPr>
+          <w:rFonts w:eastAsiaTheme="minorHAnsi" w:cs="굴림"/>
+          <w:kern w:val="0"/>
+          <w:sz w:val="24"/>
+          <w:szCs w:val="24"/>
+        </w:rPr>
+        <w:t xml:space="preserve"> 처리하는 방식으로 변경했습니다. 파싱 완료 후 </w:t>
+      </w:r>
+      <w:proofErr w:type="spellStart"/>
+      <w:r>
+        <w:rPr>
+          <w:rFonts w:eastAsiaTheme="minorHAnsi" w:cs="굴림체"/>
+          <w:kern w:val="0"/>
+          <w:sz w:val="24"/>
+          <w:szCs w:val="24"/>
+        </w:rPr>
+        <w:t>set_vertex_data_buffer</w:t>
+      </w:r>
+      <w:proofErr w:type="spellEnd"/>
+      <w:r>
+        <w:rPr>
+          <w:rFonts w:eastAsiaTheme="minorHAnsi" w:cs="굴림"/>
+          <w:kern w:val="0"/>
+          <w:sz w:val="24"/>
+          <w:szCs w:val="24"/>
+        </w:rPr>
+        <w:t xml:space="preserve"> 함수를 통해 최종 데이터를 설정합니다</w:t>
+      </w:r>
+      <w:r>
+        <w:rPr>
           <w:rFonts w:ascii="굴림" w:eastAsia="굴림" w:hAnsi="굴림" w:cs="굴림"/>
           <w:kern w:val="0"/>
           <w:sz w:val="24"/>
           <w:szCs w:val="24"/>
         </w:rPr>
-      </w:pPr>
-      <w:proofErr w:type="gramStart"/>
-      <w:r>
-        <w:rPr>
-          <w:rFonts w:eastAsiaTheme="minorHAnsi" w:cs="굴림"/>
-          <w:kern w:val="0"/>
-          <w:sz w:val="24"/>
-          <w:szCs w:val="24"/>
-        </w:rPr>
-        <w:t xml:space="preserve">  </w:t>
-      </w:r>
-      <w:r>
-        <w:rPr>
-          <w:rFonts w:eastAsiaTheme="minorHAnsi" w:cs="굴림"/>
-          <w:b/>
-          <w:bCs/>
-          <w:kern w:val="0"/>
-          <w:sz w:val="24"/>
-          <w:szCs w:val="24"/>
-        </w:rPr>
-        <w:t>유연한</w:t>
-      </w:r>
-      <w:proofErr w:type="gramEnd"/>
-      <w:r>
-        <w:rPr>
-          <w:rFonts w:eastAsiaTheme="minorHAnsi" w:cs="굴림"/>
-          <w:b/>
-          <w:bCs/>
-          <w:kern w:val="0"/>
-          <w:sz w:val="24"/>
-          <w:szCs w:val="24"/>
-        </w:rPr>
-        <w:t xml:space="preserve"> 정점 데이터 처리:</w:t>
-      </w:r>
-      <w:r>
-        <w:rPr>
-          <w:rFonts w:eastAsiaTheme="minorHAnsi" w:cs="굴림"/>
-          <w:kern w:val="0"/>
-          <w:sz w:val="24"/>
-          <w:szCs w:val="24"/>
-        </w:rPr>
-        <w:t xml:space="preserve"> 다양한 정점 구조에 대응하기 위해, </w:t>
-      </w:r>
-      <w:proofErr w:type="spellStart"/>
-      <w:r>
-        <w:rPr>
-          <w:rFonts w:eastAsiaTheme="minorHAnsi" w:cs="굴림"/>
-          <w:kern w:val="0"/>
-          <w:sz w:val="24"/>
-          <w:szCs w:val="24"/>
-        </w:rPr>
-        <w:t>메쉬</w:t>
-      </w:r>
-      <w:proofErr w:type="spellEnd"/>
-      <w:r>
-        <w:rPr>
-          <w:rFonts w:eastAsiaTheme="minorHAnsi" w:cs="굴림"/>
-          <w:kern w:val="0"/>
-          <w:sz w:val="24"/>
-          <w:szCs w:val="24"/>
-        </w:rPr>
-        <w:t xml:space="preserve"> 데이터를 'Serialize된 벡터'(유연한 바이트 버퍼)로 </w:t>
-      </w:r>
-      <w:proofErr w:type="spellStart"/>
-      <w:r>
-        <w:rPr>
-          <w:rFonts w:eastAsiaTheme="minorHAnsi" w:cs="굴림"/>
-          <w:kern w:val="0"/>
-          <w:sz w:val="24"/>
-          <w:szCs w:val="24"/>
-        </w:rPr>
-        <w:t>파싱하여</w:t>
-      </w:r>
-      <w:proofErr w:type="spellEnd"/>
-      <w:r>
-        <w:rPr>
-          <w:rFonts w:eastAsiaTheme="minorHAnsi" w:cs="굴림"/>
-          <w:kern w:val="0"/>
-          <w:sz w:val="24"/>
-          <w:szCs w:val="24"/>
-        </w:rPr>
-        <w:t xml:space="preserve"> 처리하는 방식으로 변경했습니다. 파싱 완료 후 </w:t>
-      </w:r>
-      <w:proofErr w:type="spellStart"/>
-      <w:r>
-        <w:rPr>
-          <w:rFonts w:eastAsiaTheme="minorHAnsi" w:cs="굴림체"/>
-          <w:kern w:val="0"/>
-          <w:sz w:val="24"/>
-          <w:szCs w:val="24"/>
-        </w:rPr>
-        <w:t>set_vertex_data_buffer</w:t>
-      </w:r>
-      <w:proofErr w:type="spellEnd"/>
-      <w:r>
-        <w:rPr>
-          <w:rFonts w:eastAsiaTheme="minorHAnsi" w:cs="굴림"/>
-          <w:kern w:val="0"/>
-          <w:sz w:val="24"/>
-          <w:szCs w:val="24"/>
-        </w:rPr>
-        <w:t xml:space="preserve"> 함수를 통해 최종 데이터를 설정합니다</w:t>
-      </w:r>
-      <w:r>
-        <w:rPr>
-          <w:rFonts w:ascii="굴림" w:eastAsia="굴림" w:hAnsi="굴림" w:cs="굴림"/>
-          <w:kern w:val="0"/>
-          <w:sz w:val="24"/>
-          <w:szCs w:val="24"/>
-        </w:rPr>
         <w:t>.</w:t>
+      </w:r>
+      <w:r>
+        <w:rPr>
+          <w:rFonts w:ascii="굴림" w:eastAsia="굴림" w:hAnsi="굴림" w:cs="굴림" w:hint="eastAsia"/>
+          <w:kern w:val="0"/>
+          <w:sz w:val="24"/>
+          <w:szCs w:val="24"/>
+        </w:rPr>
+        <w:t xml:space="preserve"> Vertex클래스 벡터 -&gt; char벡터</w:t>
       </w:r>
     </w:p>
     <w:p>
@@ -3836,6 +3609,9 @@
           <w:p>
             <w:pPr>
               <w:jc w:val="left"/>
+              <w:rPr>
+                <w:rFonts w:hint="eastAsia"/>
+              </w:rPr>
             </w:pPr>
             <w:r>
               <w:rPr>
@@ -3843,14 +3619,6 @@
               </w:rPr>
               <w:t>카메라 컴포넌트와 라이트 컴포넌트 구현 필요</w:t>
             </w:r>
-          </w:p>
-          <w:p>
-            <w:pPr>
-              <w:jc w:val="left"/>
-              <w:rPr>
-                <w:rFonts w:hint="eastAsia"/>
-              </w:rPr>
-            </w:pPr>
           </w:p>
         </w:tc>
         <w:tc>
@@ -3887,6 +3655,28 @@
                 <w:szCs w:val="20"/>
               </w:rPr>
             </w:pPr>
+            <w:r>
+              <w:rPr>
+                <w:rFonts w:hint="eastAsia"/>
+                <w:szCs w:val="20"/>
+              </w:rPr>
+              <w:t>카메라 컴포넌트의 필요한 메서드와 행렬 계산 동기화 필요</w:t>
+            </w:r>
+          </w:p>
+          <w:p>
+            <w:pPr>
+              <w:rPr>
+                <w:rFonts w:hint="eastAsia"/>
+                <w:szCs w:val="20"/>
+              </w:rPr>
+            </w:pPr>
+            <w:r>
+              <w:rPr>
+                <w:rFonts w:hint="eastAsia"/>
+                <w:szCs w:val="20"/>
+              </w:rPr>
+              <w:t>라이트 컴포넌트는 일단 제외</w:t>
+            </w:r>
           </w:p>
         </w:tc>
       </w:tr>
@@ -5612,6 +5402,7 @@
   <w:style w:type="character" w:default="1" w:styleId="a0">
     <w:name w:val="Default Paragraph Font"/>
     <w:uiPriority w:val="1"/>
+    <w:semiHidden/>
     <w:unhideWhenUsed/>
   </w:style>
   <w:style w:type="table" w:default="1" w:styleId="a1">
